--- a/arb/docx/33.content.docx
+++ b/arb/docx/33.content.docx
@@ -178,13 +178,6 @@
         <w:rPr>
           <w:lang w:val="ar_AE" w:bidi="ar_AE"/>
         </w:rPr>
-      </w:r>
-      <w:r>
-        <w:rPr>
-          <w:i/>
-          <w:lang w:val="ar_AE" w:bidi="ar_AE"/>
-        </w:rPr>
-        <w:t>ميخا 1: 1, ميخا 1: 2, ميخا 1: 2–7, ميخا 1: 2–2: 13, ميخا 1: 3, ميخا 1: 4, ميخا 1: 5, ميخا 1: 6–7, ميخا 1: 8–16, ميخا 1: 9, ميخا 1: 10–15, ميخا 1: 11, ميخا 1: 12, ميخا 1: 13, ميخا 1: 14, ميخا 1: 15, ميخا 1: 16, ميخا 2: 1–2, ميخا 2: 3–5, ميخا 2: 4, ميخا 2: 6, ميخا 2: 7–10, ميخا 2: 11, ميخا 2: 12–13, ميخا 2: 13, ميخا 3: 1, ميخا 3: 1–4, ميخا 3: 1–5: 15, ميخا 3: 2–3, ميخا 3: 4, ميخا 3: 5, ميخا 3: 6–7, ميخا 3: 8, ميخا 3: 9–12, ميخا 3: 11, ميخا 3: 12, ميخا 4: 1–2, ميخا 4: 1–5, ميخا 4: 3, ميخا 4: 4, ميخا 4: 6–7, ميخا 4: 8, ميخا 4: 9, ميخا 4: 10, ميخا 4: 11–13, ميخا 4: 12, ميخا 4: 13, ميخا 5: 1, ميخا 5: 1–15, ميخا 5: 2, ميخا 5: 4–5, ميخا 5: 5, ميخا 5: 6, ميخا 5: 7, ميخا 5: 7–15, ميخا 5: 8–9, ميخا 5: 10–14, ميخا 5: 13–14, ميخا 6: 1–2, ميخا 6: 1–16, ميخا 6: 3, ميخا 6: 4–5, ميخا 6: 6–7, ميخا 6: 8, ميخا 6: 9, ميخا 6: 9–16, ميخا 6: 10–12, ميخا 6: 13–16, ميخا 6: 16, ميخا 7: 1, ميخا 7: 1–20, ميخا 7: 2, ميخا 7: 2–6, ميخا 7: 3, ميخا 7: 4, ميخا 7: 5–6, ميخا 7: 7–10, ميخا 7: 8, ميخا 7: 9, ميخا 7: 10, ميخا 7: 11–12, ميخا 7: 13, ميخا 7: 14, ميخا 7: 14–20, ميخا 7: 15, ميخا 7: 16, ميخا 7: 17, ميخا 7: 18–20</w:t>
       </w:r>
       <w:r>
         <w:rPr>

--- a/arb/docx/33.content.docx
+++ b/arb/docx/33.content.docx
@@ -163,21 +163,6 @@
           <w:lang w:val="ar_AE" w:bidi="ar_AE"/>
         </w:rPr>
         <w:t>MIC</w:t>
-      </w:r>
-      <w:r>
-        <w:rPr>
-          <w:lang w:val="ar_AE" w:bidi="ar_AE"/>
-        </w:rPr>
-      </w:r>
-    </w:p>
-    <w:p>
-      <w:pPr>
-        <w:bidi/>
-      </w:pPr>
-      <w:r>
-        <w:rPr>
-          <w:lang w:val="ar_AE" w:bidi="ar_AE"/>
-        </w:rPr>
       </w:r>
       <w:r>
         <w:rPr>

--- a/arb/docx/33.content.docx
+++ b/arb/docx/33.content.docx
@@ -22,7 +22,7 @@
         <w:rPr>
           <w:lang w:val="ar_AE" w:bidi="ar_AE"/>
         </w:rPr>
-        <w:t>Resource: ملاحظات الدراسة (تينديل)</w:t>
+        <w:t>Resource: Tyndale Open Study Notes</w:t>
       </w:r>
       <w:r>
         <w:rPr>
@@ -122,7 +122,7 @@
         <w:rPr>
           <w:lang w:val="ar_AE" w:bidi="ar_AE"/>
         </w:rPr>
-        <w:t>ملاحظات الدراسة (تينديل)</w:t>
+        <w:t>Tyndale Open Study Notes</w:t>
       </w:r>
     </w:p>
     <w:p>

--- a/arb/docx/33.content.docx
+++ b/arb/docx/33.content.docx
@@ -22,7 +22,7 @@
         <w:rPr>
           <w:lang w:val="ar_AE" w:bidi="ar_AE"/>
         </w:rPr>
-        <w:t>Resource: Tyndale Open Study Notes</w:t>
+        <w:t>Resource: Aquifer Open Study Notes</w:t>
       </w:r>
       <w:r>
         <w:rPr>
@@ -122,7 +122,7 @@
         <w:rPr>
           <w:lang w:val="ar_AE" w:bidi="ar_AE"/>
         </w:rPr>
-        <w:t>Tyndale Open Study Notes</w:t>
+        <w:t>Aquifer Open Study Notes</w:t>
       </w:r>
     </w:p>
     <w:p>

--- a/arb/docx/33.content.docx
+++ b/arb/docx/33.content.docx
@@ -409,20 +409,14 @@
         </w:rPr>
         <w:t xml:space="preserve"> ("اسمع!") في </w:t>
       </w:r>
-      <w:hyperlink r:id="rId13">
-        <w:r>
-          <w:rPr>
-            <w:rtl/>
-            <w:cs/>
-            <w:lang w:val="ar_AE" w:bidi="ar_AE"/>
-          </w:rPr>
-          <w:rPr>
-            <w:color w:val="0000EE"/>
-            <w:u w:val="single"/>
-          </w:rPr>
-          <w:t>تثنية 6:4</w:t>
-        </w:r>
-      </w:hyperlink>
+      <w:r>
+        <w:rPr>
+          <w:rtl/>
+          <w:cs/>
+          <w:lang w:val="ar_AE" w:bidi="ar_AE"/>
+        </w:rPr>
+        <w:t>تثنية 6:4</w:t>
+      </w:r>
       <w:r>
         <w:rPr>
           <w:rtl/>
@@ -431,20 +425,14 @@
         </w:rPr>
         <w:t>. • الهيكل المُقَدَّس هو مسكن الرب السماوي، وليس الهيكل الفاسد في أورشليم (</w:t>
       </w:r>
-      <w:hyperlink r:id="rId14">
-        <w:r>
-          <w:rPr>
-            <w:rtl/>
-            <w:cs/>
-            <w:lang w:val="ar_AE" w:bidi="ar_AE"/>
-          </w:rPr>
-          <w:rPr>
-            <w:color w:val="0000EE"/>
-            <w:u w:val="single"/>
-          </w:rPr>
-          <w:t>ميخا 1:2–3</w:t>
-        </w:r>
-      </w:hyperlink>
+      <w:r>
+        <w:rPr>
+          <w:rtl/>
+          <w:cs/>
+          <w:lang w:val="ar_AE" w:bidi="ar_AE"/>
+        </w:rPr>
+        <w:t>ميخا 1:2–3</w:t>
+      </w:r>
       <w:r>
         <w:rPr>
           <w:rtl/>
@@ -587,20 +575,14 @@
         </w:rPr>
         <w:t>تُقدِّم رسالة الدينونة هذه بعض الاهتمامات الرئيسية لنبوات ميخا وتؤكد عزم الله على محاكمة شعبه ووضعهم في السبي (</w:t>
       </w:r>
-      <w:hyperlink r:id="rId15">
-        <w:r>
-          <w:rPr>
-            <w:rtl/>
-            <w:cs/>
-            <w:lang w:val="ar_AE" w:bidi="ar_AE"/>
-          </w:rPr>
-          <w:rPr>
-            <w:color w:val="0000EE"/>
-            <w:u w:val="single"/>
-          </w:rPr>
-          <w:t>1:16</w:t>
-        </w:r>
-      </w:hyperlink>
+      <w:r>
+        <w:rPr>
+          <w:rtl/>
+          <w:cs/>
+          <w:lang w:val="ar_AE" w:bidi="ar_AE"/>
+        </w:rPr>
+        <w:t>1:16</w:t>
+      </w:r>
       <w:r>
         <w:rPr>
           <w:rtl/>
@@ -609,20 +591,14 @@
         </w:rPr>
         <w:t xml:space="preserve">؛ </w:t>
       </w:r>
-      <w:hyperlink r:id="rId16">
-        <w:r>
-          <w:rPr>
-            <w:rtl/>
-            <w:cs/>
-            <w:lang w:val="ar_AE" w:bidi="ar_AE"/>
-          </w:rPr>
-          <w:rPr>
-            <w:color w:val="0000EE"/>
-            <w:u w:val="single"/>
-          </w:rPr>
-          <w:t>2:4–5</w:t>
-        </w:r>
-      </w:hyperlink>
+      <w:r>
+        <w:rPr>
+          <w:rtl/>
+          <w:cs/>
+          <w:lang w:val="ar_AE" w:bidi="ar_AE"/>
+        </w:rPr>
+        <w:t>2:4–5</w:t>
+      </w:r>
       <w:r>
         <w:rPr>
           <w:rtl/>
@@ -631,20 +607,14 @@
         </w:rPr>
         <w:t>)، لكنها تختتم بتأكيد الرب أنه سينقذ بقية من السبي (</w:t>
       </w:r>
-      <w:hyperlink r:id="rId17">
-        <w:r>
-          <w:rPr>
-            <w:rtl/>
-            <w:cs/>
-            <w:lang w:val="ar_AE" w:bidi="ar_AE"/>
-          </w:rPr>
-          <w:rPr>
-            <w:color w:val="0000EE"/>
-            <w:u w:val="single"/>
-          </w:rPr>
-          <w:t>2:12–13</w:t>
-        </w:r>
-      </w:hyperlink>
+      <w:r>
+        <w:rPr>
+          <w:rtl/>
+          <w:cs/>
+          <w:lang w:val="ar_AE" w:bidi="ar_AE"/>
+        </w:rPr>
+        <w:t>2:12–13</w:t>
+      </w:r>
       <w:r>
         <w:rPr>
           <w:rtl/>
@@ -720,20 +690,14 @@
         </w:rPr>
         <w:t xml:space="preserve">يشير المشي على المرتفعات إلى ثيوفاني، أي ظهور الله الذي يقف وراء الاضطرابات التاريخية التي كانت ستصيب السامرة (قارن </w:t>
       </w:r>
-      <w:hyperlink r:id="rId18">
-        <w:r>
-          <w:rPr>
-            <w:rtl/>
-            <w:cs/>
-            <w:lang w:val="ar_AE" w:bidi="ar_AE"/>
-          </w:rPr>
-          <w:rPr>
-            <w:color w:val="0000EE"/>
-            <w:u w:val="single"/>
-          </w:rPr>
-          <w:t>تثنية 33:29</w:t>
-        </w:r>
-      </w:hyperlink>
+      <w:r>
+        <w:rPr>
+          <w:rtl/>
+          <w:cs/>
+          <w:lang w:val="ar_AE" w:bidi="ar_AE"/>
+        </w:rPr>
+        <w:t>تثنية 33:29</w:t>
+      </w:r>
       <w:r>
         <w:rPr>
           <w:rtl/>
@@ -742,20 +706,14 @@
         </w:rPr>
         <w:t xml:space="preserve">؛ </w:t>
       </w:r>
-      <w:hyperlink r:id="rId19">
-        <w:r>
-          <w:rPr>
-            <w:rtl/>
-            <w:cs/>
-            <w:lang w:val="ar_AE" w:bidi="ar_AE"/>
-          </w:rPr>
-          <w:rPr>
-            <w:color w:val="0000EE"/>
-            <w:u w:val="single"/>
-          </w:rPr>
-          <w:t>مزمور 108:13</w:t>
-        </w:r>
-      </w:hyperlink>
+      <w:r>
+        <w:rPr>
+          <w:rtl/>
+          <w:cs/>
+          <w:lang w:val="ar_AE" w:bidi="ar_AE"/>
+        </w:rPr>
+        <w:t>مزمور 108:13</w:t>
+      </w:r>
       <w:r>
         <w:rPr>
           <w:rtl/>
@@ -764,20 +722,14 @@
         </w:rPr>
         <w:t xml:space="preserve">؛ </w:t>
       </w:r>
-      <w:hyperlink r:id="rId20">
-        <w:r>
-          <w:rPr>
-            <w:rtl/>
-            <w:cs/>
-            <w:lang w:val="ar_AE" w:bidi="ar_AE"/>
-          </w:rPr>
-          <w:rPr>
-            <w:color w:val="0000EE"/>
-            <w:u w:val="single"/>
-          </w:rPr>
-          <w:t>عاموس 4:13</w:t>
-        </w:r>
-      </w:hyperlink>
+      <w:r>
+        <w:rPr>
+          <w:rtl/>
+          <w:cs/>
+          <w:lang w:val="ar_AE" w:bidi="ar_AE"/>
+        </w:rPr>
+        <w:t>عاموس 4:13</w:t>
+      </w:r>
       <w:r>
         <w:rPr>
           <w:rtl/>
@@ -853,20 +805,14 @@
         </w:rPr>
         <w:t xml:space="preserve">الجبال القوية التي تبدو ثابتة لا تتزعزع ستذوب أمام الرب (انظر </w:t>
       </w:r>
-      <w:hyperlink r:id="rId21">
-        <w:r>
-          <w:rPr>
-            <w:rtl/>
-            <w:cs/>
-            <w:lang w:val="ar_AE" w:bidi="ar_AE"/>
-          </w:rPr>
-          <w:rPr>
-            <w:color w:val="0000EE"/>
-            <w:u w:val="single"/>
-          </w:rPr>
-          <w:t>مزمور 97:5</w:t>
-        </w:r>
-      </w:hyperlink>
+      <w:r>
+        <w:rPr>
+          <w:rtl/>
+          <w:cs/>
+          <w:lang w:val="ar_AE" w:bidi="ar_AE"/>
+        </w:rPr>
+        <w:t>مزمور 97:5</w:t>
+      </w:r>
       <w:r>
         <w:rPr>
           <w:rtl/>
@@ -976,20 +922,14 @@
         </w:rPr>
         <w:t xml:space="preserve"> عاصمة المملكة الشمالية لإسرائيل، بواسطة عمري (885–874 قبل الميلاد) كمفترق طرق سياسي وعسكري واقتصادي في الشرق الأدنى القديم (</w:t>
       </w:r>
-      <w:hyperlink r:id="rId22">
-        <w:r>
-          <w:rPr>
-            <w:rtl/>
-            <w:cs/>
-            <w:lang w:val="ar_AE" w:bidi="ar_AE"/>
-          </w:rPr>
-          <w:rPr>
-            <w:color w:val="0000EE"/>
-            <w:u w:val="single"/>
-          </w:rPr>
-          <w:t>1 ملوك 16:24</w:t>
-        </w:r>
-      </w:hyperlink>
+      <w:r>
+        <w:rPr>
+          <w:rtl/>
+          <w:cs/>
+          <w:lang w:val="ar_AE" w:bidi="ar_AE"/>
+        </w:rPr>
+        <w:t>1 ملوك 16:24</w:t>
+      </w:r>
       <w:r>
         <w:rPr>
           <w:rtl/>
@@ -998,20 +938,14 @@
         </w:rPr>
         <w:t xml:space="preserve">). كان عمري ملكًا شريرًا، ولذلك كانت مدينته شريرة (قارن </w:t>
       </w:r>
-      <w:hyperlink r:id="rId23">
-        <w:r>
-          <w:rPr>
-            <w:rtl/>
-            <w:cs/>
-            <w:lang w:val="ar_AE" w:bidi="ar_AE"/>
-          </w:rPr>
-          <w:rPr>
-            <w:color w:val="0000EE"/>
-            <w:u w:val="single"/>
-          </w:rPr>
-          <w:t>ميخا 6:16</w:t>
-        </w:r>
-      </w:hyperlink>
+      <w:r>
+        <w:rPr>
+          <w:rtl/>
+          <w:cs/>
+          <w:lang w:val="ar_AE" w:bidi="ar_AE"/>
+        </w:rPr>
+        <w:t>ميخا 6:16</w:t>
+      </w:r>
       <w:r>
         <w:rPr>
           <w:rtl/>
@@ -1020,20 +954,14 @@
         </w:rPr>
         <w:t xml:space="preserve">، </w:t>
       </w:r>
-      <w:hyperlink r:id="rId24">
-        <w:r>
-          <w:rPr>
-            <w:rtl/>
-            <w:cs/>
-            <w:lang w:val="ar_AE" w:bidi="ar_AE"/>
-          </w:rPr>
-          <w:rPr>
-            <w:color w:val="0000EE"/>
-            <w:u w:val="single"/>
-          </w:rPr>
-          <w:t>1 ملوك 16:25</w:t>
-        </w:r>
-      </w:hyperlink>
+      <w:r>
+        <w:rPr>
+          <w:rtl/>
+          <w:cs/>
+          <w:lang w:val="ar_AE" w:bidi="ar_AE"/>
+        </w:rPr>
+        <w:t>1 ملوك 16:25</w:t>
+      </w:r>
       <w:r>
         <w:rPr>
           <w:rtl/>
@@ -1126,20 +1054,14 @@
         </w:rPr>
         <w:t>خَرِبَةً: توعّد الرب بتدمير مدنه الثمينة. وقد دمرت أشور فعليًا السامرة في الفترة بين 724–722 قبل الميلاد خلال حصار مروع استمر ثلاث سنوات. • السامرة، مثل معظم المدن، كانت مبنية على تل. وهنا، تتساقط حجارة أسوارها إلى الوادي أدناه بينما يتم تفكيكها بعنف. كانت الجيوش القديمة تكسر أسوار المدينة بشكل منهجي حتى تصل إلى حجارة الأساس. • كانت السامرة وأورشليم مليئتين بالصور المنحوتة والكنوز المُقَدَّسة الموضوعة هناك من قِبَل العابدين أو المأخوذة كغنائم حرب. • يشير الزنا إلى الضلال الروحي والجسدي المستمر لإسرائيل. وقد استخدم أنبياء إسرائيل هذه الاستعارة بانتظام للتعبير عن تخلي إسرائيل عن الرب، زوجها الحقيقي، من أجل الحصول على البركات التي وعدت بها الآلهة الوثنية. بالإضافة إلى ذلك، غالبًا ما تنطوي عبادة تلك الآلهة في الواقع على نشاط جنسي. • في أماكن أخرى، يشير إلى سبي السامرة إلى أشور ومقاطعاتها المختلفة والدول التابعة المحتلة (722 قبل الميلاد). لقد تم التنبؤ بنفس النتيجة لأورشليم (</w:t>
       </w:r>
-      <w:hyperlink r:id="rId25">
-        <w:r>
-          <w:rPr>
-            <w:rtl/>
-            <w:cs/>
-            <w:lang w:val="ar_AE" w:bidi="ar_AE"/>
-          </w:rPr>
-          <w:rPr>
-            <w:color w:val="0000EE"/>
-            <w:u w:val="single"/>
-          </w:rPr>
-          <w:t>3:12</w:t>
-        </w:r>
-      </w:hyperlink>
+      <w:r>
+        <w:rPr>
+          <w:rtl/>
+          <w:cs/>
+          <w:lang w:val="ar_AE" w:bidi="ar_AE"/>
+        </w:rPr>
+        <w:t>3:12</w:t>
+      </w:r>
       <w:r>
         <w:rPr>
           <w:rtl/>
@@ -1148,20 +1070,14 @@
         </w:rPr>
         <w:t xml:space="preserve">؛ </w:t>
       </w:r>
-      <w:hyperlink r:id="rId26">
-        <w:r>
-          <w:rPr>
-            <w:rtl/>
-            <w:cs/>
-            <w:lang w:val="ar_AE" w:bidi="ar_AE"/>
-          </w:rPr>
-          <w:rPr>
-            <w:color w:val="0000EE"/>
-            <w:u w:val="single"/>
-          </w:rPr>
-          <w:t>إرميا 26:18</w:t>
-        </w:r>
-      </w:hyperlink>
+      <w:r>
+        <w:rPr>
+          <w:rtl/>
+          <w:cs/>
+          <w:lang w:val="ar_AE" w:bidi="ar_AE"/>
+        </w:rPr>
+        <w:t>إرميا 26:18</w:t>
+      </w:r>
       <w:r>
         <w:rPr>
           <w:rtl/>
@@ -1237,20 +1153,14 @@
         </w:rPr>
         <w:t xml:space="preserve">استجابةً لدينونة الرب المتوقعة، سار ميخا حافي القدمين وعاريًا للتعبير عن الحداد (قارن </w:t>
       </w:r>
-      <w:hyperlink r:id="rId27">
-        <w:r>
-          <w:rPr>
-            <w:rtl/>
-            <w:cs/>
-            <w:lang w:val="ar_AE" w:bidi="ar_AE"/>
-          </w:rPr>
-          <w:rPr>
-            <w:color w:val="0000EE"/>
-            <w:u w:val="single"/>
-          </w:rPr>
-          <w:t>إشعياء 20:2</w:t>
-        </w:r>
-      </w:hyperlink>
+      <w:r>
+        <w:rPr>
+          <w:rtl/>
+          <w:cs/>
+          <w:lang w:val="ar_AE" w:bidi="ar_AE"/>
+        </w:rPr>
+        <w:t>إشعياء 20:2</w:t>
+      </w:r>
       <w:r>
         <w:rPr>
           <w:rtl/>
@@ -1259,20 +1169,14 @@
         </w:rPr>
         <w:t xml:space="preserve">؛ </w:t>
       </w:r>
-      <w:hyperlink r:id="rId28">
-        <w:r>
-          <w:rPr>
-            <w:rtl/>
-            <w:cs/>
-            <w:lang w:val="ar_AE" w:bidi="ar_AE"/>
-          </w:rPr>
-          <w:rPr>
-            <w:color w:val="0000EE"/>
-            <w:u w:val="single"/>
-          </w:rPr>
-          <w:t>مراثي 2:10</w:t>
-        </w:r>
-      </w:hyperlink>
+      <w:r>
+        <w:rPr>
+          <w:rtl/>
+          <w:cs/>
+          <w:lang w:val="ar_AE" w:bidi="ar_AE"/>
+        </w:rPr>
+        <w:t>مراثي 2:10</w:t>
+      </w:r>
       <w:r>
         <w:rPr>
           <w:rtl/>
@@ -1281,20 +1185,14 @@
         </w:rPr>
         <w:t xml:space="preserve">؛ </w:t>
       </w:r>
-      <w:hyperlink r:id="rId29">
-        <w:r>
-          <w:rPr>
-            <w:rtl/>
-            <w:cs/>
-            <w:lang w:val="ar_AE" w:bidi="ar_AE"/>
-          </w:rPr>
-          <w:rPr>
-            <w:color w:val="0000EE"/>
-            <w:u w:val="single"/>
-          </w:rPr>
-          <w:t>حزقيال 24:17</w:t>
-        </w:r>
-      </w:hyperlink>
+      <w:r>
+        <w:rPr>
+          <w:rtl/>
+          <w:cs/>
+          <w:lang w:val="ar_AE" w:bidi="ar_AE"/>
+        </w:rPr>
+        <w:t>حزقيال 24:17</w:t>
+      </w:r>
       <w:r>
         <w:rPr>
           <w:rtl/>
@@ -1303,20 +1201,14 @@
         </w:rPr>
         <w:t>)، موضحًا بشكل حي ما سيحدث للسامرة (إسرائيل) وأورشليم (يهوذا). سيتم تجريدهما من ثرواتهما وقوتهما وسكانهما. • يصدر ابن آوى والبومة أصواتًا حزينة ويعيشان في مناطق البرية المهجورة (</w:t>
       </w:r>
-      <w:hyperlink r:id="rId30">
-        <w:r>
-          <w:rPr>
-            <w:rtl/>
-            <w:cs/>
-            <w:lang w:val="ar_AE" w:bidi="ar_AE"/>
-          </w:rPr>
-          <w:rPr>
-            <w:color w:val="0000EE"/>
-            <w:u w:val="single"/>
-          </w:rPr>
-          <w:t>إشعياء 34:13</w:t>
-        </w:r>
-      </w:hyperlink>
+      <w:r>
+        <w:rPr>
+          <w:rtl/>
+          <w:cs/>
+          <w:lang w:val="ar_AE" w:bidi="ar_AE"/>
+        </w:rPr>
+        <w:t>إشعياء 34:13</w:t>
+      </w:r>
       <w:r>
         <w:rPr>
           <w:rtl/>
@@ -1325,20 +1217,14 @@
         </w:rPr>
         <w:t xml:space="preserve">؛ </w:t>
       </w:r>
-      <w:hyperlink r:id="rId31">
-        <w:r>
-          <w:rPr>
-            <w:rtl/>
-            <w:cs/>
-            <w:lang w:val="ar_AE" w:bidi="ar_AE"/>
-          </w:rPr>
-          <w:rPr>
-            <w:color w:val="0000EE"/>
-            <w:u w:val="single"/>
-          </w:rPr>
-          <w:t>إرميا 50:39</w:t>
-        </w:r>
-      </w:hyperlink>
+      <w:r>
+        <w:rPr>
+          <w:rtl/>
+          <w:cs/>
+          <w:lang w:val="ar_AE" w:bidi="ar_AE"/>
+        </w:rPr>
+        <w:t>إرميا 50:39</w:t>
+      </w:r>
       <w:r>
         <w:rPr>
           <w:rtl/>
@@ -1548,20 +1434,14 @@
         </w:rPr>
         <w:t>كان السبي هو اللعنة النهائية والأشد تدميرًا (</w:t>
       </w:r>
-      <w:hyperlink r:id="rId32">
-        <w:r>
-          <w:rPr>
-            <w:rtl/>
-            <w:cs/>
-            <w:lang w:val="ar_AE" w:bidi="ar_AE"/>
-          </w:rPr>
-          <w:rPr>
-            <w:color w:val="0000EE"/>
-            <w:u w:val="single"/>
-          </w:rPr>
-          <w:t>تثنية 4:29</w:t>
-        </w:r>
-      </w:hyperlink>
+      <w:r>
+        <w:rPr>
+          <w:rtl/>
+          <w:cs/>
+          <w:lang w:val="ar_AE" w:bidi="ar_AE"/>
+        </w:rPr>
+        <w:t>تثنية 4:29</w:t>
+      </w:r>
       <w:r>
         <w:rPr>
           <w:rtl/>
@@ -1570,20 +1450,14 @@
         </w:rPr>
         <w:t xml:space="preserve">؛ </w:t>
       </w:r>
-      <w:hyperlink r:id="rId33">
-        <w:r>
-          <w:rPr>
-            <w:rtl/>
-            <w:cs/>
-            <w:lang w:val="ar_AE" w:bidi="ar_AE"/>
-          </w:rPr>
-          <w:rPr>
-            <w:color w:val="0000EE"/>
-            <w:u w:val="single"/>
-          </w:rPr>
-          <w:t>28:37</w:t>
-        </w:r>
-      </w:hyperlink>
+      <w:r>
+        <w:rPr>
+          <w:rtl/>
+          <w:cs/>
+          <w:lang w:val="ar_AE" w:bidi="ar_AE"/>
+        </w:rPr>
+        <w:t>28:37</w:t>
+      </w:r>
       <w:r>
         <w:rPr>
           <w:rtl/>
@@ -1592,20 +1466,14 @@
         </w:rPr>
         <w:t xml:space="preserve">، </w:t>
       </w:r>
-      <w:hyperlink r:id="rId34">
-        <w:r>
-          <w:rPr>
-            <w:rtl/>
-            <w:cs/>
-            <w:lang w:val="ar_AE" w:bidi="ar_AE"/>
-          </w:rPr>
-          <w:rPr>
-            <w:color w:val="0000EE"/>
-            <w:u w:val="single"/>
-          </w:rPr>
-          <w:t>48</w:t>
-        </w:r>
-      </w:hyperlink>
+      <w:r>
+        <w:rPr>
+          <w:rtl/>
+          <w:cs/>
+          <w:lang w:val="ar_AE" w:bidi="ar_AE"/>
+        </w:rPr>
+        <w:t>48</w:t>
+      </w:r>
       <w:r>
         <w:rPr>
           <w:rtl/>
@@ -1614,20 +1482,14 @@
         </w:rPr>
         <w:t xml:space="preserve">؛ </w:t>
       </w:r>
-      <w:hyperlink r:id="rId35">
-        <w:r>
-          <w:rPr>
-            <w:rtl/>
-            <w:cs/>
-            <w:lang w:val="ar_AE" w:bidi="ar_AE"/>
-          </w:rPr>
-          <w:rPr>
-            <w:color w:val="0000EE"/>
-            <w:u w:val="single"/>
-          </w:rPr>
-          <w:t>إرميا 25:7–11</w:t>
-        </w:r>
-      </w:hyperlink>
+      <w:r>
+        <w:rPr>
+          <w:rtl/>
+          <w:cs/>
+          <w:lang w:val="ar_AE" w:bidi="ar_AE"/>
+        </w:rPr>
+        <w:t>إرميا 25:7–11</w:t>
+      </w:r>
       <w:r>
         <w:rPr>
           <w:rtl/>
@@ -1703,20 +1565,14 @@
         </w:rPr>
         <w:t xml:space="preserve">إِلَى بَابِ أُورُشَلِيمَ: تصل دينونة الله إلى حيثما انتشر الفساد (قارن </w:t>
       </w:r>
-      <w:hyperlink r:id="rId36">
-        <w:r>
-          <w:rPr>
-            <w:rtl/>
-            <w:cs/>
-            <w:lang w:val="ar_AE" w:bidi="ar_AE"/>
-          </w:rPr>
-          <w:rPr>
-            <w:color w:val="0000EE"/>
-            <w:u w:val="single"/>
-          </w:rPr>
-          <w:t>1:9</w:t>
-        </w:r>
-      </w:hyperlink>
+      <w:r>
+        <w:rPr>
+          <w:rtl/>
+          <w:cs/>
+          <w:lang w:val="ar_AE" w:bidi="ar_AE"/>
+        </w:rPr>
+        <w:t>1:9</w:t>
+      </w:r>
       <w:r>
         <w:rPr>
           <w:rtl/>
@@ -2027,20 +1883,14 @@
         </w:rPr>
         <w:t xml:space="preserve">تم سبي شعب يهوذا، بما في ذلك أورشليم، وترحيلهم إلى الأراضي البعيدة في بابل في الأعوام 605، 597، و586 قبل الميلاد. كانت بابل تبعد حوالي 1,000 ميل (1,700 كيلومتر) عن أورشليم. • كُونِي قَرْعَاءَ وَجُزِّي: هذا الفعل يعبر عن الحداد واليأس (انظر أيضًا </w:t>
       </w:r>
-      <w:hyperlink r:id="rId37">
-        <w:r>
-          <w:rPr>
-            <w:rtl/>
-            <w:cs/>
-            <w:lang w:val="ar_AE" w:bidi="ar_AE"/>
-          </w:rPr>
-          <w:rPr>
-            <w:color w:val="0000EE"/>
-            <w:u w:val="single"/>
-          </w:rPr>
-          <w:t>إرميا 41:5</w:t>
-        </w:r>
-      </w:hyperlink>
+      <w:r>
+        <w:rPr>
+          <w:rtl/>
+          <w:cs/>
+          <w:lang w:val="ar_AE" w:bidi="ar_AE"/>
+        </w:rPr>
+        <w:t>إرميا 41:5</w:t>
+      </w:r>
       <w:r>
         <w:rPr>
           <w:rtl/>
@@ -2049,20 +1899,14 @@
         </w:rPr>
         <w:t>) ويمكن أن يدل أيضًا على التطهير (</w:t>
       </w:r>
-      <w:hyperlink r:id="rId38">
-        <w:r>
-          <w:rPr>
-            <w:rtl/>
-            <w:cs/>
-            <w:lang w:val="ar_AE" w:bidi="ar_AE"/>
-          </w:rPr>
-          <w:rPr>
-            <w:color w:val="0000EE"/>
-            <w:u w:val="single"/>
-          </w:rPr>
-          <w:t>لاويين 14:7–10</w:t>
-        </w:r>
-      </w:hyperlink>
+      <w:r>
+        <w:rPr>
+          <w:rtl/>
+          <w:cs/>
+          <w:lang w:val="ar_AE" w:bidi="ar_AE"/>
+        </w:rPr>
+        <w:t>لاويين 14:7–10</w:t>
+      </w:r>
       <w:r>
         <w:rPr>
           <w:rtl/>
@@ -2071,20 +1915,14 @@
         </w:rPr>
         <w:t xml:space="preserve">؛ </w:t>
       </w:r>
-      <w:hyperlink r:id="rId39">
-        <w:r>
-          <w:rPr>
-            <w:rtl/>
-            <w:cs/>
-            <w:lang w:val="ar_AE" w:bidi="ar_AE"/>
-          </w:rPr>
-          <w:rPr>
-            <w:color w:val="0000EE"/>
-            <w:u w:val="single"/>
-          </w:rPr>
-          <w:t>عدد 6:10–11</w:t>
-        </w:r>
-      </w:hyperlink>
+      <w:r>
+        <w:rPr>
+          <w:rtl/>
+          <w:cs/>
+          <w:lang w:val="ar_AE" w:bidi="ar_AE"/>
+        </w:rPr>
+        <w:t>عدد 6:10–11</w:t>
+      </w:r>
       <w:r>
         <w:rPr>
           <w:rtl/>
@@ -2160,20 +1998,14 @@
         </w:rPr>
         <w:t xml:space="preserve">لقد أفسدت السلطة الأثرياء، الذين كان ينبغي أن يكونوا مستعدين لمساعدة إخوتهم من بني إسرائيل (قارن </w:t>
       </w:r>
-      <w:hyperlink r:id="rId40">
-        <w:r>
-          <w:rPr>
-            <w:rtl/>
-            <w:cs/>
-            <w:lang w:val="ar_AE" w:bidi="ar_AE"/>
-          </w:rPr>
-          <w:rPr>
-            <w:color w:val="0000EE"/>
-            <w:u w:val="single"/>
-          </w:rPr>
-          <w:t>تكوين 4:9</w:t>
-        </w:r>
-      </w:hyperlink>
+      <w:r>
+        <w:rPr>
+          <w:rtl/>
+          <w:cs/>
+          <w:lang w:val="ar_AE" w:bidi="ar_AE"/>
+        </w:rPr>
+        <w:t>تكوين 4:9</w:t>
+      </w:r>
       <w:r>
         <w:rPr>
           <w:rtl/>
@@ -2182,20 +2014,14 @@
         </w:rPr>
         <w:t xml:space="preserve">؛ </w:t>
       </w:r>
-      <w:hyperlink r:id="rId41">
-        <w:r>
-          <w:rPr>
-            <w:rtl/>
-            <w:cs/>
-            <w:lang w:val="ar_AE" w:bidi="ar_AE"/>
-          </w:rPr>
-          <w:rPr>
-            <w:color w:val="0000EE"/>
-            <w:u w:val="single"/>
-          </w:rPr>
-          <w:t>يشوع 1:14</w:t>
-        </w:r>
-      </w:hyperlink>
+      <w:r>
+        <w:rPr>
+          <w:rtl/>
+          <w:cs/>
+          <w:lang w:val="ar_AE" w:bidi="ar_AE"/>
+        </w:rPr>
+        <w:t>يشوع 1:14</w:t>
+      </w:r>
       <w:r>
         <w:rPr>
           <w:rtl/>
@@ -2204,20 +2030,14 @@
         </w:rPr>
         <w:t>). • وَيْلٌ لِلْمُفْتَكِرِينَ بِالْبُطْلِ … لأَنَّهُ فِي قُدْرَةِ يَدِهِمْ يشير إلى قلب وعقل وشخصية فاسدة (</w:t>
       </w:r>
-      <w:hyperlink r:id="rId42">
-        <w:r>
-          <w:rPr>
-            <w:rtl/>
-            <w:cs/>
-            <w:lang w:val="ar_AE" w:bidi="ar_AE"/>
-          </w:rPr>
-          <w:rPr>
-            <w:color w:val="0000EE"/>
-            <w:u w:val="single"/>
-          </w:rPr>
-          <w:t>تكوين 6:5</w:t>
-        </w:r>
-      </w:hyperlink>
+      <w:r>
+        <w:rPr>
+          <w:rtl/>
+          <w:cs/>
+          <w:lang w:val="ar_AE" w:bidi="ar_AE"/>
+        </w:rPr>
+        <w:t>تكوين 6:5</w:t>
+      </w:r>
       <w:r>
         <w:rPr>
           <w:rtl/>
@@ -2226,20 +2046,14 @@
         </w:rPr>
         <w:t>). • فَإِنَّهُمْ يَشْتَهُونَ: لقد أخذوا ممتلكات الآخرين بطريقة تصل إلى حد السرقة، وكسروا شريعة الله التي تمنع الشهوة (</w:t>
       </w:r>
-      <w:hyperlink r:id="rId43">
-        <w:r>
-          <w:rPr>
-            <w:rtl/>
-            <w:cs/>
-            <w:lang w:val="ar_AE" w:bidi="ar_AE"/>
-          </w:rPr>
-          <w:rPr>
-            <w:color w:val="0000EE"/>
-            <w:u w:val="single"/>
-          </w:rPr>
-          <w:t>خروج 20:17</w:t>
-        </w:r>
-      </w:hyperlink>
+      <w:r>
+        <w:rPr>
+          <w:rtl/>
+          <w:cs/>
+          <w:lang w:val="ar_AE" w:bidi="ar_AE"/>
+        </w:rPr>
+        <w:t>خروج 20:17</w:t>
+      </w:r>
       <w:r>
         <w:rPr>
           <w:rtl/>
@@ -2248,20 +2062,14 @@
         </w:rPr>
         <w:t>). لقد كان ميراث العائلة عطية مُقَدَّسة من الرب، وكان المقصود منه أن يكون ملكية دائمة (</w:t>
       </w:r>
-      <w:hyperlink r:id="rId44">
-        <w:r>
-          <w:rPr>
-            <w:rtl/>
-            <w:cs/>
-            <w:lang w:val="ar_AE" w:bidi="ar_AE"/>
-          </w:rPr>
-          <w:rPr>
-            <w:color w:val="0000EE"/>
-            <w:u w:val="single"/>
-          </w:rPr>
-          <w:t>لاويين 25:8–55</w:t>
-        </w:r>
-      </w:hyperlink>
+      <w:r>
+        <w:rPr>
+          <w:rtl/>
+          <w:cs/>
+          <w:lang w:val="ar_AE" w:bidi="ar_AE"/>
+        </w:rPr>
+        <w:t>لاويين 25:8–55</w:t>
+      </w:r>
       <w:r>
         <w:rPr>
           <w:rtl/>
@@ -2270,20 +2078,14 @@
         </w:rPr>
         <w:t xml:space="preserve">؛ قارن </w:t>
       </w:r>
-      <w:hyperlink r:id="rId45">
-        <w:r>
-          <w:rPr>
-            <w:rtl/>
-            <w:cs/>
-            <w:lang w:val="ar_AE" w:bidi="ar_AE"/>
-          </w:rPr>
-          <w:rPr>
-            <w:color w:val="0000EE"/>
-            <w:u w:val="single"/>
-          </w:rPr>
-          <w:t>1 ملوك 21</w:t>
-        </w:r>
-      </w:hyperlink>
+      <w:r>
+        <w:rPr>
+          <w:rtl/>
+          <w:cs/>
+          <w:lang w:val="ar_AE" w:bidi="ar_AE"/>
+        </w:rPr>
+        <w:t>1 ملوك 21</w:t>
+      </w:r>
       <w:r>
         <w:rPr>
           <w:rtl/>
@@ -2292,20 +2094,14 @@
         </w:rPr>
         <w:t xml:space="preserve">؛ </w:t>
       </w:r>
-      <w:hyperlink r:id="rId46">
-        <w:r>
-          <w:rPr>
-            <w:rtl/>
-            <w:cs/>
-            <w:lang w:val="ar_AE" w:bidi="ar_AE"/>
-          </w:rPr>
-          <w:rPr>
-            <w:color w:val="0000EE"/>
-            <w:u w:val="single"/>
-          </w:rPr>
-          <w:t>إشعياء 5:8</w:t>
-        </w:r>
-      </w:hyperlink>
+      <w:r>
+        <w:rPr>
+          <w:rtl/>
+          <w:cs/>
+          <w:lang w:val="ar_AE" w:bidi="ar_AE"/>
+        </w:rPr>
+        <w:t>إشعياء 5:8</w:t>
+      </w:r>
       <w:r>
         <w:rPr>
           <w:rtl/>
@@ -2314,20 +2110,14 @@
         </w:rPr>
         <w:t>). كان الله يبحث عن البر بين شعبه، لكنه وجد بدلًا من ذلك الظلم (</w:t>
       </w:r>
-      <w:hyperlink r:id="rId47">
-        <w:r>
-          <w:rPr>
-            <w:rtl/>
-            <w:cs/>
-            <w:lang w:val="ar_AE" w:bidi="ar_AE"/>
-          </w:rPr>
-          <w:rPr>
-            <w:color w:val="0000EE"/>
-            <w:u w:val="single"/>
-          </w:rPr>
-          <w:t>1 ملوك 10:9</w:t>
-        </w:r>
-      </w:hyperlink>
+      <w:r>
+        <w:rPr>
+          <w:rtl/>
+          <w:cs/>
+          <w:lang w:val="ar_AE" w:bidi="ar_AE"/>
+        </w:rPr>
+        <w:t>1 ملوك 10:9</w:t>
+      </w:r>
       <w:r>
         <w:rPr>
           <w:rtl/>
@@ -2336,20 +2126,14 @@
         </w:rPr>
         <w:t xml:space="preserve">؛ </w:t>
       </w:r>
-      <w:hyperlink r:id="rId48">
-        <w:r>
-          <w:rPr>
-            <w:rtl/>
-            <w:cs/>
-            <w:lang w:val="ar_AE" w:bidi="ar_AE"/>
-          </w:rPr>
-          <w:rPr>
-            <w:color w:val="0000EE"/>
-            <w:u w:val="single"/>
-          </w:rPr>
-          <w:t>إشعياء 5:7</w:t>
-        </w:r>
-      </w:hyperlink>
+      <w:r>
+        <w:rPr>
+          <w:rtl/>
+          <w:cs/>
+          <w:lang w:val="ar_AE" w:bidi="ar_AE"/>
+        </w:rPr>
+        <w:t>إشعياء 5:7</w:t>
+      </w:r>
       <w:r>
         <w:rPr>
           <w:rtl/>
@@ -2358,20 +2142,14 @@
         </w:rPr>
         <w:t xml:space="preserve">؛ </w:t>
       </w:r>
-      <w:hyperlink r:id="rId49">
-        <w:r>
-          <w:rPr>
-            <w:rtl/>
-            <w:cs/>
-            <w:lang w:val="ar_AE" w:bidi="ar_AE"/>
-          </w:rPr>
-          <w:rPr>
-            <w:color w:val="0000EE"/>
-            <w:u w:val="single"/>
-          </w:rPr>
-          <w:t>2 بطرس 2:13</w:t>
-        </w:r>
-      </w:hyperlink>
+      <w:r>
+        <w:rPr>
+          <w:rtl/>
+          <w:cs/>
+          <w:lang w:val="ar_AE" w:bidi="ar_AE"/>
+        </w:rPr>
+        <w:t>2 بطرس 2:13</w:t>
+      </w:r>
       <w:r>
         <w:rPr>
           <w:rtl/>
@@ -2514,20 +2292,14 @@
         </w:rPr>
         <w:t>سيتم تدمير المتاجرين بالسلطة ماليًا، عندما يصادر أعداؤهم ممتلكاتهم. فالأرض التي استولوا عليها ظلمًا من بني إسرائيل، كانت ستؤخذ منهم بالعنف (</w:t>
       </w:r>
-      <w:hyperlink r:id="rId50">
-        <w:r>
-          <w:rPr>
-            <w:rtl/>
-            <w:cs/>
-            <w:lang w:val="ar_AE" w:bidi="ar_AE"/>
-          </w:rPr>
-          <w:rPr>
-            <w:color w:val="0000EE"/>
-            <w:u w:val="single"/>
-          </w:rPr>
-          <w:t>2:5</w:t>
-        </w:r>
-      </w:hyperlink>
+      <w:r>
+        <w:rPr>
+          <w:rtl/>
+          <w:cs/>
+          <w:lang w:val="ar_AE" w:bidi="ar_AE"/>
+        </w:rPr>
+        <w:t>2:5</w:t>
+      </w:r>
       <w:r>
         <w:rPr>
           <w:rtl/>
@@ -2737,20 +2509,14 @@
         </w:rPr>
         <w:t xml:space="preserve">أحب هؤلاء الأشرار سماع الخداع من أنبيائهم المفضلين في الأوقات الجيدة (انظر </w:t>
       </w:r>
-      <w:hyperlink r:id="rId51">
-        <w:r>
-          <w:rPr>
-            <w:rtl/>
-            <w:cs/>
-            <w:lang w:val="ar_AE" w:bidi="ar_AE"/>
-          </w:rPr>
-          <w:rPr>
-            <w:color w:val="0000EE"/>
-            <w:u w:val="single"/>
-          </w:rPr>
-          <w:t>إرميا 28:8–9</w:t>
-        </w:r>
-      </w:hyperlink>
+      <w:r>
+        <w:rPr>
+          <w:rtl/>
+          <w:cs/>
+          <w:lang w:val="ar_AE" w:bidi="ar_AE"/>
+        </w:rPr>
+        <w:t>إرميا 28:8–9</w:t>
+      </w:r>
       <w:r>
         <w:rPr>
           <w:rtl/>
@@ -2826,20 +2592,14 @@
         </w:rPr>
         <w:t xml:space="preserve">أظهر الله محبته ورعايته لشعبه المتمرد من خلال منحهم وعد الرجاء حتى عندما تحدث عن السبي واليأس. سوف تتبدد إسرائيل، ولكنهم سوف يعودون (قارن </w:t>
       </w:r>
-      <w:hyperlink r:id="rId52">
-        <w:r>
-          <w:rPr>
-            <w:rtl/>
-            <w:cs/>
-            <w:lang w:val="ar_AE" w:bidi="ar_AE"/>
-          </w:rPr>
-          <w:rPr>
-            <w:color w:val="0000EE"/>
-            <w:u w:val="single"/>
-          </w:rPr>
-          <w:t>تثنية 4:26–29</w:t>
-        </w:r>
-      </w:hyperlink>
+      <w:r>
+        <w:rPr>
+          <w:rtl/>
+          <w:cs/>
+          <w:lang w:val="ar_AE" w:bidi="ar_AE"/>
+        </w:rPr>
+        <w:t>تثنية 4:26–29</w:t>
+      </w:r>
       <w:r>
         <w:rPr>
           <w:rtl/>
@@ -2848,20 +2608,14 @@
         </w:rPr>
         <w:t xml:space="preserve">؛ </w:t>
       </w:r>
-      <w:hyperlink r:id="rId53">
-        <w:r>
-          <w:rPr>
-            <w:rtl/>
-            <w:cs/>
-            <w:lang w:val="ar_AE" w:bidi="ar_AE"/>
-          </w:rPr>
-          <w:rPr>
-            <w:color w:val="0000EE"/>
-            <w:u w:val="single"/>
-          </w:rPr>
-          <w:t>30:1–6</w:t>
-        </w:r>
-      </w:hyperlink>
+      <w:r>
+        <w:rPr>
+          <w:rtl/>
+          <w:cs/>
+          <w:lang w:val="ar_AE" w:bidi="ar_AE"/>
+        </w:rPr>
+        <w:t>30:1–6</w:t>
+      </w:r>
       <w:r>
         <w:rPr>
           <w:rtl/>
@@ -3004,20 +2758,14 @@
         </w:rPr>
         <w:t>كان القادة، الذين كان من المفترض أن يعرفوا الحكم والعدل الحقيقي (</w:t>
       </w:r>
-      <w:hyperlink r:id="rId54">
-        <w:r>
-          <w:rPr>
-            <w:rtl/>
-            <w:cs/>
-            <w:lang w:val="ar_AE" w:bidi="ar_AE"/>
-          </w:rPr>
-          <w:rPr>
-            <w:color w:val="0000EE"/>
-            <w:u w:val="single"/>
-          </w:rPr>
-          <w:t>6:8</w:t>
-        </w:r>
-      </w:hyperlink>
+      <w:r>
+        <w:rPr>
+          <w:rtl/>
+          <w:cs/>
+          <w:lang w:val="ar_AE" w:bidi="ar_AE"/>
+        </w:rPr>
+        <w:t>6:8</w:t>
+      </w:r>
       <w:r>
         <w:rPr>
           <w:rtl/>
@@ -3026,20 +2774,14 @@
         </w:rPr>
         <w:t xml:space="preserve">؛ </w:t>
       </w:r>
-      <w:hyperlink r:id="rId55">
-        <w:r>
-          <w:rPr>
-            <w:rtl/>
-            <w:cs/>
-            <w:lang w:val="ar_AE" w:bidi="ar_AE"/>
-          </w:rPr>
-          <w:rPr>
-            <w:color w:val="0000EE"/>
-            <w:u w:val="single"/>
-          </w:rPr>
-          <w:t>تثنية 10:12–13</w:t>
-        </w:r>
-      </w:hyperlink>
+      <w:r>
+        <w:rPr>
+          <w:rtl/>
+          <w:cs/>
+          <w:lang w:val="ar_AE" w:bidi="ar_AE"/>
+        </w:rPr>
+        <w:t>تثنية 10:12–13</w:t>
+      </w:r>
       <w:r>
         <w:rPr>
           <w:rtl/>
@@ -3115,20 +2857,14 @@
         </w:rPr>
         <w:t xml:space="preserve">اتهم ميخا قادة إسرائيل بلا هوادة لأنهم هم الذين كانوا مسؤولين عن خير الشعب. تُصوّر الأهوال هنا رعب الشعب تحت الحصار (انظر </w:t>
       </w:r>
-      <w:hyperlink r:id="rId56">
-        <w:r>
-          <w:rPr>
-            <w:rtl/>
-            <w:cs/>
-            <w:lang w:val="ar_AE" w:bidi="ar_AE"/>
-          </w:rPr>
-          <w:rPr>
-            <w:color w:val="0000EE"/>
-            <w:u w:val="single"/>
-          </w:rPr>
-          <w:t>تثنية 28:53</w:t>
-        </w:r>
-      </w:hyperlink>
+      <w:r>
+        <w:rPr>
+          <w:rtl/>
+          <w:cs/>
+          <w:lang w:val="ar_AE" w:bidi="ar_AE"/>
+        </w:rPr>
+        <w:t>تثنية 28:53</w:t>
+      </w:r>
       <w:r>
         <w:rPr>
           <w:rtl/>
@@ -3137,20 +2873,14 @@
         </w:rPr>
         <w:t xml:space="preserve">؛ </w:t>
       </w:r>
-      <w:hyperlink r:id="rId57">
-        <w:r>
-          <w:rPr>
-            <w:rtl/>
-            <w:cs/>
-            <w:lang w:val="ar_AE" w:bidi="ar_AE"/>
-          </w:rPr>
-          <w:rPr>
-            <w:color w:val="0000EE"/>
-            <w:u w:val="single"/>
-          </w:rPr>
-          <w:t>2 ملوك 6:29</w:t>
-        </w:r>
-      </w:hyperlink>
+      <w:r>
+        <w:rPr>
+          <w:rtl/>
+          <w:cs/>
+          <w:lang w:val="ar_AE" w:bidi="ar_AE"/>
+        </w:rPr>
+        <w:t>2 ملوك 6:29</w:t>
+      </w:r>
       <w:r>
         <w:rPr>
           <w:rtl/>
@@ -3463,20 +3193,14 @@
         </w:rPr>
         <w:t xml:space="preserve">كان الأنبياء الكذبة من بين القادة الروحيين لإسرائيل، لذا وُجّهت إليهم اتهامات من قِبَل ميخا. كان من المفترض أن يدعو الأنبياء إسرائيل إلى الطريق الصحيح، لا أن يضللوهم (انظر </w:t>
       </w:r>
-      <w:hyperlink r:id="rId58">
-        <w:r>
-          <w:rPr>
-            <w:rtl/>
-            <w:cs/>
-            <w:lang w:val="ar_AE" w:bidi="ar_AE"/>
-          </w:rPr>
-          <w:rPr>
-            <w:color w:val="0000EE"/>
-            <w:u w:val="single"/>
-          </w:rPr>
-          <w:t>تثنية 13</w:t>
-        </w:r>
-      </w:hyperlink>
+      <w:r>
+        <w:rPr>
+          <w:rtl/>
+          <w:cs/>
+          <w:lang w:val="ar_AE" w:bidi="ar_AE"/>
+        </w:rPr>
+        <w:t>تثنية 13</w:t>
+      </w:r>
       <w:r>
         <w:rPr>
           <w:rtl/>
@@ -3485,20 +3209,14 @@
         </w:rPr>
         <w:t xml:space="preserve">، </w:t>
       </w:r>
-      <w:hyperlink r:id="rId59">
-        <w:r>
-          <w:rPr>
-            <w:rtl/>
-            <w:cs/>
-            <w:lang w:val="ar_AE" w:bidi="ar_AE"/>
-          </w:rPr>
-          <w:rPr>
-            <w:color w:val="0000EE"/>
-            <w:u w:val="single"/>
-          </w:rPr>
-          <w:t>18</w:t>
-        </w:r>
-      </w:hyperlink>
+      <w:r>
+        <w:rPr>
+          <w:rtl/>
+          <w:cs/>
+          <w:lang w:val="ar_AE" w:bidi="ar_AE"/>
+        </w:rPr>
+        <w:t>18</w:t>
+      </w:r>
       <w:r>
         <w:rPr>
           <w:rtl/>
@@ -3586,20 +3304,14 @@
         </w:rPr>
         <w:t xml:space="preserve">أعلن ميخا دينونة الله على الأنبياء الكذبة. فبدون التواصل الخاص بالله، كان هؤلاء الراؤون والعرافون أشبه بأنبياء البلاط الوثنيين في أمم مثل بابل، وماري، وخاصةً أشور، الذين كان من المتوقع أن يتبعوا نهج الحزب (الجماعة)، لكنهم لم يتلقوا وحيًا حقيقيًا من الرب (قارن </w:t>
       </w:r>
-      <w:hyperlink r:id="rId60">
-        <w:r>
-          <w:rPr>
-            <w:rtl/>
-            <w:cs/>
-            <w:lang w:val="ar_AE" w:bidi="ar_AE"/>
-          </w:rPr>
-          <w:rPr>
-            <w:color w:val="0000EE"/>
-            <w:u w:val="single"/>
-          </w:rPr>
-          <w:t>1 صموئيل 28:6</w:t>
-        </w:r>
-      </w:hyperlink>
+      <w:r>
+        <w:rPr>
+          <w:rtl/>
+          <w:cs/>
+          <w:lang w:val="ar_AE" w:bidi="ar_AE"/>
+        </w:rPr>
+        <w:t>1 صموئيل 28:6</w:t>
+      </w:r>
       <w:r>
         <w:rPr>
           <w:rtl/>
@@ -3608,20 +3320,14 @@
         </w:rPr>
         <w:t xml:space="preserve">؛ </w:t>
       </w:r>
-      <w:hyperlink r:id="rId61">
-        <w:r>
-          <w:rPr>
-            <w:rtl/>
-            <w:cs/>
-            <w:lang w:val="ar_AE" w:bidi="ar_AE"/>
-          </w:rPr>
-          <w:rPr>
-            <w:color w:val="0000EE"/>
-            <w:u w:val="single"/>
-          </w:rPr>
-          <w:t>عاموس 8:11–12</w:t>
-        </w:r>
-      </w:hyperlink>
+      <w:r>
+        <w:rPr>
+          <w:rtl/>
+          <w:cs/>
+          <w:lang w:val="ar_AE" w:bidi="ar_AE"/>
+        </w:rPr>
+        <w:t>عاموس 8:11–12</w:t>
+      </w:r>
       <w:r>
         <w:rPr>
           <w:rtl/>
@@ -3709,20 +3415,14 @@
         </w:rPr>
         <w:t>كان هناك تباين واضح بين النبي الحقيقي والأنبياء الكذبة (</w:t>
       </w:r>
-      <w:hyperlink r:id="rId62">
-        <w:r>
-          <w:rPr>
-            <w:rtl/>
-            <w:cs/>
-            <w:lang w:val="ar_AE" w:bidi="ar_AE"/>
-          </w:rPr>
-          <w:rPr>
-            <w:color w:val="0000EE"/>
-            <w:u w:val="single"/>
-          </w:rPr>
-          <w:t>3:5–7</w:t>
-        </w:r>
-      </w:hyperlink>
+      <w:r>
+        <w:rPr>
+          <w:rtl/>
+          <w:cs/>
+          <w:lang w:val="ar_AE" w:bidi="ar_AE"/>
+        </w:rPr>
+        <w:t>3:5–7</w:t>
+      </w:r>
       <w:r>
         <w:rPr>
           <w:rtl/>
@@ -3798,20 +3498,14 @@
         </w:rPr>
         <w:t>كان قادة إسرائيل يبنون أورشليم على أساس من القتل والفساد. نتيجة لذلك، سيتم تفكيك المدينة وتحويلها إلى برية وخراب (</w:t>
       </w:r>
-      <w:hyperlink r:id="rId25">
-        <w:r>
-          <w:rPr>
-            <w:rtl/>
-            <w:cs/>
-            <w:lang w:val="ar_AE" w:bidi="ar_AE"/>
-          </w:rPr>
-          <w:rPr>
-            <w:color w:val="0000EE"/>
-            <w:u w:val="single"/>
-          </w:rPr>
-          <w:t>3:12</w:t>
-        </w:r>
-      </w:hyperlink>
+      <w:r>
+        <w:rPr>
+          <w:rtl/>
+          <w:cs/>
+          <w:lang w:val="ar_AE" w:bidi="ar_AE"/>
+        </w:rPr>
+        <w:t>3:12</w:t>
+      </w:r>
       <w:r>
         <w:rPr>
           <w:rtl/>
@@ -3887,20 +3581,14 @@
         </w:rPr>
         <w:t xml:space="preserve">الرَّبُّ فِي وَسَطِنَا: يشير هذا التعبير إلى موافقة الرب (انظر </w:t>
       </w:r>
-      <w:hyperlink r:id="rId63">
-        <w:r>
-          <w:rPr>
-            <w:rtl/>
-            <w:cs/>
-            <w:lang w:val="ar_AE" w:bidi="ar_AE"/>
-          </w:rPr>
-          <w:rPr>
-            <w:color w:val="0000EE"/>
-            <w:u w:val="single"/>
-          </w:rPr>
-          <w:t>خروج 3: 12</w:t>
-        </w:r>
-      </w:hyperlink>
+      <w:r>
+        <w:rPr>
+          <w:rtl/>
+          <w:cs/>
+          <w:lang w:val="ar_AE" w:bidi="ar_AE"/>
+        </w:rPr>
+        <w:t>خروج 3: 12</w:t>
+      </w:r>
       <w:r>
         <w:rPr>
           <w:rtl/>
@@ -3909,20 +3597,14 @@
         </w:rPr>
         <w:t xml:space="preserve">، </w:t>
       </w:r>
-      <w:hyperlink r:id="rId64">
-        <w:r>
-          <w:rPr>
-            <w:rtl/>
-            <w:cs/>
-            <w:lang w:val="ar_AE" w:bidi="ar_AE"/>
-          </w:rPr>
-          <w:rPr>
-            <w:color w:val="0000EE"/>
-            <w:u w:val="single"/>
-          </w:rPr>
-          <w:t>14</w:t>
-        </w:r>
-      </w:hyperlink>
+      <w:r>
+        <w:rPr>
+          <w:rtl/>
+          <w:cs/>
+          <w:lang w:val="ar_AE" w:bidi="ar_AE"/>
+        </w:rPr>
+        <w:t>14</w:t>
+      </w:r>
       <w:r>
         <w:rPr>
           <w:rtl/>
@@ -3931,20 +3613,14 @@
         </w:rPr>
         <w:t xml:space="preserve">؛ </w:t>
       </w:r>
-      <w:hyperlink r:id="rId65">
-        <w:r>
-          <w:rPr>
-            <w:rtl/>
-            <w:cs/>
-            <w:lang w:val="ar_AE" w:bidi="ar_AE"/>
-          </w:rPr>
-          <w:rPr>
-            <w:color w:val="0000EE"/>
-            <w:u w:val="single"/>
-          </w:rPr>
-          <w:t>25: 8</w:t>
-        </w:r>
-      </w:hyperlink>
+      <w:r>
+        <w:rPr>
+          <w:rtl/>
+          <w:cs/>
+          <w:lang w:val="ar_AE" w:bidi="ar_AE"/>
+        </w:rPr>
+        <w:t>25: 8</w:t>
+      </w:r>
       <w:r>
         <w:rPr>
           <w:rtl/>
@@ -3953,20 +3629,14 @@
         </w:rPr>
         <w:t xml:space="preserve">؛ </w:t>
       </w:r>
-      <w:hyperlink r:id="rId50">
-        <w:r>
-          <w:rPr>
-            <w:rtl/>
-            <w:cs/>
-            <w:lang w:val="ar_AE" w:bidi="ar_AE"/>
-          </w:rPr>
-          <w:rPr>
-            <w:color w:val="0000EE"/>
-            <w:u w:val="single"/>
-          </w:rPr>
-          <w:t>ميخا 2: 5</w:t>
-        </w:r>
-      </w:hyperlink>
+      <w:r>
+        <w:rPr>
+          <w:rtl/>
+          <w:cs/>
+          <w:lang w:val="ar_AE" w:bidi="ar_AE"/>
+        </w:rPr>
+        <w:t>ميخا 2: 5</w:t>
+      </w:r>
       <w:r>
         <w:rPr>
           <w:rtl/>
@@ -3975,20 +3645,14 @@
         </w:rPr>
         <w:t xml:space="preserve">؛ </w:t>
       </w:r>
-      <w:hyperlink r:id="rId66">
-        <w:r>
-          <w:rPr>
-            <w:rtl/>
-            <w:cs/>
-            <w:lang w:val="ar_AE" w:bidi="ar_AE"/>
-          </w:rPr>
-          <w:rPr>
-            <w:color w:val="0000EE"/>
-            <w:u w:val="single"/>
-          </w:rPr>
-          <w:t>زكريا 2: 11</w:t>
-        </w:r>
-      </w:hyperlink>
+      <w:r>
+        <w:rPr>
+          <w:rtl/>
+          <w:cs/>
+          <w:lang w:val="ar_AE" w:bidi="ar_AE"/>
+        </w:rPr>
+        <w:t>زكريا 2: 11</w:t>
+      </w:r>
       <w:r>
         <w:rPr>
           <w:rtl/>
@@ -4098,20 +3762,14 @@
         </w:rPr>
         <w:t xml:space="preserve"> برية غير قابلة للسكن. كان الدمار الشامل ينتظر أورشليم الساقطة. ولقد اقتبس إرميا لاحقًا هذا المقطع (</w:t>
       </w:r>
-      <w:hyperlink r:id="rId26">
-        <w:r>
-          <w:rPr>
-            <w:rtl/>
-            <w:cs/>
-            <w:lang w:val="ar_AE" w:bidi="ar_AE"/>
-          </w:rPr>
-          <w:rPr>
-            <w:color w:val="0000EE"/>
-            <w:u w:val="single"/>
-          </w:rPr>
-          <w:t>إرميا 26:18</w:t>
-        </w:r>
-      </w:hyperlink>
+      <w:r>
+        <w:rPr>
+          <w:rtl/>
+          <w:cs/>
+          <w:lang w:val="ar_AE" w:bidi="ar_AE"/>
+        </w:rPr>
+        <w:t>إرميا 26:18</w:t>
+      </w:r>
       <w:r>
         <w:rPr>
           <w:rtl/>
@@ -4187,20 +3845,14 @@
         </w:rPr>
         <w:t xml:space="preserve">وَيَكُونُ فِي آخِرِ الأَيَّامِ: لقد وعد الله أن يعمل في التاريخ لتأسيس مملكته. • كان جبل بيت الرب هو جبل صهيون في أورشليم، حيث بُني هيكل سليمان (انظر </w:t>
       </w:r>
-      <w:hyperlink r:id="rId67">
-        <w:r>
-          <w:rPr>
-            <w:rtl/>
-            <w:cs/>
-            <w:lang w:val="ar_AE" w:bidi="ar_AE"/>
-          </w:rPr>
-          <w:rPr>
-            <w:color w:val="0000EE"/>
-            <w:u w:val="single"/>
-          </w:rPr>
-          <w:t>2 صموئيل 24:18–25</w:t>
-        </w:r>
-      </w:hyperlink>
+      <w:r>
+        <w:rPr>
+          <w:rtl/>
+          <w:cs/>
+          <w:lang w:val="ar_AE" w:bidi="ar_AE"/>
+        </w:rPr>
+        <w:t>2 صموئيل 24:18–25</w:t>
+      </w:r>
       <w:r>
         <w:rPr>
           <w:rtl/>
@@ -4209,20 +3861,14 @@
         </w:rPr>
         <w:t>). ويذكرنا ذلك بجبل سيناء، جبل الله (</w:t>
       </w:r>
-      <w:hyperlink r:id="rId68">
-        <w:r>
-          <w:rPr>
-            <w:rtl/>
-            <w:cs/>
-            <w:lang w:val="ar_AE" w:bidi="ar_AE"/>
-          </w:rPr>
-          <w:rPr>
-            <w:color w:val="0000EE"/>
-            <w:u w:val="single"/>
-          </w:rPr>
-          <w:t>خروج 3:1</w:t>
-        </w:r>
-      </w:hyperlink>
+      <w:r>
+        <w:rPr>
+          <w:rtl/>
+          <w:cs/>
+          <w:lang w:val="ar_AE" w:bidi="ar_AE"/>
+        </w:rPr>
+        <w:t>خروج 3:1</w:t>
+      </w:r>
       <w:r>
         <w:rPr>
           <w:rtl/>
@@ -4231,20 +3877,14 @@
         </w:rPr>
         <w:t xml:space="preserve">؛ </w:t>
       </w:r>
-      <w:hyperlink r:id="rId69">
-        <w:r>
-          <w:rPr>
-            <w:rtl/>
-            <w:cs/>
-            <w:lang w:val="ar_AE" w:bidi="ar_AE"/>
-          </w:rPr>
-          <w:rPr>
-            <w:color w:val="0000EE"/>
-            <w:u w:val="single"/>
-          </w:rPr>
-          <w:t>عدد 10:33</w:t>
-        </w:r>
-      </w:hyperlink>
+      <w:r>
+        <w:rPr>
+          <w:rtl/>
+          <w:cs/>
+          <w:lang w:val="ar_AE" w:bidi="ar_AE"/>
+        </w:rPr>
+        <w:t>عدد 10:33</w:t>
+      </w:r>
       <w:r>
         <w:rPr>
           <w:rtl/>
@@ -4253,20 +3893,14 @@
         </w:rPr>
         <w:t>)، حيث ظهر الله. ولجبل الرب أهمية باعتباره المكان الذي يُعلن فيه الله عن هويته ويجعل الشركة معه متاحة. • فَيُعَلِّمَنَا مِنْ طُرُقِهِ … فِي سُبُلِهِ: حكمة شرائع الله ومعرفة طرقه ستُحيي الأمم (</w:t>
       </w:r>
-      <w:hyperlink r:id="rId70">
-        <w:r>
-          <w:rPr>
-            <w:rtl/>
-            <w:cs/>
-            <w:lang w:val="ar_AE" w:bidi="ar_AE"/>
-          </w:rPr>
-          <w:rPr>
-            <w:color w:val="0000EE"/>
-            <w:u w:val="single"/>
-          </w:rPr>
-          <w:t>تثنية 4:6</w:t>
-        </w:r>
-      </w:hyperlink>
+      <w:r>
+        <w:rPr>
+          <w:rtl/>
+          <w:cs/>
+          <w:lang w:val="ar_AE" w:bidi="ar_AE"/>
+        </w:rPr>
+        <w:t>تثنية 4:6</w:t>
+      </w:r>
       <w:r>
         <w:rPr>
           <w:rtl/>
@@ -4275,20 +3909,14 @@
         </w:rPr>
         <w:t xml:space="preserve">؛ </w:t>
       </w:r>
-      <w:hyperlink r:id="rId71">
-        <w:r>
-          <w:rPr>
-            <w:rtl/>
-            <w:cs/>
-            <w:lang w:val="ar_AE" w:bidi="ar_AE"/>
-          </w:rPr>
-          <w:rPr>
-            <w:color w:val="0000EE"/>
-            <w:u w:val="single"/>
-          </w:rPr>
-          <w:t>32:47</w:t>
-        </w:r>
-      </w:hyperlink>
+      <w:r>
+        <w:rPr>
+          <w:rtl/>
+          <w:cs/>
+          <w:lang w:val="ar_AE" w:bidi="ar_AE"/>
+        </w:rPr>
+        <w:t>32:47</w:t>
+      </w:r>
       <w:r>
         <w:rPr>
           <w:rtl/>
@@ -4364,20 +3992,14 @@
         </w:rPr>
         <w:t>تتحول نبوة ميخا من اليأس التام إلى انفجار من الرجاء، حين يُعبّر عن الرفعة المستقبلية لجبل صهيون في أورشليم. إن خطة الله لبركة كل الأمم (</w:t>
       </w:r>
-      <w:hyperlink r:id="rId72">
-        <w:r>
-          <w:rPr>
-            <w:rtl/>
-            <w:cs/>
-            <w:lang w:val="ar_AE" w:bidi="ar_AE"/>
-          </w:rPr>
-          <w:rPr>
-            <w:color w:val="0000EE"/>
-            <w:u w:val="single"/>
-          </w:rPr>
-          <w:t>تكوين 12:3</w:t>
-        </w:r>
-      </w:hyperlink>
+      <w:r>
+        <w:rPr>
+          <w:rtl/>
+          <w:cs/>
+          <w:lang w:val="ar_AE" w:bidi="ar_AE"/>
+        </w:rPr>
+        <w:t>تكوين 12:3</w:t>
+      </w:r>
       <w:r>
         <w:rPr>
           <w:rtl/>
@@ -4386,20 +4008,14 @@
         </w:rPr>
         <w:t>) من خلال نسل إبراهيم سوف تتحقق عندما تتدفق الأمم وشعب الرب إلى بيت الرب … للعبادة. وهناك (1) سيتعلمون اتِّبَاع شريعة وتعاليم الله؛ (2) سوف تتدفق الشريعة والتعليم بين الأمم عندما يخرجون من بيت الله؛ (3) سوف ينمو السلام والرفاهية بين الأمم عندما توجه طاقاتها إلى الأغراض السلمية وتتخلى عن الحرب؛ و(4) سيعيش الناس بلا خوف، يتمتعون بالأمان والازدهار والبركة (</w:t>
       </w:r>
-      <w:hyperlink r:id="rId73">
-        <w:r>
-          <w:rPr>
-            <w:rtl/>
-            <w:cs/>
-            <w:lang w:val="ar_AE" w:bidi="ar_AE"/>
-          </w:rPr>
-          <w:rPr>
-            <w:color w:val="0000EE"/>
-            <w:u w:val="single"/>
-          </w:rPr>
-          <w:t>ميخا 4:4</w:t>
-        </w:r>
-      </w:hyperlink>
+      <w:r>
+        <w:rPr>
+          <w:rtl/>
+          <w:cs/>
+          <w:lang w:val="ar_AE" w:bidi="ar_AE"/>
+        </w:rPr>
+        <w:t>ميخا 4:4</w:t>
+      </w:r>
       <w:r>
         <w:rPr>
           <w:rtl/>
@@ -4408,20 +4024,14 @@
         </w:rPr>
         <w:t>). لقد خذلتهم أصنام الأمم، لكن إله إسرائيل الأمين يحقق كل هذا؛ فالخير الذي يجلبه يدوم إلى أبد الآبدين (</w:t>
       </w:r>
-      <w:hyperlink r:id="rId74">
-        <w:r>
-          <w:rPr>
-            <w:rtl/>
-            <w:cs/>
-            <w:lang w:val="ar_AE" w:bidi="ar_AE"/>
-          </w:rPr>
-          <w:rPr>
-            <w:color w:val="0000EE"/>
-            <w:u w:val="single"/>
-          </w:rPr>
-          <w:t>4:5</w:t>
-        </w:r>
-      </w:hyperlink>
+      <w:r>
+        <w:rPr>
+          <w:rtl/>
+          <w:cs/>
+          <w:lang w:val="ar_AE" w:bidi="ar_AE"/>
+        </w:rPr>
+        <w:t>4:5</w:t>
+      </w:r>
       <w:r>
         <w:rPr>
           <w:rtl/>
@@ -4581,20 +4191,14 @@
         </w:rPr>
         <w:t>سيكون الجميع في سلام دون أعداء كما كان الحال في زمن سليمان (</w:t>
       </w:r>
-      <w:hyperlink r:id="rId75">
-        <w:r>
-          <w:rPr>
-            <w:rtl/>
-            <w:cs/>
-            <w:lang w:val="ar_AE" w:bidi="ar_AE"/>
-          </w:rPr>
-          <w:rPr>
-            <w:color w:val="0000EE"/>
-            <w:u w:val="single"/>
-          </w:rPr>
-          <w:t>1 ملوك 4:25</w:t>
-        </w:r>
-      </w:hyperlink>
+      <w:r>
+        <w:rPr>
+          <w:rtl/>
+          <w:cs/>
+          <w:lang w:val="ar_AE" w:bidi="ar_AE"/>
+        </w:rPr>
+        <w:t>1 ملوك 4:25</w:t>
+      </w:r>
       <w:r>
         <w:rPr>
           <w:rtl/>
@@ -4603,20 +4207,14 @@
         </w:rPr>
         <w:t xml:space="preserve">؛ قارن </w:t>
       </w:r>
-      <w:hyperlink r:id="rId76">
-        <w:r>
-          <w:rPr>
-            <w:rtl/>
-            <w:cs/>
-            <w:lang w:val="ar_AE" w:bidi="ar_AE"/>
-          </w:rPr>
-          <w:rPr>
-            <w:color w:val="0000EE"/>
-            <w:u w:val="single"/>
-          </w:rPr>
-          <w:t>إشعياء 36:16</w:t>
-        </w:r>
-      </w:hyperlink>
+      <w:r>
+        <w:rPr>
+          <w:rtl/>
+          <w:cs/>
+          <w:lang w:val="ar_AE" w:bidi="ar_AE"/>
+        </w:rPr>
+        <w:t>إشعياء 36:16</w:t>
+      </w:r>
       <w:r>
         <w:rPr>
           <w:rtl/>
@@ -4625,20 +4223,14 @@
         </w:rPr>
         <w:t xml:space="preserve">؛ </w:t>
       </w:r>
-      <w:hyperlink r:id="rId77">
-        <w:r>
-          <w:rPr>
-            <w:rtl/>
-            <w:cs/>
-            <w:lang w:val="ar_AE" w:bidi="ar_AE"/>
-          </w:rPr>
-          <w:rPr>
-            <w:color w:val="0000EE"/>
-            <w:u w:val="single"/>
-          </w:rPr>
-          <w:t>زكريا 3:10</w:t>
-        </w:r>
-      </w:hyperlink>
+      <w:r>
+        <w:rPr>
+          <w:rtl/>
+          <w:cs/>
+          <w:lang w:val="ar_AE" w:bidi="ar_AE"/>
+        </w:rPr>
+        <w:t>زكريا 3:10</w:t>
+      </w:r>
       <w:r>
         <w:rPr>
           <w:rtl/>
@@ -4714,20 +4306,14 @@
         </w:rPr>
         <w:t>عادةً ما كانت بقايا المدن المدمرة في الشرق الأدنى القديم تُفقد أو تُستوعب (في كيان جديد). وعندما يتم إنقاذ بقية إسرائيل، فإنها ستكون الأساس لشعب الرب الجديد (</w:t>
       </w:r>
-      <w:hyperlink r:id="rId78">
-        <w:r>
-          <w:rPr>
-            <w:rtl/>
-            <w:cs/>
-            <w:lang w:val="ar_AE" w:bidi="ar_AE"/>
-          </w:rPr>
-          <w:rPr>
-            <w:color w:val="0000EE"/>
-            <w:u w:val="single"/>
-          </w:rPr>
-          <w:t>تثنية 4:26–31</w:t>
-        </w:r>
-      </w:hyperlink>
+      <w:r>
+        <w:rPr>
+          <w:rtl/>
+          <w:cs/>
+          <w:lang w:val="ar_AE" w:bidi="ar_AE"/>
+        </w:rPr>
+        <w:t>تثنية 4:26–31</w:t>
+      </w:r>
       <w:r>
         <w:rPr>
           <w:rtl/>
@@ -4736,20 +4322,14 @@
         </w:rPr>
         <w:t xml:space="preserve">؛ </w:t>
       </w:r>
-      <w:hyperlink r:id="rId79">
-        <w:r>
-          <w:rPr>
-            <w:rtl/>
-            <w:cs/>
-            <w:lang w:val="ar_AE" w:bidi="ar_AE"/>
-          </w:rPr>
-          <w:rPr>
-            <w:color w:val="0000EE"/>
-            <w:u w:val="single"/>
-          </w:rPr>
-          <w:t>30:1–5</w:t>
-        </w:r>
-      </w:hyperlink>
+      <w:r>
+        <w:rPr>
+          <w:rtl/>
+          <w:cs/>
+          <w:lang w:val="ar_AE" w:bidi="ar_AE"/>
+        </w:rPr>
+        <w:t>30:1–5</w:t>
+      </w:r>
       <w:r>
         <w:rPr>
           <w:rtl/>
@@ -4758,20 +4338,14 @@
         </w:rPr>
         <w:t xml:space="preserve">؛ </w:t>
       </w:r>
-      <w:hyperlink r:id="rId80">
-        <w:r>
-          <w:rPr>
-            <w:rtl/>
-            <w:cs/>
-            <w:lang w:val="ar_AE" w:bidi="ar_AE"/>
-          </w:rPr>
-          <w:rPr>
-            <w:color w:val="0000EE"/>
-            <w:u w:val="single"/>
-          </w:rPr>
-          <w:t>2 ملوك 19:31</w:t>
-        </w:r>
-      </w:hyperlink>
+      <w:r>
+        <w:rPr>
+          <w:rtl/>
+          <w:cs/>
+          <w:lang w:val="ar_AE" w:bidi="ar_AE"/>
+        </w:rPr>
+        <w:t>2 ملوك 19:31</w:t>
+      </w:r>
       <w:r>
         <w:rPr>
           <w:rtl/>
@@ -4780,20 +4354,14 @@
         </w:rPr>
         <w:t xml:space="preserve">؛ </w:t>
       </w:r>
-      <w:hyperlink r:id="rId81">
-        <w:r>
-          <w:rPr>
-            <w:rtl/>
-            <w:cs/>
-            <w:lang w:val="ar_AE" w:bidi="ar_AE"/>
-          </w:rPr>
-          <w:rPr>
-            <w:color w:val="0000EE"/>
-            <w:u w:val="single"/>
-          </w:rPr>
-          <w:t>إشعياء 10:21؛</w:t>
-        </w:r>
-      </w:hyperlink>
+      <w:r>
+        <w:rPr>
+          <w:rtl/>
+          <w:cs/>
+          <w:lang w:val="ar_AE" w:bidi="ar_AE"/>
+        </w:rPr>
+        <w:t>إشعياء 10:21؛</w:t>
+      </w:r>
       <w:r>
         <w:rPr>
           <w:rtl/>
@@ -4802,20 +4370,14 @@
         </w:rPr>
         <w:t xml:space="preserve"> </w:t>
       </w:r>
-      <w:hyperlink r:id="rId82">
-        <w:r>
-          <w:rPr>
-            <w:rtl/>
-            <w:cs/>
-            <w:lang w:val="ar_AE" w:bidi="ar_AE"/>
-          </w:rPr>
-          <w:rPr>
-            <w:color w:val="0000EE"/>
-            <w:u w:val="single"/>
-          </w:rPr>
-          <w:t>إرميا 29:10–14</w:t>
-        </w:r>
-      </w:hyperlink>
+      <w:r>
+        <w:rPr>
+          <w:rtl/>
+          <w:cs/>
+          <w:lang w:val="ar_AE" w:bidi="ar_AE"/>
+        </w:rPr>
+        <w:t>إرميا 29:10–14</w:t>
+      </w:r>
       <w:r>
         <w:rPr>
           <w:rtl/>
@@ -4824,20 +4386,14 @@
         </w:rPr>
         <w:t xml:space="preserve">؛ انظر </w:t>
       </w:r>
-      <w:hyperlink r:id="rId83">
-        <w:r>
-          <w:rPr>
-            <w:rtl/>
-            <w:cs/>
-            <w:lang w:val="ar_AE" w:bidi="ar_AE"/>
-          </w:rPr>
-          <w:rPr>
-            <w:color w:val="0000EE"/>
-            <w:u w:val="single"/>
-          </w:rPr>
-          <w:t>عزرا 9:8</w:t>
-        </w:r>
-      </w:hyperlink>
+      <w:r>
+        <w:rPr>
+          <w:rtl/>
+          <w:cs/>
+          <w:lang w:val="ar_AE" w:bidi="ar_AE"/>
+        </w:rPr>
+        <w:t>عزرا 9:8</w:t>
+      </w:r>
       <w:r>
         <w:rPr>
           <w:rtl/>
@@ -4846,20 +4402,14 @@
         </w:rPr>
         <w:t xml:space="preserve">؛ </w:t>
       </w:r>
-      <w:hyperlink r:id="rId84">
-        <w:r>
-          <w:rPr>
-            <w:rtl/>
-            <w:cs/>
-            <w:lang w:val="ar_AE" w:bidi="ar_AE"/>
-          </w:rPr>
-          <w:rPr>
-            <w:color w:val="0000EE"/>
-            <w:u w:val="single"/>
-          </w:rPr>
-          <w:t>نحميا 1:2</w:t>
-        </w:r>
-      </w:hyperlink>
+      <w:r>
+        <w:rPr>
+          <w:rtl/>
+          <w:cs/>
+          <w:lang w:val="ar_AE" w:bidi="ar_AE"/>
+        </w:rPr>
+        <w:t>نحميا 1:2</w:t>
+      </w:r>
       <w:r>
         <w:rPr>
           <w:rtl/>
@@ -4935,20 +4485,14 @@
         </w:rPr>
         <w:t xml:space="preserve">وَأَنْتَ يَا بُرْجَ الْقَطِيعِ، أَكَمَةَ بِنْتِ صِهْيَوْنَ: كانت أورشليم عاصمة ملكية محصنة تحتوي على برج مراقبة للدفاع والأمن لشعبها. • وَيَجِيءُ الْحُكْمُ الأَوَّلُ مُلْكُ بِنْتِ أُورُشَلِيمَ: قارن </w:t>
       </w:r>
-      <w:hyperlink r:id="rId85">
-        <w:r>
-          <w:rPr>
-            <w:rtl/>
-            <w:cs/>
-            <w:lang w:val="ar_AE" w:bidi="ar_AE"/>
-          </w:rPr>
-          <w:rPr>
-            <w:color w:val="0000EE"/>
-            <w:u w:val="single"/>
-          </w:rPr>
-          <w:t>عاموس 9:11–15</w:t>
-        </w:r>
-      </w:hyperlink>
+      <w:r>
+        <w:rPr>
+          <w:rtl/>
+          <w:cs/>
+          <w:lang w:val="ar_AE" w:bidi="ar_AE"/>
+        </w:rPr>
+        <w:t>عاموس 9:11–15</w:t>
+      </w:r>
       <w:r>
         <w:rPr>
           <w:rtl/>
@@ -4957,20 +4501,14 @@
         </w:rPr>
         <w:t xml:space="preserve">؛ انظر </w:t>
       </w:r>
-      <w:hyperlink r:id="rId86">
-        <w:r>
-          <w:rPr>
-            <w:rtl/>
-            <w:cs/>
-            <w:lang w:val="ar_AE" w:bidi="ar_AE"/>
-          </w:rPr>
-          <w:rPr>
-            <w:color w:val="0000EE"/>
-            <w:u w:val="single"/>
-          </w:rPr>
-          <w:t>2 صموئيل 7:11–16</w:t>
-        </w:r>
-      </w:hyperlink>
+      <w:r>
+        <w:rPr>
+          <w:rtl/>
+          <w:cs/>
+          <w:lang w:val="ar_AE" w:bidi="ar_AE"/>
+        </w:rPr>
+        <w:t>2 صموئيل 7:11–16</w:t>
+      </w:r>
       <w:r>
         <w:rPr>
           <w:rtl/>
@@ -5046,20 +4584,14 @@
         </w:rPr>
         <w:t>كان من المفترض أن يُقدّم ملك إسرائيل وحكماؤها القيادة وأن يجسدوا تعليمات الرب وعهده في حياتهم (</w:t>
       </w:r>
-      <w:hyperlink r:id="rId87">
-        <w:r>
-          <w:rPr>
-            <w:rtl/>
-            <w:cs/>
-            <w:lang w:val="ar_AE" w:bidi="ar_AE"/>
-          </w:rPr>
-          <w:rPr>
-            <w:color w:val="0000EE"/>
-            <w:u w:val="single"/>
-          </w:rPr>
-          <w:t>تثنية 17: 18–20</w:t>
-        </w:r>
-      </w:hyperlink>
+      <w:r>
+        <w:rPr>
+          <w:rtl/>
+          <w:cs/>
+          <w:lang w:val="ar_AE" w:bidi="ar_AE"/>
+        </w:rPr>
+        <w:t>تثنية 17: 18–20</w:t>
+      </w:r>
       <w:r>
         <w:rPr>
           <w:rtl/>
@@ -5068,20 +4600,14 @@
         </w:rPr>
         <w:t xml:space="preserve">). ومع ذلك، سيكون الناس الآن بدون قيادة تقية (قارن </w:t>
       </w:r>
-      <w:hyperlink r:id="rId88">
-        <w:r>
-          <w:rPr>
-            <w:rtl/>
-            <w:cs/>
-            <w:lang w:val="ar_AE" w:bidi="ar_AE"/>
-          </w:rPr>
-          <w:rPr>
-            <w:color w:val="0000EE"/>
-            <w:u w:val="single"/>
-          </w:rPr>
-          <w:t>قضاة 17: 6</w:t>
-        </w:r>
-      </w:hyperlink>
+      <w:r>
+        <w:rPr>
+          <w:rtl/>
+          <w:cs/>
+          <w:lang w:val="ar_AE" w:bidi="ar_AE"/>
+        </w:rPr>
+        <w:t>قضاة 17: 6</w:t>
+      </w:r>
       <w:r>
         <w:rPr>
           <w:rtl/>
@@ -5090,20 +4616,14 @@
         </w:rPr>
         <w:t xml:space="preserve">؛ </w:t>
       </w:r>
-      <w:hyperlink r:id="rId89">
-        <w:r>
-          <w:rPr>
-            <w:rtl/>
-            <w:cs/>
-            <w:lang w:val="ar_AE" w:bidi="ar_AE"/>
-          </w:rPr>
-          <w:rPr>
-            <w:color w:val="0000EE"/>
-            <w:u w:val="single"/>
-          </w:rPr>
-          <w:t>18: 1</w:t>
-        </w:r>
-      </w:hyperlink>
+      <w:r>
+        <w:rPr>
+          <w:rtl/>
+          <w:cs/>
+          <w:lang w:val="ar_AE" w:bidi="ar_AE"/>
+        </w:rPr>
+        <w:t>18: 1</w:t>
+      </w:r>
       <w:r>
         <w:rPr>
           <w:rtl/>
@@ -5112,20 +4632,14 @@
         </w:rPr>
         <w:t xml:space="preserve">؛ </w:t>
       </w:r>
-      <w:hyperlink r:id="rId90">
-        <w:r>
-          <w:rPr>
-            <w:rtl/>
-            <w:cs/>
-            <w:lang w:val="ar_AE" w:bidi="ar_AE"/>
-          </w:rPr>
-          <w:rPr>
-            <w:color w:val="0000EE"/>
-            <w:u w:val="single"/>
-          </w:rPr>
-          <w:t>21: 25</w:t>
-        </w:r>
-      </w:hyperlink>
+      <w:r>
+        <w:rPr>
+          <w:rtl/>
+          <w:cs/>
+          <w:lang w:val="ar_AE" w:bidi="ar_AE"/>
+        </w:rPr>
+        <w:t>21: 25</w:t>
+      </w:r>
       <w:r>
         <w:rPr>
           <w:rtl/>
@@ -5201,20 +4715,14 @@
         </w:rPr>
         <w:t>كانت بابل البعيدة تقع على بعد حوالي 1,000 ميل (1,700 كيلومتر) من أورشليم؛ ولم يكن بالإمكان الوصول إليها بقطع الصحراء الشرقية القاحلة. • إن إنقاذ الرب لشعبه من الموت المؤكد في بابل يفوق إخراجهم من مصر. لقد تشكلوا في رحم المعاناة وانتظروا ولادة جديدة واعدة (</w:t>
       </w:r>
-      <w:hyperlink r:id="rId91">
-        <w:r>
-          <w:rPr>
-            <w:rtl/>
-            <w:cs/>
-            <w:lang w:val="ar_AE" w:bidi="ar_AE"/>
-          </w:rPr>
-          <w:rPr>
-            <w:color w:val="0000EE"/>
-            <w:u w:val="single"/>
-          </w:rPr>
-          <w:t>إشعياء 43:1–5</w:t>
-        </w:r>
-      </w:hyperlink>
+      <w:r>
+        <w:rPr>
+          <w:rtl/>
+          <w:cs/>
+          <w:lang w:val="ar_AE" w:bidi="ar_AE"/>
+        </w:rPr>
+        <w:t>إشعياء 43:1–5</w:t>
+      </w:r>
       <w:r>
         <w:rPr>
           <w:rtl/>
@@ -5223,20 +4731,14 @@
         </w:rPr>
         <w:t xml:space="preserve">؛ قارن </w:t>
       </w:r>
-      <w:hyperlink r:id="rId92">
-        <w:r>
-          <w:rPr>
-            <w:rtl/>
-            <w:cs/>
-            <w:lang w:val="ar_AE" w:bidi="ar_AE"/>
-          </w:rPr>
-          <w:rPr>
-            <w:color w:val="0000EE"/>
-            <w:u w:val="single"/>
-          </w:rPr>
-          <w:t>حزقيال 37</w:t>
-        </w:r>
-      </w:hyperlink>
+      <w:r>
+        <w:rPr>
+          <w:rtl/>
+          <w:cs/>
+          <w:lang w:val="ar_AE" w:bidi="ar_AE"/>
+        </w:rPr>
+        <w:t>حزقيال 37</w:t>
+      </w:r>
       <w:r>
         <w:rPr>
           <w:rtl/>
@@ -5312,20 +4814,14 @@
         </w:rPr>
         <w:t xml:space="preserve">وَالآنَ قَدِ اجْتَمَعَتْ عَلَيْكِ: بالرغم من ارتباطها الوثيق بالهجوم التاريخي لبابل على أورشليم في 588–586 قبل الميلاد، فإن هذه النبوة تتعلق أيضًا بمستقبل يتم فيه مهاجمة أورشليم المثالية والمُستعادة في </w:t>
       </w:r>
-      <w:hyperlink r:id="rId93">
-        <w:r>
-          <w:rPr>
-            <w:rtl/>
-            <w:cs/>
-            <w:lang w:val="ar_AE" w:bidi="ar_AE"/>
-          </w:rPr>
-          <w:rPr>
-            <w:color w:val="0000EE"/>
-            <w:u w:val="single"/>
-          </w:rPr>
-          <w:t>4:1–5</w:t>
-        </w:r>
-      </w:hyperlink>
+      <w:r>
+        <w:rPr>
+          <w:rtl/>
+          <w:cs/>
+          <w:lang w:val="ar_AE" w:bidi="ar_AE"/>
+        </w:rPr>
+        <w:t>4:1–5</w:t>
+      </w:r>
       <w:r>
         <w:rPr>
           <w:rtl/>
@@ -5334,20 +4830,14 @@
         </w:rPr>
         <w:t xml:space="preserve"> (قارن </w:t>
       </w:r>
-      <w:hyperlink r:id="rId94">
-        <w:r>
-          <w:rPr>
-            <w:rtl/>
-            <w:cs/>
-            <w:lang w:val="ar_AE" w:bidi="ar_AE"/>
-          </w:rPr>
-          <w:rPr>
-            <w:color w:val="0000EE"/>
-            <w:u w:val="single"/>
-          </w:rPr>
-          <w:t>رؤيا 20:7–9</w:t>
-        </w:r>
-      </w:hyperlink>
+      <w:r>
+        <w:rPr>
+          <w:rtl/>
+          <w:cs/>
+          <w:lang w:val="ar_AE" w:bidi="ar_AE"/>
+        </w:rPr>
+        <w:t>رؤيا 20:7–9</w:t>
+      </w:r>
       <w:r>
         <w:rPr>
           <w:rtl/>
@@ -5423,20 +4913,14 @@
         </w:rPr>
         <w:t>يُظهر الله خططه لعبيده (</w:t>
       </w:r>
-      <w:hyperlink r:id="rId95">
-        <w:r>
-          <w:rPr>
-            <w:rtl/>
-            <w:cs/>
-            <w:lang w:val="ar_AE" w:bidi="ar_AE"/>
-          </w:rPr>
-          <w:rPr>
-            <w:color w:val="0000EE"/>
-            <w:u w:val="single"/>
-          </w:rPr>
-          <w:t>دانيآل 2:19–23</w:t>
-        </w:r>
-      </w:hyperlink>
+      <w:r>
+        <w:rPr>
+          <w:rtl/>
+          <w:cs/>
+          <w:lang w:val="ar_AE" w:bidi="ar_AE"/>
+        </w:rPr>
+        <w:t>دانيآل 2:19–23</w:t>
+      </w:r>
       <w:r>
         <w:rPr>
           <w:rtl/>
@@ -5445,20 +4929,14 @@
         </w:rPr>
         <w:t xml:space="preserve">؛ </w:t>
       </w:r>
-      <w:hyperlink r:id="rId96">
-        <w:r>
-          <w:rPr>
-            <w:rtl/>
-            <w:cs/>
-            <w:lang w:val="ar_AE" w:bidi="ar_AE"/>
-          </w:rPr>
-          <w:rPr>
-            <w:color w:val="0000EE"/>
-            <w:u w:val="single"/>
-          </w:rPr>
-          <w:t>عاموس 3:7</w:t>
-        </w:r>
-      </w:hyperlink>
+      <w:r>
+        <w:rPr>
+          <w:rtl/>
+          <w:cs/>
+          <w:lang w:val="ar_AE" w:bidi="ar_AE"/>
+        </w:rPr>
+        <w:t>عاموس 3:7</w:t>
+      </w:r>
       <w:r>
         <w:rPr>
           <w:rtl/>
@@ -5467,20 +4945,14 @@
         </w:rPr>
         <w:t>)، لكن الأمم لا تدركها—فهم ليسوا على علم بخطط الله العظيمة أو بنشاطه خلف الكواليس لمصلحة شعبه. كانت آمال وخطط الأمم تجاه إسرائيل باطلة—خطط الرب لشعبه الفريد ستسود، وسيحكم الأمم (</w:t>
       </w:r>
-      <w:hyperlink r:id="rId97">
-        <w:r>
-          <w:rPr>
-            <w:rtl/>
-            <w:cs/>
-            <w:lang w:val="ar_AE" w:bidi="ar_AE"/>
-          </w:rPr>
-          <w:rPr>
-            <w:color w:val="0000EE"/>
-            <w:u w:val="single"/>
-          </w:rPr>
-          <w:t>تكوين 12:1–3</w:t>
-        </w:r>
-      </w:hyperlink>
+      <w:r>
+        <w:rPr>
+          <w:rtl/>
+          <w:cs/>
+          <w:lang w:val="ar_AE" w:bidi="ar_AE"/>
+        </w:rPr>
+        <w:t>تكوين 12:1–3</w:t>
+      </w:r>
       <w:r>
         <w:rPr>
           <w:rtl/>
@@ -5489,20 +4961,14 @@
         </w:rPr>
         <w:t xml:space="preserve">؛ </w:t>
       </w:r>
-      <w:hyperlink r:id="rId98">
-        <w:r>
-          <w:rPr>
-            <w:rtl/>
-            <w:cs/>
-            <w:lang w:val="ar_AE" w:bidi="ar_AE"/>
-          </w:rPr>
-          <w:rPr>
-            <w:color w:val="0000EE"/>
-            <w:u w:val="single"/>
-          </w:rPr>
-          <w:t>15:12–21</w:t>
-        </w:r>
-      </w:hyperlink>
+      <w:r>
+        <w:rPr>
+          <w:rtl/>
+          <w:cs/>
+          <w:lang w:val="ar_AE" w:bidi="ar_AE"/>
+        </w:rPr>
+        <w:t>15:12–21</w:t>
+      </w:r>
       <w:r>
         <w:rPr>
           <w:rtl/>
@@ -5511,20 +4977,14 @@
         </w:rPr>
         <w:t xml:space="preserve">؛ </w:t>
       </w:r>
-      <w:hyperlink r:id="rId99">
-        <w:r>
-          <w:rPr>
-            <w:rtl/>
-            <w:cs/>
-            <w:lang w:val="ar_AE" w:bidi="ar_AE"/>
-          </w:rPr>
-          <w:rPr>
-            <w:color w:val="0000EE"/>
-            <w:u w:val="single"/>
-          </w:rPr>
-          <w:t>خروج 19:4–6</w:t>
-        </w:r>
-      </w:hyperlink>
+      <w:r>
+        <w:rPr>
+          <w:rtl/>
+          <w:cs/>
+          <w:lang w:val="ar_AE" w:bidi="ar_AE"/>
+        </w:rPr>
+        <w:t>خروج 19:4–6</w:t>
+      </w:r>
       <w:r>
         <w:rPr>
           <w:rtl/>
@@ -5533,20 +4993,14 @@
         </w:rPr>
         <w:t xml:space="preserve">؛ </w:t>
       </w:r>
-      <w:hyperlink r:id="rId100">
-        <w:r>
-          <w:rPr>
-            <w:rtl/>
-            <w:cs/>
-            <w:lang w:val="ar_AE" w:bidi="ar_AE"/>
-          </w:rPr>
-          <w:rPr>
-            <w:color w:val="0000EE"/>
-            <w:u w:val="single"/>
-          </w:rPr>
-          <w:t>إشعياء 45:23</w:t>
-        </w:r>
-      </w:hyperlink>
+      <w:r>
+        <w:rPr>
+          <w:rtl/>
+          <w:cs/>
+          <w:lang w:val="ar_AE" w:bidi="ar_AE"/>
+        </w:rPr>
+        <w:t>إشعياء 45:23</w:t>
+      </w:r>
       <w:r>
         <w:rPr>
           <w:rtl/>
@@ -5555,20 +5009,14 @@
         </w:rPr>
         <w:t xml:space="preserve">؛ </w:t>
       </w:r>
-      <w:hyperlink r:id="rId101">
-        <w:r>
-          <w:rPr>
-            <w:rtl/>
-            <w:cs/>
-            <w:lang w:val="ar_AE" w:bidi="ar_AE"/>
-          </w:rPr>
-          <w:rPr>
-            <w:color w:val="0000EE"/>
-            <w:u w:val="single"/>
-          </w:rPr>
-          <w:t>66:23</w:t>
-        </w:r>
-      </w:hyperlink>
+      <w:r>
+        <w:rPr>
+          <w:rtl/>
+          <w:cs/>
+          <w:lang w:val="ar_AE" w:bidi="ar_AE"/>
+        </w:rPr>
+        <w:t>66:23</w:t>
+      </w:r>
       <w:r>
         <w:rPr>
           <w:rtl/>
@@ -5594,20 +5042,14 @@
         </w:rPr>
         <w:t>كان يتم ضرب الحبوب ودوسها لفصلها عن القش. وهكذا، ستُسحق الأمم (</w:t>
       </w:r>
-      <w:hyperlink r:id="rId102">
-        <w:r>
-          <w:rPr>
-            <w:rtl/>
-            <w:cs/>
-            <w:lang w:val="ar_AE" w:bidi="ar_AE"/>
-          </w:rPr>
-          <w:rPr>
-            <w:color w:val="0000EE"/>
-            <w:u w:val="single"/>
-          </w:rPr>
-          <w:t>ميخا 4:13</w:t>
-        </w:r>
-      </w:hyperlink>
+      <w:r>
+        <w:rPr>
+          <w:rtl/>
+          <w:cs/>
+          <w:lang w:val="ar_AE" w:bidi="ar_AE"/>
+        </w:rPr>
+        <w:t>ميخا 4:13</w:t>
+      </w:r>
       <w:r>
         <w:rPr>
           <w:rtl/>
@@ -5683,20 +5125,14 @@
         </w:rPr>
         <w:t>تمثل قرون وأظلاف الثيران والخيول القوة، وكذلك يفعل كل من الحديد والنحاس. قد تكون الحدوات المعدنية قد استُخدمت على أقدام الحيوانات التي داست الحبوب. سيقوي الله شعبه لهزيمة أعدائهم. • الثروات المسروقة: قامت العديد من الدول بجمع الثروات بطرق غير عادلة (الحرب والنهب والضرائب القمعية والسخرة والتجنيد الإجباري). وكان سيد الأرض كلها يمتلك كل هذه الثروة في البداية (</w:t>
       </w:r>
-      <w:hyperlink r:id="rId103">
-        <w:r>
-          <w:rPr>
-            <w:rtl/>
-            <w:cs/>
-            <w:lang w:val="ar_AE" w:bidi="ar_AE"/>
-          </w:rPr>
-          <w:rPr>
-            <w:color w:val="0000EE"/>
-            <w:u w:val="single"/>
-          </w:rPr>
-          <w:t>خروج 19:5</w:t>
-        </w:r>
-      </w:hyperlink>
+      <w:r>
+        <w:rPr>
+          <w:rtl/>
+          <w:cs/>
+          <w:lang w:val="ar_AE" w:bidi="ar_AE"/>
+        </w:rPr>
+        <w:t>خروج 19:5</w:t>
+      </w:r>
       <w:r>
         <w:rPr>
           <w:rtl/>
@@ -5705,20 +5141,14 @@
         </w:rPr>
         <w:t xml:space="preserve">). • وَأُحَرِّمُ غَنِيمَتَهُمْ لِلرَّبِّ: يشير المصطلح العبري (خرام kharam، "يُكرِّس") إلى غنائم الحرب العسكرية التي تم تكريسها أو وضعها جانبًا باعتبارها مُقَدَّسة للرب (انظر </w:t>
       </w:r>
-      <w:hyperlink r:id="rId104">
-        <w:r>
-          <w:rPr>
-            <w:rtl/>
-            <w:cs/>
-            <w:lang w:val="ar_AE" w:bidi="ar_AE"/>
-          </w:rPr>
-          <w:rPr>
-            <w:color w:val="0000EE"/>
-            <w:u w:val="single"/>
-          </w:rPr>
-          <w:t>لاويين 27:28–29</w:t>
-        </w:r>
-      </w:hyperlink>
+      <w:r>
+        <w:rPr>
+          <w:rtl/>
+          <w:cs/>
+          <w:lang w:val="ar_AE" w:bidi="ar_AE"/>
+        </w:rPr>
+        <w:t>لاويين 27:28–29</w:t>
+      </w:r>
       <w:r>
         <w:rPr>
           <w:rtl/>
@@ -5794,20 +5224,14 @@
         </w:rPr>
         <w:t xml:space="preserve">قاضي إسرائيل قد هُزم على يد الآشوريين (انظر </w:t>
       </w:r>
-      <w:hyperlink r:id="rId105">
-        <w:r>
-          <w:rPr>
-            <w:rtl/>
-            <w:cs/>
-            <w:lang w:val="ar_AE" w:bidi="ar_AE"/>
-          </w:rPr>
-          <w:rPr>
-            <w:color w:val="0000EE"/>
-            <w:u w:val="single"/>
-          </w:rPr>
-          <w:t>6:9</w:t>
-        </w:r>
-      </w:hyperlink>
+      <w:r>
+        <w:rPr>
+          <w:rtl/>
+          <w:cs/>
+          <w:lang w:val="ar_AE" w:bidi="ar_AE"/>
+        </w:rPr>
+        <w:t>6:9</w:t>
+      </w:r>
       <w:r>
         <w:rPr>
           <w:rtl/>
@@ -5816,20 +5240,14 @@
         </w:rPr>
         <w:t xml:space="preserve">). ضرب شخص بقضيبٍ (عصا) يُعبِّر عن الاحتقار (انظر </w:t>
       </w:r>
-      <w:hyperlink r:id="rId106">
-        <w:r>
-          <w:rPr>
-            <w:rtl/>
-            <w:cs/>
-            <w:lang w:val="ar_AE" w:bidi="ar_AE"/>
-          </w:rPr>
-          <w:rPr>
-            <w:color w:val="0000EE"/>
-            <w:u w:val="single"/>
-          </w:rPr>
-          <w:t>1 ملوك 22:24</w:t>
-        </w:r>
-      </w:hyperlink>
+      <w:r>
+        <w:rPr>
+          <w:rtl/>
+          <w:cs/>
+          <w:lang w:val="ar_AE" w:bidi="ar_AE"/>
+        </w:rPr>
+        <w:t>1 ملوك 22:24</w:t>
+      </w:r>
       <w:r>
         <w:rPr>
           <w:rtl/>
@@ -5905,20 +5323,14 @@
         </w:rPr>
         <w:t>يدعو هذا القسم إسرائيل للاستعداد للهجوم الشرس من عدوها، أشور (</w:t>
       </w:r>
-      <w:hyperlink r:id="rId107">
-        <w:r>
-          <w:rPr>
-            <w:rtl/>
-            <w:cs/>
-            <w:lang w:val="ar_AE" w:bidi="ar_AE"/>
-          </w:rPr>
-          <w:rPr>
-            <w:color w:val="0000EE"/>
-            <w:u w:val="single"/>
-          </w:rPr>
-          <w:t>5:5ب-6</w:t>
-        </w:r>
-      </w:hyperlink>
+      <w:r>
+        <w:rPr>
+          <w:rtl/>
+          <w:cs/>
+          <w:lang w:val="ar_AE" w:bidi="ar_AE"/>
+        </w:rPr>
+        <w:t>5:5ب-6</w:t>
+      </w:r>
       <w:r>
         <w:rPr>
           <w:rtl/>
@@ -5927,20 +5339,14 @@
         </w:rPr>
         <w:t>). إن حصار الرعب والموت والدمار هذا لن يبيد إسرائيل، لأن الله سوف يأتي بحاكم (</w:t>
       </w:r>
-      <w:hyperlink r:id="rId108">
-        <w:r>
-          <w:rPr>
-            <w:rtl/>
-            <w:cs/>
-            <w:lang w:val="ar_AE" w:bidi="ar_AE"/>
-          </w:rPr>
-          <w:rPr>
-            <w:color w:val="0000EE"/>
-            <w:u w:val="single"/>
-          </w:rPr>
-          <w:t>5:2–5أ</w:t>
-        </w:r>
-      </w:hyperlink>
+      <w:r>
+        <w:rPr>
+          <w:rtl/>
+          <w:cs/>
+          <w:lang w:val="ar_AE" w:bidi="ar_AE"/>
+        </w:rPr>
+        <w:t>5:2–5أ</w:t>
+      </w:r>
       <w:r>
         <w:rPr>
           <w:rtl/>
@@ -5949,20 +5355,14 @@
         </w:rPr>
         <w:t>) لقيادة شعبه في العودة من السبي. إن حفظ الله وتطهير البقية (</w:t>
       </w:r>
-      <w:hyperlink r:id="rId109">
-        <w:r>
-          <w:rPr>
-            <w:rtl/>
-            <w:cs/>
-            <w:lang w:val="ar_AE" w:bidi="ar_AE"/>
-          </w:rPr>
-          <w:rPr>
-            <w:color w:val="0000EE"/>
-            <w:u w:val="single"/>
-          </w:rPr>
-          <w:t>5:7–14</w:t>
-        </w:r>
-      </w:hyperlink>
+      <w:r>
+        <w:rPr>
+          <w:rtl/>
+          <w:cs/>
+          <w:lang w:val="ar_AE" w:bidi="ar_AE"/>
+        </w:rPr>
+        <w:t>5:7–14</w:t>
+      </w:r>
       <w:r>
         <w:rPr>
           <w:rtl/>
@@ -6038,20 +5438,14 @@
         </w:rPr>
         <w:t>أفراتة هو الاسم القديم لبيت لحم (</w:t>
       </w:r>
-      <w:hyperlink r:id="rId110">
-        <w:r>
-          <w:rPr>
-            <w:rtl/>
-            <w:cs/>
-            <w:lang w:val="ar_AE" w:bidi="ar_AE"/>
-          </w:rPr>
-          <w:rPr>
-            <w:color w:val="0000EE"/>
-            <w:u w:val="single"/>
-          </w:rPr>
-          <w:t>تكوين 35:16</w:t>
-        </w:r>
-      </w:hyperlink>
+      <w:r>
+        <w:rPr>
+          <w:rtl/>
+          <w:cs/>
+          <w:lang w:val="ar_AE" w:bidi="ar_AE"/>
+        </w:rPr>
+        <w:t>تكوين 35:16</w:t>
+      </w:r>
       <w:r>
         <w:rPr>
           <w:rtl/>
@@ -6060,20 +5454,14 @@
         </w:rPr>
         <w:t xml:space="preserve">؛ </w:t>
       </w:r>
-      <w:hyperlink r:id="rId111">
-        <w:r>
-          <w:rPr>
-            <w:rtl/>
-            <w:cs/>
-            <w:lang w:val="ar_AE" w:bidi="ar_AE"/>
-          </w:rPr>
-          <w:rPr>
-            <w:color w:val="0000EE"/>
-            <w:u w:val="single"/>
-          </w:rPr>
-          <w:t>راعوث 4:11</w:t>
-        </w:r>
-      </w:hyperlink>
+      <w:r>
+        <w:rPr>
+          <w:rtl/>
+          <w:cs/>
+          <w:lang w:val="ar_AE" w:bidi="ar_AE"/>
+        </w:rPr>
+        <w:t>راعوث 4:11</w:t>
+      </w:r>
       <w:r>
         <w:rPr>
           <w:rtl/>
@@ -6082,20 +5470,14 @@
         </w:rPr>
         <w:t>)، وهي مسقط رأس داود. في المستقبل، سيظهر حاكم ذو أهمية أكبر من داود من هناك (</w:t>
       </w:r>
-      <w:hyperlink r:id="rId112">
-        <w:r>
-          <w:rPr>
-            <w:rtl/>
-            <w:cs/>
-            <w:lang w:val="ar_AE" w:bidi="ar_AE"/>
-          </w:rPr>
-          <w:rPr>
-            <w:color w:val="0000EE"/>
-            <w:u w:val="single"/>
-          </w:rPr>
-          <w:t>متى 2:5–6</w:t>
-        </w:r>
-      </w:hyperlink>
+      <w:r>
+        <w:rPr>
+          <w:rtl/>
+          <w:cs/>
+          <w:lang w:val="ar_AE" w:bidi="ar_AE"/>
+        </w:rPr>
+        <w:t>متى 2:5–6</w:t>
+      </w:r>
       <w:r>
         <w:rPr>
           <w:rtl/>
@@ -6104,20 +5486,14 @@
         </w:rPr>
         <w:t xml:space="preserve">؛ </w:t>
       </w:r>
-      <w:hyperlink r:id="rId113">
-        <w:r>
-          <w:rPr>
-            <w:rtl/>
-            <w:cs/>
-            <w:lang w:val="ar_AE" w:bidi="ar_AE"/>
-          </w:rPr>
-          <w:rPr>
-            <w:color w:val="0000EE"/>
-            <w:u w:val="single"/>
-          </w:rPr>
-          <w:t>يوحنا 7:42</w:t>
-        </w:r>
-      </w:hyperlink>
+      <w:r>
+        <w:rPr>
+          <w:rtl/>
+          <w:cs/>
+          <w:lang w:val="ar_AE" w:bidi="ar_AE"/>
+        </w:rPr>
+        <w:t>يوحنا 7:42</w:t>
+      </w:r>
       <w:r>
         <w:rPr>
           <w:rtl/>
@@ -6126,20 +5502,14 @@
         </w:rPr>
         <w:t xml:space="preserve">). وستمتد أنشطة الملك المستقبلي من الماضي البعيد (العبرية قديم qedem؛ قارن </w:t>
       </w:r>
-      <w:hyperlink r:id="rId114">
-        <w:r>
-          <w:rPr>
-            <w:rtl/>
-            <w:cs/>
-            <w:lang w:val="ar_AE" w:bidi="ar_AE"/>
-          </w:rPr>
-          <w:rPr>
-            <w:color w:val="0000EE"/>
-            <w:u w:val="single"/>
-          </w:rPr>
-          <w:t>تثنية 33:27</w:t>
-        </w:r>
-      </w:hyperlink>
+      <w:r>
+        <w:rPr>
+          <w:rtl/>
+          <w:cs/>
+          <w:lang w:val="ar_AE" w:bidi="ar_AE"/>
+        </w:rPr>
+        <w:t>تثنية 33:27</w:t>
+      </w:r>
       <w:r>
         <w:rPr>
           <w:rtl/>
@@ -6148,20 +5518,14 @@
         </w:rPr>
         <w:t xml:space="preserve">؛ </w:t>
       </w:r>
-      <w:hyperlink r:id="rId115">
-        <w:r>
-          <w:rPr>
-            <w:rtl/>
-            <w:cs/>
-            <w:lang w:val="ar_AE" w:bidi="ar_AE"/>
-          </w:rPr>
-          <w:rPr>
-            <w:color w:val="0000EE"/>
-            <w:u w:val="single"/>
-          </w:rPr>
-          <w:t>أمثال 8:22–23</w:t>
-        </w:r>
-      </w:hyperlink>
+      <w:r>
+        <w:rPr>
+          <w:rtl/>
+          <w:cs/>
+          <w:lang w:val="ar_AE" w:bidi="ar_AE"/>
+        </w:rPr>
+        <w:t>أمثال 8:22–23</w:t>
+      </w:r>
       <w:r>
         <w:rPr>
           <w:rtl/>
@@ -6170,20 +5534,14 @@
         </w:rPr>
         <w:t xml:space="preserve">؛ </w:t>
       </w:r>
-      <w:hyperlink r:id="rId116">
-        <w:r>
-          <w:rPr>
-            <w:rtl/>
-            <w:cs/>
-            <w:lang w:val="ar_AE" w:bidi="ar_AE"/>
-          </w:rPr>
-          <w:rPr>
-            <w:color w:val="0000EE"/>
-            <w:u w:val="single"/>
-          </w:rPr>
-          <w:t>إشعياء 37:26</w:t>
-        </w:r>
-      </w:hyperlink>
+      <w:r>
+        <w:rPr>
+          <w:rtl/>
+          <w:cs/>
+          <w:lang w:val="ar_AE" w:bidi="ar_AE"/>
+        </w:rPr>
+        <w:t>إشعياء 37:26</w:t>
+      </w:r>
       <w:r>
         <w:rPr>
           <w:rtl/>
@@ -6259,20 +5617,14 @@
         </w:rPr>
         <w:t xml:space="preserve">بعد السبي، كان الأمير (الوالي) زربابل، وهو من نسل داود، من بين العائدين من السبي وأصبح محور آمال إسرائيل (انظر </w:t>
       </w:r>
-      <w:hyperlink r:id="rId117">
-        <w:r>
-          <w:rPr>
-            <w:rtl/>
-            <w:cs/>
-            <w:lang w:val="ar_AE" w:bidi="ar_AE"/>
-          </w:rPr>
-          <w:rPr>
-            <w:color w:val="0000EE"/>
-            <w:u w:val="single"/>
-          </w:rPr>
-          <w:t>حجي 2:20–23</w:t>
-        </w:r>
-      </w:hyperlink>
+      <w:r>
+        <w:rPr>
+          <w:rtl/>
+          <w:cs/>
+          <w:lang w:val="ar_AE" w:bidi="ar_AE"/>
+        </w:rPr>
+        <w:t>حجي 2:20–23</w:t>
+      </w:r>
       <w:r>
         <w:rPr>
           <w:rtl/>
@@ -6281,20 +5633,14 @@
         </w:rPr>
         <w:t>). ومع ذلك، كانت الحاجة قائمة إلى حاكم أعظم من زربابل. سيكون القائد من بيت لحم مصدر السلام؛ وقد أطلق عليه إشعياء لقب رئيس السلام (</w:t>
       </w:r>
-      <w:hyperlink r:id="rId118">
-        <w:r>
-          <w:rPr>
-            <w:rtl/>
-            <w:cs/>
-            <w:lang w:val="ar_AE" w:bidi="ar_AE"/>
-          </w:rPr>
-          <w:rPr>
-            <w:color w:val="0000EE"/>
-            <w:u w:val="single"/>
-          </w:rPr>
-          <w:t>إشعياء 9:6</w:t>
-        </w:r>
-      </w:hyperlink>
+      <w:r>
+        <w:rPr>
+          <w:rtl/>
+          <w:cs/>
+          <w:lang w:val="ar_AE" w:bidi="ar_AE"/>
+        </w:rPr>
+        <w:t>إشعياء 9:6</w:t>
+      </w:r>
       <w:r>
         <w:rPr>
           <w:rtl/>
@@ -6437,20 +5783,14 @@
         </w:rPr>
         <w:t>وَأَرْضَ نِمْرُودَ: وضع نمرود أسس الحضارتين الآشورية والبابلية القديمة (</w:t>
       </w:r>
-      <w:hyperlink r:id="rId119">
-        <w:r>
-          <w:rPr>
-            <w:rtl/>
-            <w:cs/>
-            <w:lang w:val="ar_AE" w:bidi="ar_AE"/>
-          </w:rPr>
-          <w:rPr>
-            <w:color w:val="0000EE"/>
-            <w:u w:val="single"/>
-          </w:rPr>
-          <w:t>تكوين 10:8–11</w:t>
-        </w:r>
-      </w:hyperlink>
+      <w:r>
+        <w:rPr>
+          <w:rtl/>
+          <w:cs/>
+          <w:lang w:val="ar_AE" w:bidi="ar_AE"/>
+        </w:rPr>
+        <w:t>تكوين 10:8–11</w:t>
+      </w:r>
       <w:r>
         <w:rPr>
           <w:rtl/>
@@ -6526,20 +5866,14 @@
         </w:rPr>
         <w:t>البقية هم الذين حفظتهم نعمة الله ليكونوا أساس شعبه الجديد (</w:t>
       </w:r>
-      <w:hyperlink r:id="rId120">
-        <w:r>
-          <w:rPr>
-            <w:rtl/>
-            <w:cs/>
-            <w:lang w:val="ar_AE" w:bidi="ar_AE"/>
-          </w:rPr>
-          <w:rPr>
-            <w:color w:val="0000EE"/>
-            <w:u w:val="single"/>
-          </w:rPr>
-          <w:t>عزرا 9:8–15</w:t>
-        </w:r>
-      </w:hyperlink>
+      <w:r>
+        <w:rPr>
+          <w:rtl/>
+          <w:cs/>
+          <w:lang w:val="ar_AE" w:bidi="ar_AE"/>
+        </w:rPr>
+        <w:t>عزرا 9:8–15</w:t>
+      </w:r>
       <w:r>
         <w:rPr>
           <w:rtl/>
@@ -6548,20 +5882,14 @@
         </w:rPr>
         <w:t xml:space="preserve">؛ </w:t>
       </w:r>
-      <w:hyperlink r:id="rId84">
-        <w:r>
-          <w:rPr>
-            <w:rtl/>
-            <w:cs/>
-            <w:lang w:val="ar_AE" w:bidi="ar_AE"/>
-          </w:rPr>
-          <w:rPr>
-            <w:color w:val="0000EE"/>
-            <w:u w:val="single"/>
-          </w:rPr>
-          <w:t>نحميا 1:2</w:t>
-        </w:r>
-      </w:hyperlink>
+      <w:r>
+        <w:rPr>
+          <w:rtl/>
+          <w:cs/>
+          <w:lang w:val="ar_AE" w:bidi="ar_AE"/>
+        </w:rPr>
+        <w:t>نحميا 1:2</w:t>
+      </w:r>
       <w:r>
         <w:rPr>
           <w:rtl/>
@@ -6637,20 +5965,14 @@
         </w:rPr>
         <w:t>لم يكن هدف الله إنشاء أمة أخرى مثل جميع الأمم الأخرى (</w:t>
       </w:r>
-      <w:hyperlink r:id="rId99">
-        <w:r>
-          <w:rPr>
-            <w:rtl/>
-            <w:cs/>
-            <w:lang w:val="ar_AE" w:bidi="ar_AE"/>
-          </w:rPr>
-          <w:rPr>
-            <w:color w:val="0000EE"/>
-            <w:u w:val="single"/>
-          </w:rPr>
-          <w:t>خروج 19:4–6</w:t>
-        </w:r>
-      </w:hyperlink>
+      <w:r>
+        <w:rPr>
+          <w:rtl/>
+          <w:cs/>
+          <w:lang w:val="ar_AE" w:bidi="ar_AE"/>
+        </w:rPr>
+        <w:t>خروج 19:4–6</w:t>
+      </w:r>
       <w:r>
         <w:rPr>
           <w:rtl/>
@@ -6659,20 +5981,14 @@
         </w:rPr>
         <w:t xml:space="preserve">؛ </w:t>
       </w:r>
-      <w:hyperlink r:id="rId121">
-        <w:r>
-          <w:rPr>
-            <w:rtl/>
-            <w:cs/>
-            <w:lang w:val="ar_AE" w:bidi="ar_AE"/>
-          </w:rPr>
-          <w:rPr>
-            <w:color w:val="0000EE"/>
-            <w:u w:val="single"/>
-          </w:rPr>
-          <w:t>عدد 23:9</w:t>
-        </w:r>
-      </w:hyperlink>
+      <w:r>
+        <w:rPr>
+          <w:rtl/>
+          <w:cs/>
+          <w:lang w:val="ar_AE" w:bidi="ar_AE"/>
+        </w:rPr>
+        <w:t>عدد 23:9</w:t>
+      </w:r>
       <w:r>
         <w:rPr>
           <w:rtl/>
@@ -6681,20 +5997,14 @@
         </w:rPr>
         <w:t xml:space="preserve">؛ </w:t>
       </w:r>
-      <w:hyperlink r:id="rId122">
-        <w:r>
-          <w:rPr>
-            <w:rtl/>
-            <w:cs/>
-            <w:lang w:val="ar_AE" w:bidi="ar_AE"/>
-          </w:rPr>
-          <w:rPr>
-            <w:color w:val="0000EE"/>
-            <w:u w:val="single"/>
-          </w:rPr>
-          <w:t>إرميا 7:23</w:t>
-        </w:r>
-      </w:hyperlink>
+      <w:r>
+        <w:rPr>
+          <w:rtl/>
+          <w:cs/>
+          <w:lang w:val="ar_AE" w:bidi="ar_AE"/>
+        </w:rPr>
+        <w:t>إرميا 7:23</w:t>
+      </w:r>
       <w:r>
         <w:rPr>
           <w:rtl/>
@@ -6703,20 +6013,14 @@
         </w:rPr>
         <w:t>)، بل أن يكون له شعبه الخاص الذي يسير في طرقه ويكون مُقَدَّسًا كما هو قدوس (</w:t>
       </w:r>
-      <w:hyperlink r:id="rId123">
-        <w:r>
-          <w:rPr>
-            <w:rtl/>
-            <w:cs/>
-            <w:lang w:val="ar_AE" w:bidi="ar_AE"/>
-          </w:rPr>
-          <w:rPr>
-            <w:color w:val="0000EE"/>
-            <w:u w:val="single"/>
-          </w:rPr>
-          <w:t>لاويين 11:45</w:t>
-        </w:r>
-      </w:hyperlink>
+      <w:r>
+        <w:rPr>
+          <w:rtl/>
+          <w:cs/>
+          <w:lang w:val="ar_AE" w:bidi="ar_AE"/>
+        </w:rPr>
+        <w:t>لاويين 11:45</w:t>
+      </w:r>
       <w:r>
         <w:rPr>
           <w:rtl/>
@@ -6725,20 +6029,14 @@
         </w:rPr>
         <w:t>). وفي ذلك اليوم (</w:t>
       </w:r>
-      <w:hyperlink r:id="rId124">
-        <w:r>
-          <w:rPr>
-            <w:rtl/>
-            <w:cs/>
-            <w:lang w:val="ar_AE" w:bidi="ar_AE"/>
-          </w:rPr>
-          <w:rPr>
-            <w:color w:val="0000EE"/>
-            <w:u w:val="single"/>
-          </w:rPr>
-          <w:t>ميخا 5:10</w:t>
-        </w:r>
-      </w:hyperlink>
+      <w:r>
+        <w:rPr>
+          <w:rtl/>
+          <w:cs/>
+          <w:lang w:val="ar_AE" w:bidi="ar_AE"/>
+        </w:rPr>
+        <w:t>ميخا 5:10</w:t>
+      </w:r>
       <w:r>
         <w:rPr>
           <w:rtl/>
@@ -6814,20 +6112,14 @@
         </w:rPr>
         <w:t>سيكون لشعب الله مكانة فريدة بين أمم العالم (</w:t>
       </w:r>
-      <w:hyperlink r:id="rId72">
-        <w:r>
-          <w:rPr>
-            <w:rtl/>
-            <w:cs/>
-            <w:lang w:val="ar_AE" w:bidi="ar_AE"/>
-          </w:rPr>
-          <w:rPr>
-            <w:color w:val="0000EE"/>
-            <w:u w:val="single"/>
-          </w:rPr>
-          <w:t>تكوين 12:3</w:t>
-        </w:r>
-      </w:hyperlink>
+      <w:r>
+        <w:rPr>
+          <w:rtl/>
+          <w:cs/>
+          <w:lang w:val="ar_AE" w:bidi="ar_AE"/>
+        </w:rPr>
+        <w:t>تكوين 12:3</w:t>
+      </w:r>
       <w:r>
         <w:rPr>
           <w:rtl/>
@@ -6836,20 +6128,14 @@
         </w:rPr>
         <w:t xml:space="preserve">؛ </w:t>
       </w:r>
-      <w:hyperlink r:id="rId99">
-        <w:r>
-          <w:rPr>
-            <w:rtl/>
-            <w:cs/>
-            <w:lang w:val="ar_AE" w:bidi="ar_AE"/>
-          </w:rPr>
-          <w:rPr>
-            <w:color w:val="0000EE"/>
-            <w:u w:val="single"/>
-          </w:rPr>
-          <w:t>خروج 19:4–6</w:t>
-        </w:r>
-      </w:hyperlink>
+      <w:r>
+        <w:rPr>
+          <w:rtl/>
+          <w:cs/>
+          <w:lang w:val="ar_AE" w:bidi="ar_AE"/>
+        </w:rPr>
+        <w:t>خروج 19:4–6</w:t>
+      </w:r>
       <w:r>
         <w:rPr>
           <w:rtl/>
@@ -6858,20 +6144,14 @@
         </w:rPr>
         <w:t>). سيكونون رأسًا لا ذنبًا (</w:t>
       </w:r>
-      <w:hyperlink r:id="rId125">
-        <w:r>
-          <w:rPr>
-            <w:rtl/>
-            <w:cs/>
-            <w:lang w:val="ar_AE" w:bidi="ar_AE"/>
-          </w:rPr>
-          <w:rPr>
-            <w:color w:val="0000EE"/>
-            <w:u w:val="single"/>
-          </w:rPr>
-          <w:t>تثنية 28:13</w:t>
-        </w:r>
-      </w:hyperlink>
+      <w:r>
+        <w:rPr>
+          <w:rtl/>
+          <w:cs/>
+          <w:lang w:val="ar_AE" w:bidi="ar_AE"/>
+        </w:rPr>
+        <w:t>تثنية 28:13</w:t>
+      </w:r>
       <w:r>
         <w:rPr>
           <w:rtl/>
@@ -6880,20 +6160,14 @@
         </w:rPr>
         <w:t xml:space="preserve">)، وسيكونون لا يُقهرون كالأسد (قارن </w:t>
       </w:r>
-      <w:hyperlink r:id="rId126">
-        <w:r>
-          <w:rPr>
-            <w:rtl/>
-            <w:cs/>
-            <w:lang w:val="ar_AE" w:bidi="ar_AE"/>
-          </w:rPr>
-          <w:rPr>
-            <w:color w:val="0000EE"/>
-            <w:u w:val="single"/>
-          </w:rPr>
-          <w:t>أستير 6:13</w:t>
-        </w:r>
-      </w:hyperlink>
+      <w:r>
+        <w:rPr>
+          <w:rtl/>
+          <w:cs/>
+          <w:lang w:val="ar_AE" w:bidi="ar_AE"/>
+        </w:rPr>
+        <w:t>أستير 6:13</w:t>
+      </w:r>
       <w:r>
         <w:rPr>
           <w:rtl/>
@@ -6902,20 +6176,14 @@
         </w:rPr>
         <w:t xml:space="preserve">) حيث يمنحهم الله السيادة على الأمم. • سوف يدين الرب أعداءهم (انظر </w:t>
       </w:r>
-      <w:hyperlink r:id="rId127">
-        <w:r>
-          <w:rPr>
-            <w:rtl/>
-            <w:cs/>
-            <w:lang w:val="ar_AE" w:bidi="ar_AE"/>
-          </w:rPr>
-          <w:rPr>
-            <w:color w:val="0000EE"/>
-            <w:u w:val="single"/>
-          </w:rPr>
-          <w:t>ميخا 5:15</w:t>
-        </w:r>
-      </w:hyperlink>
+      <w:r>
+        <w:rPr>
+          <w:rtl/>
+          <w:cs/>
+          <w:lang w:val="ar_AE" w:bidi="ar_AE"/>
+        </w:rPr>
+        <w:t>ميخا 5:15</w:t>
+      </w:r>
       <w:r>
         <w:rPr>
           <w:rtl/>
@@ -6924,20 +6192,14 @@
         </w:rPr>
         <w:t>) إذا استمروا في التمرد عليه. لكن رغبة الرب في النهاية هي أن يبارك الأمم، وليس أن يلعنها أو يدمرها (</w:t>
       </w:r>
-      <w:hyperlink r:id="rId72">
-        <w:r>
-          <w:rPr>
-            <w:rtl/>
-            <w:cs/>
-            <w:lang w:val="ar_AE" w:bidi="ar_AE"/>
-          </w:rPr>
-          <w:rPr>
-            <w:color w:val="0000EE"/>
-            <w:u w:val="single"/>
-          </w:rPr>
-          <w:t>تكوين 12:3</w:t>
-        </w:r>
-      </w:hyperlink>
+      <w:r>
+        <w:rPr>
+          <w:rtl/>
+          <w:cs/>
+          <w:lang w:val="ar_AE" w:bidi="ar_AE"/>
+        </w:rPr>
+        <w:t>تكوين 12:3</w:t>
+      </w:r>
       <w:r>
         <w:rPr>
           <w:rtl/>
@@ -6946,20 +6208,14 @@
         </w:rPr>
         <w:t xml:space="preserve">؛ </w:t>
       </w:r>
-      <w:hyperlink r:id="rId128">
-        <w:r>
-          <w:rPr>
-            <w:rtl/>
-            <w:cs/>
-            <w:lang w:val="ar_AE" w:bidi="ar_AE"/>
-          </w:rPr>
-          <w:rPr>
-            <w:color w:val="0000EE"/>
-            <w:u w:val="single"/>
-          </w:rPr>
-          <w:t>يونان 4:11</w:t>
-        </w:r>
-      </w:hyperlink>
+      <w:r>
+        <w:rPr>
+          <w:rtl/>
+          <w:cs/>
+          <w:lang w:val="ar_AE" w:bidi="ar_AE"/>
+        </w:rPr>
+        <w:t>يونان 4:11</w:t>
+      </w:r>
       <w:r>
         <w:rPr>
           <w:rtl/>
@@ -6968,20 +6224,14 @@
         </w:rPr>
         <w:t xml:space="preserve">؛ </w:t>
       </w:r>
-      <w:hyperlink r:id="rId129">
-        <w:r>
-          <w:rPr>
-            <w:rtl/>
-            <w:cs/>
-            <w:lang w:val="ar_AE" w:bidi="ar_AE"/>
-          </w:rPr>
-          <w:rPr>
-            <w:color w:val="0000EE"/>
-            <w:u w:val="single"/>
-          </w:rPr>
-          <w:t>يوحنا 3:16</w:t>
-        </w:r>
-      </w:hyperlink>
+      <w:r>
+        <w:rPr>
+          <w:rtl/>
+          <w:cs/>
+          <w:lang w:val="ar_AE" w:bidi="ar_AE"/>
+        </w:rPr>
+        <w:t>يوحنا 3:16</w:t>
+      </w:r>
       <w:r>
         <w:rPr>
           <w:rtl/>
@@ -7191,20 +6441,14 @@
         </w:rPr>
         <w:t xml:space="preserve">الجبال والتلال: كل الخليقة مدعوة باعتبارها شاهد (قارن </w:t>
       </w:r>
-      <w:hyperlink r:id="rId130">
-        <w:r>
-          <w:rPr>
-            <w:rtl/>
-            <w:cs/>
-            <w:lang w:val="ar_AE" w:bidi="ar_AE"/>
-          </w:rPr>
-          <w:rPr>
-            <w:color w:val="0000EE"/>
-            <w:u w:val="single"/>
-          </w:rPr>
-          <w:t>يشوع 24:27</w:t>
-        </w:r>
-      </w:hyperlink>
+      <w:r>
+        <w:rPr>
+          <w:rtl/>
+          <w:cs/>
+          <w:lang w:val="ar_AE" w:bidi="ar_AE"/>
+        </w:rPr>
+        <w:t>يشوع 24:27</w:t>
+      </w:r>
       <w:r>
         <w:rPr>
           <w:rtl/>
@@ -7280,20 +6524,14 @@
         </w:rPr>
         <w:t xml:space="preserve">لقد قدَّم الرب وجادل وفصل في القضية ضد شعبه المتمرد، إسرائيل. ويُعرَض هذا القسم بشكل رسمي كقضية قانونية في المحكمة (قارن </w:t>
       </w:r>
-      <w:hyperlink r:id="rId131">
-        <w:r>
-          <w:rPr>
-            <w:rtl/>
-            <w:cs/>
-            <w:lang w:val="ar_AE" w:bidi="ar_AE"/>
-          </w:rPr>
-          <w:rPr>
-            <w:color w:val="0000EE"/>
-            <w:u w:val="single"/>
-          </w:rPr>
-          <w:t>إشعياء 1:2–4</w:t>
-        </w:r>
-      </w:hyperlink>
+      <w:r>
+        <w:rPr>
+          <w:rtl/>
+          <w:cs/>
+          <w:lang w:val="ar_AE" w:bidi="ar_AE"/>
+        </w:rPr>
+        <w:t>إشعياء 1:2–4</w:t>
+      </w:r>
       <w:r>
         <w:rPr>
           <w:rtl/>
@@ -7302,20 +6540,14 @@
         </w:rPr>
         <w:t xml:space="preserve">؛ </w:t>
       </w:r>
-      <w:hyperlink r:id="rId132">
-        <w:r>
-          <w:rPr>
-            <w:rtl/>
-            <w:cs/>
-            <w:lang w:val="ar_AE" w:bidi="ar_AE"/>
-          </w:rPr>
-          <w:rPr>
-            <w:color w:val="0000EE"/>
-            <w:u w:val="single"/>
-          </w:rPr>
-          <w:t>إرميا 2:4–9</w:t>
-        </w:r>
-      </w:hyperlink>
+      <w:r>
+        <w:rPr>
+          <w:rtl/>
+          <w:cs/>
+          <w:lang w:val="ar_AE" w:bidi="ar_AE"/>
+        </w:rPr>
+        <w:t>إرميا 2:4–9</w:t>
+      </w:r>
       <w:r>
         <w:rPr>
           <w:rtl/>
@@ -7324,20 +6556,14 @@
         </w:rPr>
         <w:t xml:space="preserve">؛ </w:t>
       </w:r>
-      <w:hyperlink r:id="rId133">
-        <w:r>
-          <w:rPr>
-            <w:rtl/>
-            <w:cs/>
-            <w:lang w:val="ar_AE" w:bidi="ar_AE"/>
-          </w:rPr>
-          <w:rPr>
-            <w:color w:val="0000EE"/>
-            <w:u w:val="single"/>
-          </w:rPr>
-          <w:t>هوشع 4</w:t>
-        </w:r>
-      </w:hyperlink>
+      <w:r>
+        <w:rPr>
+          <w:rtl/>
+          <w:cs/>
+          <w:lang w:val="ar_AE" w:bidi="ar_AE"/>
+        </w:rPr>
+        <w:t>هوشع 4</w:t>
+      </w:r>
       <w:r>
         <w:rPr>
           <w:rtl/>
@@ -7346,20 +6572,14 @@
         </w:rPr>
         <w:t>). ومن خلال سيناريو قاعة المحكمة، تحدى الرب شعبه ليعرضوا قضيتهم ضده، لأنه كان لديه قضية ضدهم (</w:t>
       </w:r>
-      <w:hyperlink r:id="rId134">
-        <w:r>
-          <w:rPr>
-            <w:rtl/>
-            <w:cs/>
-            <w:lang w:val="ar_AE" w:bidi="ar_AE"/>
-          </w:rPr>
-          <w:rPr>
-            <w:color w:val="0000EE"/>
-            <w:u w:val="single"/>
-          </w:rPr>
-          <w:t>ميخا 6:1–5</w:t>
-        </w:r>
-      </w:hyperlink>
+      <w:r>
+        <w:rPr>
+          <w:rtl/>
+          <w:cs/>
+          <w:lang w:val="ar_AE" w:bidi="ar_AE"/>
+        </w:rPr>
+        <w:t>ميخا 6:1–5</w:t>
+      </w:r>
       <w:r>
         <w:rPr>
           <w:rtl/>
@@ -7368,20 +6588,14 @@
         </w:rPr>
         <w:t>)—لم يلتزموا بمتطلباته (</w:t>
       </w:r>
-      <w:hyperlink r:id="rId135">
-        <w:r>
-          <w:rPr>
-            <w:rtl/>
-            <w:cs/>
-            <w:lang w:val="ar_AE" w:bidi="ar_AE"/>
-          </w:rPr>
-          <w:rPr>
-            <w:color w:val="0000EE"/>
-            <w:u w:val="single"/>
-          </w:rPr>
-          <w:t>6:6–8</w:t>
-        </w:r>
-      </w:hyperlink>
+      <w:r>
+        <w:rPr>
+          <w:rtl/>
+          <w:cs/>
+          <w:lang w:val="ar_AE" w:bidi="ar_AE"/>
+        </w:rPr>
+        <w:t>6:6–8</w:t>
+      </w:r>
       <w:r>
         <w:rPr>
           <w:rtl/>
@@ -7390,20 +6604,14 @@
         </w:rPr>
         <w:t>)، لذا كانوا مذنبين (</w:t>
       </w:r>
-      <w:hyperlink r:id="rId136">
-        <w:r>
-          <w:rPr>
-            <w:rtl/>
-            <w:cs/>
-            <w:lang w:val="ar_AE" w:bidi="ar_AE"/>
-          </w:rPr>
-          <w:rPr>
-            <w:color w:val="0000EE"/>
-            <w:u w:val="single"/>
-          </w:rPr>
-          <w:t>6:9–12</w:t>
-        </w:r>
-      </w:hyperlink>
+      <w:r>
+        <w:rPr>
+          <w:rtl/>
+          <w:cs/>
+          <w:lang w:val="ar_AE" w:bidi="ar_AE"/>
+        </w:rPr>
+        <w:t>6:9–12</w:t>
+      </w:r>
       <w:r>
         <w:rPr>
           <w:rtl/>
@@ -7412,20 +6620,14 @@
         </w:rPr>
         <w:t>). ويتبع الحُكم بالذنب، إصدار الدينونة على إسرائيل (</w:t>
       </w:r>
-      <w:hyperlink r:id="rId137">
-        <w:r>
-          <w:rPr>
-            <w:rtl/>
-            <w:cs/>
-            <w:lang w:val="ar_AE" w:bidi="ar_AE"/>
-          </w:rPr>
-          <w:rPr>
-            <w:color w:val="0000EE"/>
-            <w:u w:val="single"/>
-          </w:rPr>
-          <w:t>6:13–16</w:t>
-        </w:r>
-      </w:hyperlink>
+      <w:r>
+        <w:rPr>
+          <w:rtl/>
+          <w:cs/>
+          <w:lang w:val="ar_AE" w:bidi="ar_AE"/>
+        </w:rPr>
+        <w:t>6:13–16</w:t>
+      </w:r>
       <w:r>
         <w:rPr>
           <w:rtl/>
@@ -7501,20 +6703,14 @@
         </w:rPr>
         <w:t>وَبِمَاذَا أَضْجَرْتُكَ: يسأل الرب بشكل بلاغي إذا كان قد فعل شيئًا ليبعد إسرائيل عنه. لكن ازدراءهم لله نشأ من جحودهم الشخصي (</w:t>
       </w:r>
-      <w:hyperlink r:id="rId138">
-        <w:r>
-          <w:rPr>
-            <w:rtl/>
-            <w:cs/>
-            <w:lang w:val="ar_AE" w:bidi="ar_AE"/>
-          </w:rPr>
-          <w:rPr>
-            <w:color w:val="0000EE"/>
-            <w:u w:val="single"/>
-          </w:rPr>
-          <w:t>6:4–5</w:t>
-        </w:r>
-      </w:hyperlink>
+      <w:r>
+        <w:rPr>
+          <w:rtl/>
+          <w:cs/>
+          <w:lang w:val="ar_AE" w:bidi="ar_AE"/>
+        </w:rPr>
+        <w:t>6:4–5</w:t>
+      </w:r>
       <w:r>
         <w:rPr>
           <w:rtl/>
@@ -7590,20 +6786,14 @@
         </w:rPr>
         <w:t>كان الرب قد أخرج إسرائيل من مصر وحفظهم وباركهم طوال رحلتهم إلى أرض الموعد. وكان الله يشجع إسرائيل ويحذرهم دائمًا كي يتذكروا ما فعله لهم منذ سيناء فصاعدًا (</w:t>
       </w:r>
-      <w:hyperlink r:id="rId139">
-        <w:r>
-          <w:rPr>
-            <w:rtl/>
-            <w:cs/>
-            <w:lang w:val="ar_AE" w:bidi="ar_AE"/>
-          </w:rPr>
-          <w:rPr>
-            <w:color w:val="0000EE"/>
-            <w:u w:val="single"/>
-          </w:rPr>
-          <w:t>خروج 3: 15</w:t>
-        </w:r>
-      </w:hyperlink>
+      <w:r>
+        <w:rPr>
+          <w:rtl/>
+          <w:cs/>
+          <w:lang w:val="ar_AE" w:bidi="ar_AE"/>
+        </w:rPr>
+        <w:t>خروج 3: 15</w:t>
+      </w:r>
       <w:r>
         <w:rPr>
           <w:rtl/>
@@ -7612,20 +6802,14 @@
         </w:rPr>
         <w:t xml:space="preserve">؛ </w:t>
       </w:r>
-      <w:hyperlink r:id="rId140">
-        <w:r>
-          <w:rPr>
-            <w:rtl/>
-            <w:cs/>
-            <w:lang w:val="ar_AE" w:bidi="ar_AE"/>
-          </w:rPr>
-          <w:rPr>
-            <w:color w:val="0000EE"/>
-            <w:u w:val="single"/>
-          </w:rPr>
-          <w:t>تثنية 5: 15</w:t>
-        </w:r>
-      </w:hyperlink>
+      <w:r>
+        <w:rPr>
+          <w:rtl/>
+          <w:cs/>
+          <w:lang w:val="ar_AE" w:bidi="ar_AE"/>
+        </w:rPr>
+        <w:t>تثنية 5: 15</w:t>
+      </w:r>
       <w:r>
         <w:rPr>
           <w:rtl/>
@@ -7634,20 +6818,14 @@
         </w:rPr>
         <w:t xml:space="preserve">؛ </w:t>
       </w:r>
-      <w:hyperlink r:id="rId141">
-        <w:r>
-          <w:rPr>
-            <w:rtl/>
-            <w:cs/>
-            <w:lang w:val="ar_AE" w:bidi="ar_AE"/>
-          </w:rPr>
-          <w:rPr>
-            <w:color w:val="0000EE"/>
-            <w:u w:val="single"/>
-          </w:rPr>
-          <w:t>مزامير 77: 11</w:t>
-        </w:r>
-      </w:hyperlink>
+      <w:r>
+        <w:rPr>
+          <w:rtl/>
+          <w:cs/>
+          <w:lang w:val="ar_AE" w:bidi="ar_AE"/>
+        </w:rPr>
+        <w:t>مزامير 77: 11</w:t>
+      </w:r>
       <w:r>
         <w:rPr>
           <w:rtl/>
@@ -7656,20 +6834,14 @@
         </w:rPr>
         <w:t xml:space="preserve">؛ </w:t>
       </w:r>
-      <w:hyperlink r:id="rId142">
-        <w:r>
-          <w:rPr>
-            <w:rtl/>
-            <w:cs/>
-            <w:lang w:val="ar_AE" w:bidi="ar_AE"/>
-          </w:rPr>
-          <w:rPr>
-            <w:color w:val="0000EE"/>
-            <w:u w:val="single"/>
-          </w:rPr>
-          <w:t>111: 4</w:t>
-        </w:r>
-      </w:hyperlink>
+      <w:r>
+        <w:rPr>
+          <w:rtl/>
+          <w:cs/>
+          <w:lang w:val="ar_AE" w:bidi="ar_AE"/>
+        </w:rPr>
+        <w:t>111: 4</w:t>
+      </w:r>
       <w:r>
         <w:rPr>
           <w:rtl/>
@@ -7678,20 +6850,14 @@
         </w:rPr>
         <w:t xml:space="preserve">؛ انظر أيضًا </w:t>
       </w:r>
-      <w:hyperlink r:id="rId143">
-        <w:r>
-          <w:rPr>
-            <w:rtl/>
-            <w:cs/>
-            <w:lang w:val="ar_AE" w:bidi="ar_AE"/>
-          </w:rPr>
-          <w:rPr>
-            <w:color w:val="0000EE"/>
-            <w:u w:val="single"/>
-          </w:rPr>
-          <w:t>مزامير 78</w:t>
-        </w:r>
-      </w:hyperlink>
+      <w:r>
+        <w:rPr>
+          <w:rtl/>
+          <w:cs/>
+          <w:lang w:val="ar_AE" w:bidi="ar_AE"/>
+        </w:rPr>
+        <w:t>مزامير 78</w:t>
+      </w:r>
       <w:r>
         <w:rPr>
           <w:rtl/>
@@ -7700,20 +6866,14 @@
         </w:rPr>
         <w:t xml:space="preserve">، </w:t>
       </w:r>
-      <w:hyperlink r:id="rId144">
-        <w:r>
-          <w:rPr>
-            <w:rtl/>
-            <w:cs/>
-            <w:lang w:val="ar_AE" w:bidi="ar_AE"/>
-          </w:rPr>
-          <w:rPr>
-            <w:color w:val="0000EE"/>
-            <w:u w:val="single"/>
-          </w:rPr>
-          <w:t>136</w:t>
-        </w:r>
-      </w:hyperlink>
+      <w:r>
+        <w:rPr>
+          <w:rtl/>
+          <w:cs/>
+          <w:lang w:val="ar_AE" w:bidi="ar_AE"/>
+        </w:rPr>
+        <w:t>136</w:t>
+      </w:r>
       <w:r>
         <w:rPr>
           <w:rtl/>
@@ -7722,20 +6882,14 @@
         </w:rPr>
         <w:t xml:space="preserve">). • بالاق . . . بلعام: (انظر </w:t>
       </w:r>
-      <w:hyperlink r:id="rId145">
-        <w:r>
-          <w:rPr>
-            <w:rtl/>
-            <w:cs/>
-            <w:lang w:val="ar_AE" w:bidi="ar_AE"/>
-          </w:rPr>
-          <w:rPr>
-            <w:color w:val="0000EE"/>
-            <w:u w:val="single"/>
-          </w:rPr>
-          <w:t>عدد 22–24</w:t>
-        </w:r>
-      </w:hyperlink>
+      <w:r>
+        <w:rPr>
+          <w:rtl/>
+          <w:cs/>
+          <w:lang w:val="ar_AE" w:bidi="ar_AE"/>
+        </w:rPr>
+        <w:t>عدد 22–24</w:t>
+      </w:r>
       <w:r>
         <w:rPr>
           <w:rtl/>
@@ -7761,20 +6915,14 @@
         </w:rPr>
         <w:t xml:space="preserve"> الواقعة على شرق الأردن، كانت محلة إسرائيل قبل دخول أرض الموعد (انظر </w:t>
       </w:r>
-      <w:hyperlink r:id="rId146">
-        <w:r>
-          <w:rPr>
-            <w:rtl/>
-            <w:cs/>
-            <w:lang w:val="ar_AE" w:bidi="ar_AE"/>
-          </w:rPr>
-          <w:rPr>
-            <w:color w:val="0000EE"/>
-            <w:u w:val="single"/>
-          </w:rPr>
-          <w:t>عدد 25: 1</w:t>
-        </w:r>
-      </w:hyperlink>
+      <w:r>
+        <w:rPr>
+          <w:rtl/>
+          <w:cs/>
+          <w:lang w:val="ar_AE" w:bidi="ar_AE"/>
+        </w:rPr>
+        <w:t>عدد 25: 1</w:t>
+      </w:r>
       <w:r>
         <w:rPr>
           <w:rtl/>
@@ -7783,20 +6931,14 @@
         </w:rPr>
         <w:t xml:space="preserve">؛ </w:t>
       </w:r>
-      <w:hyperlink r:id="rId147">
-        <w:r>
-          <w:rPr>
-            <w:rtl/>
-            <w:cs/>
-            <w:lang w:val="ar_AE" w:bidi="ar_AE"/>
-          </w:rPr>
-          <w:rPr>
-            <w:color w:val="0000EE"/>
-            <w:u w:val="single"/>
-          </w:rPr>
-          <w:t>يشوع 2: 1</w:t>
-        </w:r>
-      </w:hyperlink>
+      <w:r>
+        <w:rPr>
+          <w:rtl/>
+          <w:cs/>
+          <w:lang w:val="ar_AE" w:bidi="ar_AE"/>
+        </w:rPr>
+        <w:t>يشوع 2: 1</w:t>
+      </w:r>
       <w:r>
         <w:rPr>
           <w:rtl/>
@@ -7805,20 +6947,14 @@
         </w:rPr>
         <w:t xml:space="preserve">؛ </w:t>
       </w:r>
-      <w:hyperlink r:id="rId148">
-        <w:r>
-          <w:rPr>
-            <w:rtl/>
-            <w:cs/>
-            <w:lang w:val="ar_AE" w:bidi="ar_AE"/>
-          </w:rPr>
-          <w:rPr>
-            <w:color w:val="0000EE"/>
-            <w:u w:val="single"/>
-          </w:rPr>
-          <w:t>3: 1</w:t>
-        </w:r>
-      </w:hyperlink>
+      <w:r>
+        <w:rPr>
+          <w:rtl/>
+          <w:cs/>
+          <w:lang w:val="ar_AE" w:bidi="ar_AE"/>
+        </w:rPr>
+        <w:t>3: 1</w:t>
+      </w:r>
       <w:r>
         <w:rPr>
           <w:rtl/>
@@ -7894,20 +7030,14 @@
         </w:rPr>
         <w:t>كانت حالة إسرائيل ميؤوسًا منها، لكنهم سألوا الرب كيف يمكنهم أن يقتربوا إليه أو يُسرونه. العناصر المقدمة مدرجة بترتيب تصاعدي من حيث الأهمية، بدءًا من العجول إلى الكباش وزيت الزيتون وصولًا إلى الابن البكر. لم يكن أي من هذا كافيًا أو مقبولًا لدى الله، الذي يحكم على القلب (</w:t>
       </w:r>
-      <w:hyperlink r:id="rId149">
-        <w:r>
-          <w:rPr>
-            <w:rtl/>
-            <w:cs/>
-            <w:lang w:val="ar_AE" w:bidi="ar_AE"/>
-          </w:rPr>
-          <w:rPr>
-            <w:color w:val="0000EE"/>
-            <w:u w:val="single"/>
-          </w:rPr>
-          <w:t>1 صموئيل 15:22؛</w:t>
-        </w:r>
-      </w:hyperlink>
+      <w:r>
+        <w:rPr>
+          <w:rtl/>
+          <w:cs/>
+          <w:lang w:val="ar_AE" w:bidi="ar_AE"/>
+        </w:rPr>
+        <w:t>1 صموئيل 15:22؛</w:t>
+      </w:r>
       <w:r>
         <w:rPr>
           <w:rtl/>
@@ -7916,20 +7046,14 @@
         </w:rPr>
         <w:t xml:space="preserve"> </w:t>
       </w:r>
-      <w:hyperlink r:id="rId150">
-        <w:r>
-          <w:rPr>
-            <w:rtl/>
-            <w:cs/>
-            <w:lang w:val="ar_AE" w:bidi="ar_AE"/>
-          </w:rPr>
-          <w:rPr>
-            <w:color w:val="0000EE"/>
-            <w:u w:val="single"/>
-          </w:rPr>
-          <w:t>16:7</w:t>
-        </w:r>
-      </w:hyperlink>
+      <w:r>
+        <w:rPr>
+          <w:rtl/>
+          <w:cs/>
+          <w:lang w:val="ar_AE" w:bidi="ar_AE"/>
+        </w:rPr>
+        <w:t>16:7</w:t>
+      </w:r>
       <w:r>
         <w:rPr>
           <w:rtl/>
@@ -7938,20 +7062,14 @@
         </w:rPr>
         <w:t xml:space="preserve">؛ </w:t>
       </w:r>
-      <w:hyperlink r:id="rId151">
-        <w:r>
-          <w:rPr>
-            <w:rtl/>
-            <w:cs/>
-            <w:lang w:val="ar_AE" w:bidi="ar_AE"/>
-          </w:rPr>
-          <w:rPr>
-            <w:color w:val="0000EE"/>
-            <w:u w:val="single"/>
-          </w:rPr>
-          <w:t>إرميا 17:9</w:t>
-        </w:r>
-      </w:hyperlink>
+      <w:r>
+        <w:rPr>
+          <w:rtl/>
+          <w:cs/>
+          <w:lang w:val="ar_AE" w:bidi="ar_AE"/>
+        </w:rPr>
+        <w:t>إرميا 17:9</w:t>
+      </w:r>
       <w:r>
         <w:rPr>
           <w:rtl/>
@@ -8027,20 +7145,14 @@
         </w:rPr>
         <w:t>الصالح يعني ما هو صحيح في نظر الله؛ الله هو مصدر كل صلاح (</w:t>
       </w:r>
-      <w:hyperlink r:id="rId152">
-        <w:r>
-          <w:rPr>
-            <w:rtl/>
-            <w:cs/>
-            <w:lang w:val="ar_AE" w:bidi="ar_AE"/>
-          </w:rPr>
-          <w:rPr>
-            <w:color w:val="0000EE"/>
-            <w:u w:val="single"/>
-          </w:rPr>
-          <w:t>تكوين 1</w:t>
-        </w:r>
-      </w:hyperlink>
+      <w:r>
+        <w:rPr>
+          <w:rtl/>
+          <w:cs/>
+          <w:lang w:val="ar_AE" w:bidi="ar_AE"/>
+        </w:rPr>
+        <w:t>تكوين 1</w:t>
+      </w:r>
       <w:r>
         <w:rPr>
           <w:rtl/>
@@ -8049,20 +7161,14 @@
         </w:rPr>
         <w:t xml:space="preserve">؛ </w:t>
       </w:r>
-      <w:hyperlink r:id="rId153">
-        <w:r>
-          <w:rPr>
-            <w:rtl/>
-            <w:cs/>
-            <w:lang w:val="ar_AE" w:bidi="ar_AE"/>
-          </w:rPr>
-          <w:rPr>
-            <w:color w:val="0000EE"/>
-            <w:u w:val="single"/>
-          </w:rPr>
-          <w:t>خروج 33:19</w:t>
-        </w:r>
-      </w:hyperlink>
+      <w:r>
+        <w:rPr>
+          <w:rtl/>
+          <w:cs/>
+          <w:lang w:val="ar_AE" w:bidi="ar_AE"/>
+        </w:rPr>
+        <w:t>خروج 33:19</w:t>
+      </w:r>
       <w:r>
         <w:rPr>
           <w:rtl/>
@@ -8071,20 +7177,14 @@
         </w:rPr>
         <w:t xml:space="preserve">؛ </w:t>
       </w:r>
-      <w:hyperlink r:id="rId154">
-        <w:r>
-          <w:rPr>
-            <w:rtl/>
-            <w:cs/>
-            <w:lang w:val="ar_AE" w:bidi="ar_AE"/>
-          </w:rPr>
-          <w:rPr>
-            <w:color w:val="0000EE"/>
-            <w:u w:val="single"/>
-          </w:rPr>
-          <w:t>34:6–7</w:t>
-        </w:r>
-      </w:hyperlink>
+      <w:r>
+        <w:rPr>
+          <w:rtl/>
+          <w:cs/>
+          <w:lang w:val="ar_AE" w:bidi="ar_AE"/>
+        </w:rPr>
+        <w:t>34:6–7</w:t>
+      </w:r>
       <w:r>
         <w:rPr>
           <w:rtl/>
@@ -8093,20 +7193,14 @@
         </w:rPr>
         <w:t xml:space="preserve">؛ </w:t>
       </w:r>
-      <w:hyperlink r:id="rId155">
-        <w:r>
-          <w:rPr>
-            <w:rtl/>
-            <w:cs/>
-            <w:lang w:val="ar_AE" w:bidi="ar_AE"/>
-          </w:rPr>
-          <w:rPr>
-            <w:color w:val="0000EE"/>
-            <w:u w:val="single"/>
-          </w:rPr>
-          <w:t>تثنية 12:28</w:t>
-        </w:r>
-      </w:hyperlink>
+      <w:r>
+        <w:rPr>
+          <w:rtl/>
+          <w:cs/>
+          <w:lang w:val="ar_AE" w:bidi="ar_AE"/>
+        </w:rPr>
+        <w:t>تثنية 12:28</w:t>
+      </w:r>
       <w:r>
         <w:rPr>
           <w:rtl/>
@@ -8115,20 +7209,14 @@
         </w:rPr>
         <w:t xml:space="preserve">). • تَصْنَعَ الْحَقَّ (العبرية مشباط mishpat، وغالبًا ما تترجم "العدل"): يتطلب نظام الله في العالم معاملة الآخرين بطرق عادلة وغير تلاعبية وغير قمعية. • الرحمة (العبرية خيسد): هذا الالتزام المستمر وغير المستحَق هو السمة المميزة في شخصية الله المُقَدَّسة (انظر </w:t>
       </w:r>
-      <w:hyperlink r:id="rId144">
-        <w:r>
-          <w:rPr>
-            <w:rtl/>
-            <w:cs/>
-            <w:lang w:val="ar_AE" w:bidi="ar_AE"/>
-          </w:rPr>
-          <w:rPr>
-            <w:color w:val="0000EE"/>
-            <w:u w:val="single"/>
-          </w:rPr>
-          <w:t>مزمور 136</w:t>
-        </w:r>
-      </w:hyperlink>
+      <w:r>
+        <w:rPr>
+          <w:rtl/>
+          <w:cs/>
+          <w:lang w:val="ar_AE" w:bidi="ar_AE"/>
+        </w:rPr>
+        <w:t>مزمور 136</w:t>
+      </w:r>
       <w:r>
         <w:rPr>
           <w:rtl/>
@@ -8137,20 +7225,14 @@
         </w:rPr>
         <w:t xml:space="preserve">). الذين يعرفون الله سيتصرفون بنفس الطريقة تجاه الآخرين (انظر </w:t>
       </w:r>
-      <w:hyperlink r:id="rId156">
-        <w:r>
-          <w:rPr>
-            <w:rtl/>
-            <w:cs/>
-            <w:lang w:val="ar_AE" w:bidi="ar_AE"/>
-          </w:rPr>
-          <w:rPr>
-            <w:color w:val="0000EE"/>
-            <w:u w:val="single"/>
-          </w:rPr>
-          <w:t>تكوين 21:22–24</w:t>
-        </w:r>
-      </w:hyperlink>
+      <w:r>
+        <w:rPr>
+          <w:rtl/>
+          <w:cs/>
+          <w:lang w:val="ar_AE" w:bidi="ar_AE"/>
+        </w:rPr>
+        <w:t>تكوين 21:22–24</w:t>
+      </w:r>
       <w:r>
         <w:rPr>
           <w:rtl/>
@@ -8159,20 +7241,14 @@
         </w:rPr>
         <w:t xml:space="preserve">؛ </w:t>
       </w:r>
-      <w:hyperlink r:id="rId157">
-        <w:r>
-          <w:rPr>
-            <w:rtl/>
-            <w:cs/>
-            <w:lang w:val="ar_AE" w:bidi="ar_AE"/>
-          </w:rPr>
-          <w:rPr>
-            <w:color w:val="0000EE"/>
-            <w:u w:val="single"/>
-          </w:rPr>
-          <w:t>يشوع 2:12–14</w:t>
-        </w:r>
-      </w:hyperlink>
+      <w:r>
+        <w:rPr>
+          <w:rtl/>
+          <w:cs/>
+          <w:lang w:val="ar_AE" w:bidi="ar_AE"/>
+        </w:rPr>
+        <w:t>يشوع 2:12–14</w:t>
+      </w:r>
       <w:r>
         <w:rPr>
           <w:rtl/>
@@ -8181,20 +7257,14 @@
         </w:rPr>
         <w:t xml:space="preserve">؛ </w:t>
       </w:r>
-      <w:hyperlink r:id="rId158">
-        <w:r>
-          <w:rPr>
-            <w:rtl/>
-            <w:cs/>
-            <w:lang w:val="ar_AE" w:bidi="ar_AE"/>
-          </w:rPr>
-          <w:rPr>
-            <w:color w:val="0000EE"/>
-            <w:u w:val="single"/>
-          </w:rPr>
-          <w:t>متى 5:43–48</w:t>
-        </w:r>
-      </w:hyperlink>
+      <w:r>
+        <w:rPr>
+          <w:rtl/>
+          <w:cs/>
+          <w:lang w:val="ar_AE" w:bidi="ar_AE"/>
+        </w:rPr>
+        <w:t>متى 5:43–48</w:t>
+      </w:r>
       <w:r>
         <w:rPr>
           <w:rtl/>
@@ -8203,20 +7273,14 @@
         </w:rPr>
         <w:t xml:space="preserve">). • وَتَسْلُكَ مُتَوَاضِعًا: يجب أن يتسم شعب الله بالتواضع. يجب ألا يعيشوا بروح الغطرسة أو الامتياز الخاص. وعليهم أن يكونوا متواضعين ويخافون الله. مشباط وخيسد غير متوافقين مع الغطرسة البشرية. يرغب الله في أن نكون في علاقة حميمة مستمرة معه (تسلك؛ قارن </w:t>
       </w:r>
-      <w:hyperlink r:id="rId159">
-        <w:r>
-          <w:rPr>
-            <w:rtl/>
-            <w:cs/>
-            <w:lang w:val="ar_AE" w:bidi="ar_AE"/>
-          </w:rPr>
-          <w:rPr>
-            <w:color w:val="0000EE"/>
-            <w:u w:val="single"/>
-          </w:rPr>
-          <w:t>تثنية 28:9</w:t>
-        </w:r>
-      </w:hyperlink>
+      <w:r>
+        <w:rPr>
+          <w:rtl/>
+          <w:cs/>
+          <w:lang w:val="ar_AE" w:bidi="ar_AE"/>
+        </w:rPr>
+        <w:t>تثنية 28:9</w:t>
+      </w:r>
       <w:r>
         <w:rPr>
           <w:rtl/>
@@ -8225,20 +7289,14 @@
         </w:rPr>
         <w:t xml:space="preserve">؛ </w:t>
       </w:r>
-      <w:hyperlink r:id="rId160">
-        <w:r>
-          <w:rPr>
-            <w:rtl/>
-            <w:cs/>
-            <w:lang w:val="ar_AE" w:bidi="ar_AE"/>
-          </w:rPr>
-          <w:rPr>
-            <w:color w:val="0000EE"/>
-            <w:u w:val="single"/>
-          </w:rPr>
-          <w:t>يشوع 22:5</w:t>
-        </w:r>
-      </w:hyperlink>
+      <w:r>
+        <w:rPr>
+          <w:rtl/>
+          <w:cs/>
+          <w:lang w:val="ar_AE" w:bidi="ar_AE"/>
+        </w:rPr>
+        <w:t>يشوع 22:5</w:t>
+      </w:r>
       <w:r>
         <w:rPr>
           <w:rtl/>
@@ -8331,20 +7389,14 @@
         </w:rPr>
         <w:t xml:space="preserve">صوت الله يدعو الجميع في أورشليم لتعلم الحكمة (قارن </w:t>
       </w:r>
-      <w:hyperlink r:id="rId161">
-        <w:r>
-          <w:rPr>
-            <w:rtl/>
-            <w:cs/>
-            <w:lang w:val="ar_AE" w:bidi="ar_AE"/>
-          </w:rPr>
-          <w:rPr>
-            <w:color w:val="0000EE"/>
-            <w:u w:val="single"/>
-          </w:rPr>
-          <w:t>أمثال 1:7</w:t>
-        </w:r>
-      </w:hyperlink>
+      <w:r>
+        <w:rPr>
+          <w:rtl/>
+          <w:cs/>
+          <w:lang w:val="ar_AE" w:bidi="ar_AE"/>
+        </w:rPr>
+        <w:t>أمثال 1:7</w:t>
+      </w:r>
       <w:r>
         <w:rPr>
           <w:rtl/>
@@ -8353,20 +7405,14 @@
         </w:rPr>
         <w:t xml:space="preserve">، </w:t>
       </w:r>
-      <w:hyperlink r:id="rId162">
-        <w:r>
-          <w:rPr>
-            <w:rtl/>
-            <w:cs/>
-            <w:lang w:val="ar_AE" w:bidi="ar_AE"/>
-          </w:rPr>
-          <w:rPr>
-            <w:color w:val="0000EE"/>
-            <w:u w:val="single"/>
-          </w:rPr>
-          <w:t>20</w:t>
-        </w:r>
-      </w:hyperlink>
+      <w:r>
+        <w:rPr>
+          <w:rtl/>
+          <w:cs/>
+          <w:lang w:val="ar_AE" w:bidi="ar_AE"/>
+        </w:rPr>
+        <w:t>20</w:t>
+      </w:r>
       <w:r>
         <w:rPr>
           <w:rtl/>
@@ -8375,20 +7421,14 @@
         </w:rPr>
         <w:t xml:space="preserve">، </w:t>
       </w:r>
-      <w:hyperlink r:id="rId163">
-        <w:r>
-          <w:rPr>
-            <w:rtl/>
-            <w:cs/>
-            <w:lang w:val="ar_AE" w:bidi="ar_AE"/>
-          </w:rPr>
-          <w:rPr>
-            <w:color w:val="0000EE"/>
-            <w:u w:val="single"/>
-          </w:rPr>
-          <w:t>28</w:t>
-        </w:r>
-      </w:hyperlink>
+      <w:r>
+        <w:rPr>
+          <w:rtl/>
+          <w:cs/>
+          <w:lang w:val="ar_AE" w:bidi="ar_AE"/>
+        </w:rPr>
+        <w:t>28</w:t>
+      </w:r>
       <w:r>
         <w:rPr>
           <w:rtl/>
@@ -8397,20 +7437,14 @@
         </w:rPr>
         <w:t>). • لِلْقَضِيبِ … وَمَنْ رَسَمَهُ: ستنفذ أشور خطة الرب لتدمير السامرة، في حين ستكون بابل أداة الدمار لأورشليم (</w:t>
       </w:r>
-      <w:hyperlink r:id="rId164">
-        <w:r>
-          <w:rPr>
-            <w:rtl/>
-            <w:cs/>
-            <w:lang w:val="ar_AE" w:bidi="ar_AE"/>
-          </w:rPr>
-          <w:rPr>
-            <w:color w:val="0000EE"/>
-            <w:u w:val="single"/>
-          </w:rPr>
-          <w:t>ميخا 4:10</w:t>
-        </w:r>
-      </w:hyperlink>
+      <w:r>
+        <w:rPr>
+          <w:rtl/>
+          <w:cs/>
+          <w:lang w:val="ar_AE" w:bidi="ar_AE"/>
+        </w:rPr>
+        <w:t>ميخا 4:10</w:t>
+      </w:r>
       <w:r>
         <w:rPr>
           <w:rtl/>
@@ -8486,20 +7520,14 @@
         </w:rPr>
         <w:t>كان سكان أورشليم هنا مدعوين لتعلم الدرس من السامرة: إذا اضطهدت الآخرين من أجل تحقيق وفرة لنفسك (</w:t>
       </w:r>
-      <w:hyperlink r:id="rId165">
-        <w:r>
-          <w:rPr>
-            <w:rtl/>
-            <w:cs/>
-            <w:lang w:val="ar_AE" w:bidi="ar_AE"/>
-          </w:rPr>
-          <w:rPr>
-            <w:color w:val="0000EE"/>
-            <w:u w:val="single"/>
-          </w:rPr>
-          <w:t>6:10–12</w:t>
-        </w:r>
-      </w:hyperlink>
+      <w:r>
+        <w:rPr>
+          <w:rtl/>
+          <w:cs/>
+          <w:lang w:val="ar_AE" w:bidi="ar_AE"/>
+        </w:rPr>
+        <w:t>6:10–12</w:t>
+      </w:r>
       <w:r>
         <w:rPr>
           <w:rtl/>
@@ -8508,20 +7536,14 @@
         </w:rPr>
         <w:t>)، فلن يكون لديك ما يكفي مهما حصلت على الكثير (</w:t>
       </w:r>
-      <w:hyperlink r:id="rId166">
-        <w:r>
-          <w:rPr>
-            <w:rtl/>
-            <w:cs/>
-            <w:lang w:val="ar_AE" w:bidi="ar_AE"/>
-          </w:rPr>
-          <w:rPr>
-            <w:color w:val="0000EE"/>
-            <w:u w:val="single"/>
-          </w:rPr>
-          <w:t>6:13–15</w:t>
-        </w:r>
-      </w:hyperlink>
+      <w:r>
+        <w:rPr>
+          <w:rtl/>
+          <w:cs/>
+          <w:lang w:val="ar_AE" w:bidi="ar_AE"/>
+        </w:rPr>
+        <w:t>6:13–15</w:t>
+      </w:r>
       <w:r>
         <w:rPr>
           <w:rtl/>
@@ -8530,20 +7552,14 @@
         </w:rPr>
         <w:t>)، وفي النهاية ستفقد حتى ذلك (</w:t>
       </w:r>
-      <w:hyperlink r:id="rId23">
-        <w:r>
-          <w:rPr>
-            <w:rtl/>
-            <w:cs/>
-            <w:lang w:val="ar_AE" w:bidi="ar_AE"/>
-          </w:rPr>
-          <w:rPr>
-            <w:color w:val="0000EE"/>
-            <w:u w:val="single"/>
-          </w:rPr>
-          <w:t>6:16</w:t>
-        </w:r>
-      </w:hyperlink>
+      <w:r>
+        <w:rPr>
+          <w:rtl/>
+          <w:cs/>
+          <w:lang w:val="ar_AE" w:bidi="ar_AE"/>
+        </w:rPr>
+        <w:t>6:16</w:t>
+      </w:r>
       <w:r>
         <w:rPr>
           <w:rtl/>
@@ -8552,20 +7568,14 @@
         </w:rPr>
         <w:t>). ويليق بمثل هؤلاء أن يكونوا موضع ازدراء، لا أن ينالوا الكرامة والتمجيد (</w:t>
       </w:r>
-      <w:hyperlink r:id="rId23">
-        <w:r>
-          <w:rPr>
-            <w:rtl/>
-            <w:cs/>
-            <w:lang w:val="ar_AE" w:bidi="ar_AE"/>
-          </w:rPr>
-          <w:rPr>
-            <w:color w:val="0000EE"/>
-            <w:u w:val="single"/>
-          </w:rPr>
-          <w:t>6:16</w:t>
-        </w:r>
-      </w:hyperlink>
+      <w:r>
+        <w:rPr>
+          <w:rtl/>
+          <w:cs/>
+          <w:lang w:val="ar_AE" w:bidi="ar_AE"/>
+        </w:rPr>
+        <w:t>6:16</w:t>
+      </w:r>
       <w:r>
         <w:rPr>
           <w:rtl/>
@@ -8641,20 +7651,14 @@
         </w:rPr>
         <w:t xml:space="preserve">كان لدى الرب اتهامات محددة ضد شعبه. لقد أصبحوا مجتمعًا من الخداع، جاهزًا للرفض والتدمير. فالثروة المكتسبة بطرق غير مشروعة، والممارسات التجارية غير الأخلاقية، والتهديدات، والعنف كانت تميز هذا الشعب الذي يُفترض أنه ينتمي إلى الله (انظر </w:t>
       </w:r>
-      <w:hyperlink r:id="rId167">
-        <w:r>
-          <w:rPr>
-            <w:rtl/>
-            <w:cs/>
-            <w:lang w:val="ar_AE" w:bidi="ar_AE"/>
-          </w:rPr>
-          <w:rPr>
-            <w:color w:val="0000EE"/>
-            <w:u w:val="single"/>
-          </w:rPr>
-          <w:t>2 ملوك 6:25</w:t>
-        </w:r>
-      </w:hyperlink>
+      <w:r>
+        <w:rPr>
+          <w:rtl/>
+          <w:cs/>
+          <w:lang w:val="ar_AE" w:bidi="ar_AE"/>
+        </w:rPr>
+        <w:t>2 ملوك 6:25</w:t>
+      </w:r>
       <w:r>
         <w:rPr>
           <w:rtl/>
@@ -8663,20 +7667,14 @@
         </w:rPr>
         <w:t xml:space="preserve">؛ </w:t>
       </w:r>
-      <w:hyperlink r:id="rId168">
-        <w:r>
-          <w:rPr>
-            <w:rtl/>
-            <w:cs/>
-            <w:lang w:val="ar_AE" w:bidi="ar_AE"/>
-          </w:rPr>
-          <w:rPr>
-            <w:color w:val="0000EE"/>
-            <w:u w:val="single"/>
-          </w:rPr>
-          <w:t>هوشع 12:7–8</w:t>
-        </w:r>
-      </w:hyperlink>
+      <w:r>
+        <w:rPr>
+          <w:rtl/>
+          <w:cs/>
+          <w:lang w:val="ar_AE" w:bidi="ar_AE"/>
+        </w:rPr>
+        <w:t>هوشع 12:7–8</w:t>
+      </w:r>
       <w:r>
         <w:rPr>
           <w:rtl/>
@@ -8685,20 +7683,14 @@
         </w:rPr>
         <w:t xml:space="preserve">؛ </w:t>
       </w:r>
-      <w:hyperlink r:id="rId169">
-        <w:r>
-          <w:rPr>
-            <w:rtl/>
-            <w:cs/>
-            <w:lang w:val="ar_AE" w:bidi="ar_AE"/>
-          </w:rPr>
-          <w:rPr>
-            <w:color w:val="0000EE"/>
-            <w:u w:val="single"/>
-          </w:rPr>
-          <w:t>عاموس 8:5–6</w:t>
-        </w:r>
-      </w:hyperlink>
+      <w:r>
+        <w:rPr>
+          <w:rtl/>
+          <w:cs/>
+          <w:lang w:val="ar_AE" w:bidi="ar_AE"/>
+        </w:rPr>
+        <w:t>عاموس 8:5–6</w:t>
+      </w:r>
       <w:r>
         <w:rPr>
           <w:rtl/>
@@ -8707,20 +7699,14 @@
         </w:rPr>
         <w:t xml:space="preserve">). لم يستطيعوا أن يتغيروا، لأن الكذب كان أسلوب حياتهم (قارن </w:t>
       </w:r>
-      <w:hyperlink r:id="rId170">
-        <w:r>
-          <w:rPr>
-            <w:rtl/>
-            <w:cs/>
-            <w:lang w:val="ar_AE" w:bidi="ar_AE"/>
-          </w:rPr>
-          <w:rPr>
-            <w:color w:val="0000EE"/>
-            <w:u w:val="single"/>
-          </w:rPr>
-          <w:t>أمثال 6:16–19</w:t>
-        </w:r>
-      </w:hyperlink>
+      <w:r>
+        <w:rPr>
+          <w:rtl/>
+          <w:cs/>
+          <w:lang w:val="ar_AE" w:bidi="ar_AE"/>
+        </w:rPr>
+        <w:t>أمثال 6:16–19</w:t>
+      </w:r>
       <w:r>
         <w:rPr>
           <w:rtl/>
@@ -8796,20 +7782,14 @@
         </w:rPr>
         <w:t xml:space="preserve">فَأَنَا قَدْ جَعَلْتُ جُرُوحَكَ عَدِيمَةَ الشِّفَاءِ! تُقَدِّم هذه العبارة كل اللعنات التي وعد الله بجلبها على العصاة والمتمردين شعب إسرائيل (انظر </w:t>
       </w:r>
-      <w:hyperlink r:id="rId171">
-        <w:r>
-          <w:rPr>
-            <w:rtl/>
-            <w:cs/>
-            <w:lang w:val="ar_AE" w:bidi="ar_AE"/>
-          </w:rPr>
-          <w:rPr>
-            <w:color w:val="0000EE"/>
-            <w:u w:val="single"/>
-          </w:rPr>
-          <w:t>تثنية 28:15–68</w:t>
-        </w:r>
-      </w:hyperlink>
+      <w:r>
+        <w:rPr>
+          <w:rtl/>
+          <w:cs/>
+          <w:lang w:val="ar_AE" w:bidi="ar_AE"/>
+        </w:rPr>
+        <w:t>تثنية 28:15–68</w:t>
+      </w:r>
       <w:r>
         <w:rPr>
           <w:rtl/>
@@ -8885,20 +7865,14 @@
         </w:rPr>
         <w:t xml:space="preserve">ربما كان هؤلاء الملوك هم العائلة الأكثر تمردًا التي حكمت شمال إسرائيل (885–841 قبل الميلاد؛ </w:t>
       </w:r>
-      <w:hyperlink r:id="rId172">
-        <w:r>
-          <w:rPr>
-            <w:rtl/>
-            <w:cs/>
-            <w:lang w:val="ar_AE" w:bidi="ar_AE"/>
-          </w:rPr>
-          <w:rPr>
-            <w:color w:val="0000EE"/>
-            <w:u w:val="single"/>
-          </w:rPr>
-          <w:t>1 ملوك 16: 23—2 ملوك 10: 17</w:t>
-        </w:r>
-      </w:hyperlink>
+      <w:r>
+        <w:rPr>
+          <w:rtl/>
+          <w:cs/>
+          <w:lang w:val="ar_AE" w:bidi="ar_AE"/>
+        </w:rPr>
+        <w:t>1 ملوك 16: 23—2 ملوك 10: 17</w:t>
+      </w:r>
       <w:r>
         <w:rPr>
           <w:rtl/>
@@ -8907,20 +7881,14 @@
         </w:rPr>
         <w:t>)، وقد حكم إيليّا عليهم بالإبادة (</w:t>
       </w:r>
-      <w:hyperlink r:id="rId173">
-        <w:r>
-          <w:rPr>
-            <w:rtl/>
-            <w:cs/>
-            <w:lang w:val="ar_AE" w:bidi="ar_AE"/>
-          </w:rPr>
-          <w:rPr>
-            <w:color w:val="0000EE"/>
-            <w:u w:val="single"/>
-          </w:rPr>
-          <w:t>2 ملوك 10: 17</w:t>
-        </w:r>
-      </w:hyperlink>
+      <w:r>
+        <w:rPr>
+          <w:rtl/>
+          <w:cs/>
+          <w:lang w:val="ar_AE" w:bidi="ar_AE"/>
+        </w:rPr>
+        <w:t>2 ملوك 10: 17</w:t>
+      </w:r>
       <w:r>
         <w:rPr>
           <w:rtl/>
@@ -8929,20 +7897,14 @@
         </w:rPr>
         <w:t xml:space="preserve">). ولم يتبع أي من ملوك إسرائيل الشماليين شريعة موسى (انظر </w:t>
       </w:r>
-      <w:hyperlink r:id="rId174">
-        <w:r>
-          <w:rPr>
-            <w:rtl/>
-            <w:cs/>
-            <w:lang w:val="ar_AE" w:bidi="ar_AE"/>
-          </w:rPr>
-          <w:rPr>
-            <w:color w:val="0000EE"/>
-            <w:u w:val="single"/>
-          </w:rPr>
-          <w:t>ميخا 1: 5–6</w:t>
-        </w:r>
-      </w:hyperlink>
+      <w:r>
+        <w:rPr>
+          <w:rtl/>
+          <w:cs/>
+          <w:lang w:val="ar_AE" w:bidi="ar_AE"/>
+        </w:rPr>
+        <w:t>ميخا 1: 5–6</w:t>
+      </w:r>
       <w:r>
         <w:rPr>
           <w:rtl/>
@@ -8951,20 +7913,14 @@
         </w:rPr>
         <w:t xml:space="preserve">). كان عُمري وابنه أخآب مثالًا للملوك الأشرار (مثلًا، </w:t>
       </w:r>
-      <w:hyperlink r:id="rId175">
-        <w:r>
-          <w:rPr>
-            <w:rtl/>
-            <w:cs/>
-            <w:lang w:val="ar_AE" w:bidi="ar_AE"/>
-          </w:rPr>
-          <w:rPr>
-            <w:color w:val="0000EE"/>
-            <w:u w:val="single"/>
-          </w:rPr>
-          <w:t>1 ملوك 18: 4</w:t>
-        </w:r>
-      </w:hyperlink>
+      <w:r>
+        <w:rPr>
+          <w:rtl/>
+          <w:cs/>
+          <w:lang w:val="ar_AE" w:bidi="ar_AE"/>
+        </w:rPr>
+        <w:t>1 ملوك 18: 4</w:t>
+      </w:r>
       <w:r>
         <w:rPr>
           <w:rtl/>
@@ -8973,20 +7929,14 @@
         </w:rPr>
         <w:t xml:space="preserve">؛ </w:t>
       </w:r>
-      <w:hyperlink r:id="rId176">
-        <w:r>
-          <w:rPr>
-            <w:rtl/>
-            <w:cs/>
-            <w:lang w:val="ar_AE" w:bidi="ar_AE"/>
-          </w:rPr>
-          <w:rPr>
-            <w:color w:val="0000EE"/>
-            <w:u w:val="single"/>
-          </w:rPr>
-          <w:t>21: 1–26</w:t>
-        </w:r>
-      </w:hyperlink>
+      <w:r>
+        <w:rPr>
+          <w:rtl/>
+          <w:cs/>
+          <w:lang w:val="ar_AE" w:bidi="ar_AE"/>
+        </w:rPr>
+        <w:t>21: 1–26</w:t>
+      </w:r>
       <w:r>
         <w:rPr>
           <w:rtl/>
@@ -8995,20 +7945,14 @@
         </w:rPr>
         <w:t>). وقد تم إبادة بيت عُمري في 841 قبل الميلاد (</w:t>
       </w:r>
-      <w:hyperlink r:id="rId177">
-        <w:r>
-          <w:rPr>
-            <w:rtl/>
-            <w:cs/>
-            <w:lang w:val="ar_AE" w:bidi="ar_AE"/>
-          </w:rPr>
-          <w:rPr>
-            <w:color w:val="0000EE"/>
-            <w:u w:val="single"/>
-          </w:rPr>
-          <w:t>2 ملوك 9: 14–10: 17</w:t>
-        </w:r>
-      </w:hyperlink>
+      <w:r>
+        <w:rPr>
+          <w:rtl/>
+          <w:cs/>
+          <w:lang w:val="ar_AE" w:bidi="ar_AE"/>
+        </w:rPr>
+        <w:t>2 ملوك 9: 14–10: 17</w:t>
+      </w:r>
       <w:r>
         <w:rPr>
           <w:rtl/>
@@ -9084,20 +8028,14 @@
         </w:rPr>
         <w:t xml:space="preserve">كَجَنَى الصَّيْفِ: بعد المحصول الثاني من التين والفاكهة في أغسطس-سبتمبر، لن يتم إنتاج أي محصول إضافي لعدة أشهر (قارن </w:t>
       </w:r>
-      <w:hyperlink r:id="rId178">
-        <w:r>
-          <w:rPr>
-            <w:rtl/>
-            <w:cs/>
-            <w:lang w:val="ar_AE" w:bidi="ar_AE"/>
-          </w:rPr>
-          <w:rPr>
-            <w:color w:val="0000EE"/>
-            <w:u w:val="single"/>
-          </w:rPr>
-          <w:t>إشعياء 16:9</w:t>
-        </w:r>
-      </w:hyperlink>
+      <w:r>
+        <w:rPr>
+          <w:rtl/>
+          <w:cs/>
+          <w:lang w:val="ar_AE" w:bidi="ar_AE"/>
+        </w:rPr>
+        <w:t>إشعياء 16:9</w:t>
+      </w:r>
       <w:r>
         <w:rPr>
           <w:rtl/>
@@ -9106,20 +8044,14 @@
         </w:rPr>
         <w:t xml:space="preserve">؛ </w:t>
       </w:r>
-      <w:hyperlink r:id="rId179">
-        <w:r>
-          <w:rPr>
-            <w:rtl/>
-            <w:cs/>
-            <w:lang w:val="ar_AE" w:bidi="ar_AE"/>
-          </w:rPr>
-          <w:rPr>
-            <w:color w:val="0000EE"/>
-            <w:u w:val="single"/>
-          </w:rPr>
-          <w:t>إرميا 48:32</w:t>
-        </w:r>
-      </w:hyperlink>
+      <w:r>
+        <w:rPr>
+          <w:rtl/>
+          <w:cs/>
+          <w:lang w:val="ar_AE" w:bidi="ar_AE"/>
+        </w:rPr>
+        <w:t>إرميا 48:32</w:t>
+      </w:r>
       <w:r>
         <w:rPr>
           <w:rtl/>
@@ -9128,20 +8060,14 @@
         </w:rPr>
         <w:t>). لم يكن هناك أحد يمكنه إشباع جوع ميخا للبرّ (</w:t>
       </w:r>
-      <w:hyperlink r:id="rId180">
-        <w:r>
-          <w:rPr>
-            <w:rtl/>
-            <w:cs/>
-            <w:lang w:val="ar_AE" w:bidi="ar_AE"/>
-          </w:rPr>
-          <w:rPr>
-            <w:color w:val="0000EE"/>
-            <w:u w:val="single"/>
-          </w:rPr>
-          <w:t>ميخا 7:2–6</w:t>
-        </w:r>
-      </w:hyperlink>
+      <w:r>
+        <w:rPr>
+          <w:rtl/>
+          <w:cs/>
+          <w:lang w:val="ar_AE" w:bidi="ar_AE"/>
+        </w:rPr>
+        <w:t>ميخا 7:2–6</w:t>
+      </w:r>
       <w:r>
         <w:rPr>
           <w:rtl/>
@@ -9217,20 +8143,14 @@
         </w:rPr>
         <w:t>لقد تغلغل الخداع واليأس والفساد إلى شعب الله (</w:t>
       </w:r>
-      <w:hyperlink r:id="rId181">
-        <w:r>
-          <w:rPr>
-            <w:rtl/>
-            <w:cs/>
-            <w:lang w:val="ar_AE" w:bidi="ar_AE"/>
-          </w:rPr>
-          <w:rPr>
-            <w:color w:val="0000EE"/>
-            <w:u w:val="single"/>
-          </w:rPr>
-          <w:t>7:1–6</w:t>
-        </w:r>
-      </w:hyperlink>
+      <w:r>
+        <w:rPr>
+          <w:rtl/>
+          <w:cs/>
+          <w:lang w:val="ar_AE" w:bidi="ar_AE"/>
+        </w:rPr>
+        <w:t>7:1–6</w:t>
+      </w:r>
       <w:r>
         <w:rPr>
           <w:rtl/>
@@ -9239,20 +8159,14 @@
         </w:rPr>
         <w:t>)؛ ومع ذلك، فإن رحمة الله ستنتصر وسيسترد إسرائيل (</w:t>
       </w:r>
-      <w:hyperlink r:id="rId182">
-        <w:r>
-          <w:rPr>
-            <w:rtl/>
-            <w:cs/>
-            <w:lang w:val="ar_AE" w:bidi="ar_AE"/>
-          </w:rPr>
-          <w:rPr>
-            <w:color w:val="0000EE"/>
-            <w:u w:val="single"/>
-          </w:rPr>
-          <w:t>7:11–13</w:t>
-        </w:r>
-      </w:hyperlink>
+      <w:r>
+        <w:rPr>
+          <w:rtl/>
+          <w:cs/>
+          <w:lang w:val="ar_AE" w:bidi="ar_AE"/>
+        </w:rPr>
+        <w:t>7:11–13</w:t>
+      </w:r>
       <w:r>
         <w:rPr>
           <w:rtl/>
@@ -9261,20 +8175,14 @@
         </w:rPr>
         <w:t>). وستسود رحمة الله وحنانه وحبه الذي لا يفشل (</w:t>
       </w:r>
-      <w:hyperlink r:id="rId183">
-        <w:r>
-          <w:rPr>
-            <w:rtl/>
-            <w:cs/>
-            <w:lang w:val="ar_AE" w:bidi="ar_AE"/>
-          </w:rPr>
-          <w:rPr>
-            <w:color w:val="0000EE"/>
-            <w:u w:val="single"/>
-          </w:rPr>
-          <w:t>7:14–20</w:t>
-        </w:r>
-      </w:hyperlink>
+      <w:r>
+        <w:rPr>
+          <w:rtl/>
+          <w:cs/>
+          <w:lang w:val="ar_AE" w:bidi="ar_AE"/>
+        </w:rPr>
+        <w:t>7:14–20</w:t>
+      </w:r>
       <w:r>
         <w:rPr>
           <w:rtl/>
@@ -9283,20 +8191,14 @@
         </w:rPr>
         <w:t>). ناح ميخا على حالة شعبه وتوجه إلى الرب طلبًا للمساعدة (</w:t>
       </w:r>
-      <w:hyperlink r:id="rId184">
-        <w:r>
-          <w:rPr>
-            <w:rtl/>
-            <w:cs/>
-            <w:lang w:val="ar_AE" w:bidi="ar_AE"/>
-          </w:rPr>
-          <w:rPr>
-            <w:color w:val="0000EE"/>
-            <w:u w:val="single"/>
-          </w:rPr>
-          <w:t>7:7–10</w:t>
-        </w:r>
-      </w:hyperlink>
+      <w:r>
+        <w:rPr>
+          <w:rtl/>
+          <w:cs/>
+          <w:lang w:val="ar_AE" w:bidi="ar_AE"/>
+        </w:rPr>
+        <w:t>7:7–10</w:t>
+      </w:r>
       <w:r>
         <w:rPr>
           <w:rtl/>
@@ -9372,20 +8274,14 @@
         </w:rPr>
         <w:t xml:space="preserve">تتكرر هذه الشكوى في أسفار الأنبياء (انظر </w:t>
       </w:r>
-      <w:hyperlink r:id="rId185">
-        <w:r>
-          <w:rPr>
-            <w:rtl/>
-            <w:cs/>
-            <w:lang w:val="ar_AE" w:bidi="ar_AE"/>
-          </w:rPr>
-          <w:rPr>
-            <w:color w:val="0000EE"/>
-            <w:u w:val="single"/>
-          </w:rPr>
-          <w:t>إشعياء 59:16</w:t>
-        </w:r>
-      </w:hyperlink>
+      <w:r>
+        <w:rPr>
+          <w:rtl/>
+          <w:cs/>
+          <w:lang w:val="ar_AE" w:bidi="ar_AE"/>
+        </w:rPr>
+        <w:t>إشعياء 59:16</w:t>
+      </w:r>
       <w:r>
         <w:rPr>
           <w:rtl/>
@@ -9394,20 +8290,14 @@
         </w:rPr>
         <w:t xml:space="preserve">؛ </w:t>
       </w:r>
-      <w:hyperlink r:id="rId186">
-        <w:r>
-          <w:rPr>
-            <w:rtl/>
-            <w:cs/>
-            <w:lang w:val="ar_AE" w:bidi="ar_AE"/>
-          </w:rPr>
-          <w:rPr>
-            <w:color w:val="0000EE"/>
-            <w:u w:val="single"/>
-          </w:rPr>
-          <w:t>إرميا 5:1</w:t>
-        </w:r>
-      </w:hyperlink>
+      <w:r>
+        <w:rPr>
+          <w:rtl/>
+          <w:cs/>
+          <w:lang w:val="ar_AE" w:bidi="ar_AE"/>
+        </w:rPr>
+        <w:t>إرميا 5:1</w:t>
+      </w:r>
       <w:r>
         <w:rPr>
           <w:rtl/>
@@ -9416,20 +8306,14 @@
         </w:rPr>
         <w:t xml:space="preserve">؛ </w:t>
       </w:r>
-      <w:hyperlink r:id="rId187">
-        <w:r>
-          <w:rPr>
-            <w:rtl/>
-            <w:cs/>
-            <w:lang w:val="ar_AE" w:bidi="ar_AE"/>
-          </w:rPr>
-          <w:rPr>
-            <w:color w:val="0000EE"/>
-            <w:u w:val="single"/>
-          </w:rPr>
-          <w:t>حزقيال 22:30</w:t>
-        </w:r>
-      </w:hyperlink>
+      <w:r>
+        <w:rPr>
+          <w:rtl/>
+          <w:cs/>
+          <w:lang w:val="ar_AE" w:bidi="ar_AE"/>
+        </w:rPr>
+        <w:t>حزقيال 22:30</w:t>
+      </w:r>
       <w:r>
         <w:rPr>
           <w:rtl/>
@@ -9438,20 +8322,14 @@
         </w:rPr>
         <w:t xml:space="preserve">). • في الشرق الأدنى القديم، كان الناس يمارسون الصيد عن طريق نصب الفخاخ واستخدام الشباك (قارن </w:t>
       </w:r>
-      <w:hyperlink r:id="rId188">
-        <w:r>
-          <w:rPr>
-            <w:rtl/>
-            <w:cs/>
-            <w:lang w:val="ar_AE" w:bidi="ar_AE"/>
-          </w:rPr>
-          <w:rPr>
-            <w:color w:val="0000EE"/>
-            <w:u w:val="single"/>
-          </w:rPr>
-          <w:t>مزمور 10:9</w:t>
-        </w:r>
-      </w:hyperlink>
+      <w:r>
+        <w:rPr>
+          <w:rtl/>
+          <w:cs/>
+          <w:lang w:val="ar_AE" w:bidi="ar_AE"/>
+        </w:rPr>
+        <w:t>مزمور 10:9</w:t>
+      </w:r>
       <w:r>
         <w:rPr>
           <w:rtl/>
@@ -9460,20 +8338,14 @@
         </w:rPr>
         <w:t xml:space="preserve">؛ </w:t>
       </w:r>
-      <w:hyperlink r:id="rId189">
-        <w:r>
-          <w:rPr>
-            <w:rtl/>
-            <w:cs/>
-            <w:lang w:val="ar_AE" w:bidi="ar_AE"/>
-          </w:rPr>
-          <w:rPr>
-            <w:color w:val="0000EE"/>
-            <w:u w:val="single"/>
-          </w:rPr>
-          <w:t>أمثال 1:17</w:t>
-        </w:r>
-      </w:hyperlink>
+      <w:r>
+        <w:rPr>
+          <w:rtl/>
+          <w:cs/>
+          <w:lang w:val="ar_AE" w:bidi="ar_AE"/>
+        </w:rPr>
+        <w:t>أمثال 1:17</w:t>
+      </w:r>
       <w:r>
         <w:rPr>
           <w:rtl/>
@@ -9482,20 +8354,14 @@
         </w:rPr>
         <w:t xml:space="preserve">؛ </w:t>
       </w:r>
-      <w:hyperlink r:id="rId190">
-        <w:r>
-          <w:rPr>
-            <w:rtl/>
-            <w:cs/>
-            <w:lang w:val="ar_AE" w:bidi="ar_AE"/>
-          </w:rPr>
-          <w:rPr>
-            <w:color w:val="0000EE"/>
-            <w:u w:val="single"/>
-          </w:rPr>
-          <w:t>إشعياء 51:20</w:t>
-        </w:r>
-      </w:hyperlink>
+      <w:r>
+        <w:rPr>
+          <w:rtl/>
+          <w:cs/>
+          <w:lang w:val="ar_AE" w:bidi="ar_AE"/>
+        </w:rPr>
+        <w:t>إشعياء 51:20</w:t>
+      </w:r>
       <w:r>
         <w:rPr>
           <w:rtl/>
@@ -9650,20 +8516,14 @@
         </w:rPr>
         <w:t>أي أنهم أتقنوا مهارات فعل الشر. • الرَّئِيسُ طَالِبٌ وَالْقَاضِي بِالْهَدِيَّةِ: كان ممنوعًا على الحكام والقضاة تحريف العدالة (</w:t>
       </w:r>
-      <w:hyperlink r:id="rId191">
-        <w:r>
-          <w:rPr>
-            <w:rtl/>
-            <w:cs/>
-            <w:lang w:val="ar_AE" w:bidi="ar_AE"/>
-          </w:rPr>
-          <w:rPr>
-            <w:color w:val="0000EE"/>
-            <w:u w:val="single"/>
-          </w:rPr>
-          <w:t>خروج 18:19–22</w:t>
-        </w:r>
-      </w:hyperlink>
+      <w:r>
+        <w:rPr>
+          <w:rtl/>
+          <w:cs/>
+          <w:lang w:val="ar_AE" w:bidi="ar_AE"/>
+        </w:rPr>
+        <w:t>خروج 18:19–22</w:t>
+      </w:r>
       <w:r>
         <w:rPr>
           <w:rtl/>
@@ -9672,20 +8532,14 @@
         </w:rPr>
         <w:t xml:space="preserve">؛ </w:t>
       </w:r>
-      <w:hyperlink r:id="rId192">
-        <w:r>
-          <w:rPr>
-            <w:rtl/>
-            <w:cs/>
-            <w:lang w:val="ar_AE" w:bidi="ar_AE"/>
-          </w:rPr>
-          <w:rPr>
-            <w:color w:val="0000EE"/>
-            <w:u w:val="single"/>
-          </w:rPr>
-          <w:t>تثنية 16:18–20</w:t>
-        </w:r>
-      </w:hyperlink>
+      <w:r>
+        <w:rPr>
+          <w:rtl/>
+          <w:cs/>
+          <w:lang w:val="ar_AE" w:bidi="ar_AE"/>
+        </w:rPr>
+        <w:t>تثنية 16:18–20</w:t>
+      </w:r>
       <w:r>
         <w:rPr>
           <w:rtl/>
@@ -9828,20 +8682,14 @@
         </w:rPr>
         <w:t xml:space="preserve">لاَ تَأْتَمِنُوا صَاحِبًا: لقد سممت المرارة والفساد والخيانة مجتمع شعب الرب (قارن </w:t>
       </w:r>
-      <w:hyperlink r:id="rId193">
-        <w:r>
-          <w:rPr>
-            <w:rtl/>
-            <w:cs/>
-            <w:lang w:val="ar_AE" w:bidi="ar_AE"/>
-          </w:rPr>
-          <w:rPr>
-            <w:color w:val="0000EE"/>
-            <w:u w:val="single"/>
-          </w:rPr>
-          <w:t>متى 10:34–36</w:t>
-        </w:r>
-      </w:hyperlink>
+      <w:r>
+        <w:rPr>
+          <w:rtl/>
+          <w:cs/>
+          <w:lang w:val="ar_AE" w:bidi="ar_AE"/>
+        </w:rPr>
+        <w:t>متى 10:34–36</w:t>
+      </w:r>
       <w:r>
         <w:rPr>
           <w:rtl/>
@@ -9850,20 +8698,14 @@
         </w:rPr>
         <w:t xml:space="preserve">؛ </w:t>
       </w:r>
-      <w:hyperlink r:id="rId194">
-        <w:r>
-          <w:rPr>
-            <w:rtl/>
-            <w:cs/>
-            <w:lang w:val="ar_AE" w:bidi="ar_AE"/>
-          </w:rPr>
-          <w:rPr>
-            <w:color w:val="0000EE"/>
-            <w:u w:val="single"/>
-          </w:rPr>
-          <w:t>لوقا 12:52–53</w:t>
-        </w:r>
-      </w:hyperlink>
+      <w:r>
+        <w:rPr>
+          <w:rtl/>
+          <w:cs/>
+          <w:lang w:val="ar_AE" w:bidi="ar_AE"/>
+        </w:rPr>
+        <w:t>لوقا 12:52–53</w:t>
+      </w:r>
       <w:r>
         <w:rPr>
           <w:rtl/>
@@ -9939,20 +8781,14 @@
         </w:rPr>
         <w:t xml:space="preserve">في وسط اليأس يصلي ميخا بمزمور الرجاء والثقة في الرب (انظر </w:t>
       </w:r>
-      <w:hyperlink r:id="rId195">
-        <w:r>
-          <w:rPr>
-            <w:rtl/>
-            <w:cs/>
-            <w:lang w:val="ar_AE" w:bidi="ar_AE"/>
-          </w:rPr>
-          <w:rPr>
-            <w:color w:val="0000EE"/>
-            <w:u w:val="single"/>
-          </w:rPr>
-          <w:t>حبقوق 2:4</w:t>
-        </w:r>
-      </w:hyperlink>
+      <w:r>
+        <w:rPr>
+          <w:rtl/>
+          <w:cs/>
+          <w:lang w:val="ar_AE" w:bidi="ar_AE"/>
+        </w:rPr>
+        <w:t>حبقوق 2:4</w:t>
+      </w:r>
       <w:r>
         <w:rPr>
           <w:rtl/>
@@ -9961,20 +8797,14 @@
         </w:rPr>
         <w:t xml:space="preserve">؛ </w:t>
       </w:r>
-      <w:hyperlink r:id="rId196">
-        <w:r>
-          <w:rPr>
-            <w:rtl/>
-            <w:cs/>
-            <w:lang w:val="ar_AE" w:bidi="ar_AE"/>
-          </w:rPr>
-          <w:rPr>
-            <w:color w:val="0000EE"/>
-            <w:u w:val="single"/>
-          </w:rPr>
-          <w:t>3:16–18</w:t>
-        </w:r>
-      </w:hyperlink>
+      <w:r>
+        <w:rPr>
+          <w:rtl/>
+          <w:cs/>
+          <w:lang w:val="ar_AE" w:bidi="ar_AE"/>
+        </w:rPr>
+        <w:t>3:16–18</w:t>
+      </w:r>
       <w:r>
         <w:rPr>
           <w:rtl/>
@@ -10050,20 +8880,14 @@
         </w:rPr>
         <w:t xml:space="preserve">إِذَا جَلَسْتُ فِي الظُّلْمَةِ: يثق النبي بيقين في الله ليكون نوره (قارن </w:t>
       </w:r>
-      <w:hyperlink r:id="rId197">
-        <w:r>
-          <w:rPr>
-            <w:rtl/>
-            <w:cs/>
-            <w:lang w:val="ar_AE" w:bidi="ar_AE"/>
-          </w:rPr>
-          <w:rPr>
-            <w:color w:val="0000EE"/>
-            <w:u w:val="single"/>
-          </w:rPr>
-          <w:t>مزمور 27:1</w:t>
-        </w:r>
-      </w:hyperlink>
+      <w:r>
+        <w:rPr>
+          <w:rtl/>
+          <w:cs/>
+          <w:lang w:val="ar_AE" w:bidi="ar_AE"/>
+        </w:rPr>
+        <w:t>مزمور 27:1</w:t>
+      </w:r>
       <w:r>
         <w:rPr>
           <w:rtl/>
@@ -10072,20 +8896,14 @@
         </w:rPr>
         <w:t xml:space="preserve">) حتى في الصعوبات الشديدة، عالمًا أن أعدائه لن يتغلبوا عليه (قارن </w:t>
       </w:r>
-      <w:hyperlink r:id="rId198">
-        <w:r>
-          <w:rPr>
-            <w:rtl/>
-            <w:cs/>
-            <w:lang w:val="ar_AE" w:bidi="ar_AE"/>
-          </w:rPr>
-          <w:rPr>
-            <w:color w:val="0000EE"/>
-            <w:u w:val="single"/>
-          </w:rPr>
-          <w:t>مزمور 23:4–5</w:t>
-        </w:r>
-      </w:hyperlink>
+      <w:r>
+        <w:rPr>
+          <w:rtl/>
+          <w:cs/>
+          <w:lang w:val="ar_AE" w:bidi="ar_AE"/>
+        </w:rPr>
+        <w:t>مزمور 23:4–5</w:t>
+      </w:r>
       <w:r>
         <w:rPr>
           <w:rtl/>
@@ -10094,20 +8912,14 @@
         </w:rPr>
         <w:t>). لقد أعطاه روح الله القوة والثقة للقيام بمهمته النبوية (</w:t>
       </w:r>
-      <w:hyperlink r:id="rId199">
-        <w:r>
-          <w:rPr>
-            <w:rtl/>
-            <w:cs/>
-            <w:lang w:val="ar_AE" w:bidi="ar_AE"/>
-          </w:rPr>
-          <w:rPr>
-            <w:color w:val="0000EE"/>
-            <w:u w:val="single"/>
-          </w:rPr>
-          <w:t>ميخا 3:8</w:t>
-        </w:r>
-      </w:hyperlink>
+      <w:r>
+        <w:rPr>
+          <w:rtl/>
+          <w:cs/>
+          <w:lang w:val="ar_AE" w:bidi="ar_AE"/>
+        </w:rPr>
+        <w:t>ميخا 3:8</w:t>
+      </w:r>
       <w:r>
         <w:rPr>
           <w:rtl/>
@@ -10250,20 +9062,14 @@
         </w:rPr>
         <w:t>أَيْنَ هُوَ الرَّبُّ إِلهُكِ؟ هذا التحدي انتقد الله والذين وثقوا به. لقد وعد الله أن يكون دائمًا مع شعبه وقادتهم (</w:t>
       </w:r>
-      <w:hyperlink r:id="rId200">
-        <w:r>
-          <w:rPr>
-            <w:rtl/>
-            <w:cs/>
-            <w:lang w:val="ar_AE" w:bidi="ar_AE"/>
-          </w:rPr>
-          <w:rPr>
-            <w:color w:val="0000EE"/>
-            <w:u w:val="single"/>
-          </w:rPr>
-          <w:t>تكوين 46:3–4</w:t>
-        </w:r>
-      </w:hyperlink>
+      <w:r>
+        <w:rPr>
+          <w:rtl/>
+          <w:cs/>
+          <w:lang w:val="ar_AE" w:bidi="ar_AE"/>
+        </w:rPr>
+        <w:t>تكوين 46:3–4</w:t>
+      </w:r>
       <w:r>
         <w:rPr>
           <w:rtl/>
@@ -10272,20 +9078,14 @@
         </w:rPr>
         <w:t xml:space="preserve">؛ </w:t>
       </w:r>
-      <w:hyperlink r:id="rId63">
-        <w:r>
-          <w:rPr>
-            <w:rtl/>
-            <w:cs/>
-            <w:lang w:val="ar_AE" w:bidi="ar_AE"/>
-          </w:rPr>
-          <w:rPr>
-            <w:color w:val="0000EE"/>
-            <w:u w:val="single"/>
-          </w:rPr>
-          <w:t>خروج 3:12</w:t>
-        </w:r>
-      </w:hyperlink>
+      <w:r>
+        <w:rPr>
+          <w:rtl/>
+          <w:cs/>
+          <w:lang w:val="ar_AE" w:bidi="ar_AE"/>
+        </w:rPr>
+        <w:t>خروج 3:12</w:t>
+      </w:r>
       <w:r>
         <w:rPr>
           <w:rtl/>
@@ -10294,20 +9094,14 @@
         </w:rPr>
         <w:t xml:space="preserve">). لقد أهين الله بسبب هذه التحديات، وكان سيعمل لأجل اسمه (قارن </w:t>
       </w:r>
-      <w:hyperlink r:id="rId201">
-        <w:r>
-          <w:rPr>
-            <w:rtl/>
-            <w:cs/>
-            <w:lang w:val="ar_AE" w:bidi="ar_AE"/>
-          </w:rPr>
-          <w:rPr>
-            <w:color w:val="0000EE"/>
-            <w:u w:val="single"/>
-          </w:rPr>
-          <w:t>حزقيال 20:9</w:t>
-        </w:r>
-      </w:hyperlink>
+      <w:r>
+        <w:rPr>
+          <w:rtl/>
+          <w:cs/>
+          <w:lang w:val="ar_AE" w:bidi="ar_AE"/>
+        </w:rPr>
+        <w:t>حزقيال 20:9</w:t>
+      </w:r>
       <w:r>
         <w:rPr>
           <w:rtl/>
@@ -10316,20 +9110,14 @@
         </w:rPr>
         <w:t xml:space="preserve">؛ </w:t>
       </w:r>
-      <w:hyperlink r:id="rId202">
-        <w:r>
-          <w:rPr>
-            <w:rtl/>
-            <w:cs/>
-            <w:lang w:val="ar_AE" w:bidi="ar_AE"/>
-          </w:rPr>
-          <w:rPr>
-            <w:color w:val="0000EE"/>
-            <w:u w:val="single"/>
-          </w:rPr>
-          <w:t>36:19–26</w:t>
-        </w:r>
-      </w:hyperlink>
+      <w:r>
+        <w:rPr>
+          <w:rtl/>
+          <w:cs/>
+          <w:lang w:val="ar_AE" w:bidi="ar_AE"/>
+        </w:rPr>
+        <w:t>36:19–26</w:t>
+      </w:r>
       <w:r>
         <w:rPr>
           <w:rtl/>
@@ -10405,20 +9193,14 @@
         </w:rPr>
         <w:t xml:space="preserve">يشمل ذلك اليوم (1) 538 قبل الميلاد، عندما بدأت إسرائيل في العودة من السبي في بابل (انظر </w:t>
       </w:r>
-      <w:hyperlink r:id="rId203">
-        <w:r>
-          <w:rPr>
-            <w:rtl/>
-            <w:cs/>
-            <w:lang w:val="ar_AE" w:bidi="ar_AE"/>
-          </w:rPr>
-          <w:rPr>
-            <w:color w:val="0000EE"/>
-            <w:u w:val="single"/>
-          </w:rPr>
-          <w:t>عزرا 1–2</w:t>
-        </w:r>
-      </w:hyperlink>
+      <w:r>
+        <w:rPr>
+          <w:rtl/>
+          <w:cs/>
+          <w:lang w:val="ar_AE" w:bidi="ar_AE"/>
+        </w:rPr>
+        <w:t>عزرا 1–2</w:t>
+      </w:r>
       <w:r>
         <w:rPr>
           <w:rtl/>
@@ -10427,20 +9209,14 @@
         </w:rPr>
         <w:t xml:space="preserve">)؛ و(2) الاستعادة النهائية لشعب الله (انظر </w:t>
       </w:r>
-      <w:hyperlink r:id="rId85">
-        <w:r>
-          <w:rPr>
-            <w:rtl/>
-            <w:cs/>
-            <w:lang w:val="ar_AE" w:bidi="ar_AE"/>
-          </w:rPr>
-          <w:rPr>
-            <w:color w:val="0000EE"/>
-            <w:u w:val="single"/>
-          </w:rPr>
-          <w:t>عاموس 9:11–15</w:t>
-        </w:r>
-      </w:hyperlink>
+      <w:r>
+        <w:rPr>
+          <w:rtl/>
+          <w:cs/>
+          <w:lang w:val="ar_AE" w:bidi="ar_AE"/>
+        </w:rPr>
+        <w:t>عاموس 9:11–15</w:t>
+      </w:r>
       <w:r>
         <w:rPr>
           <w:rtl/>
@@ -10449,20 +9225,14 @@
         </w:rPr>
         <w:t>). مع تدفق الأمم إلى إسرائيل المتجددة، ستتحقق مقاصد الله من خلال إبراهيم (</w:t>
       </w:r>
-      <w:hyperlink r:id="rId72">
-        <w:r>
-          <w:rPr>
-            <w:rtl/>
-            <w:cs/>
-            <w:lang w:val="ar_AE" w:bidi="ar_AE"/>
-          </w:rPr>
-          <w:rPr>
-            <w:color w:val="0000EE"/>
-            <w:u w:val="single"/>
-          </w:rPr>
-          <w:t>تكوين 12:3</w:t>
-        </w:r>
-      </w:hyperlink>
+      <w:r>
+        <w:rPr>
+          <w:rtl/>
+          <w:cs/>
+          <w:lang w:val="ar_AE" w:bidi="ar_AE"/>
+        </w:rPr>
+        <w:t>تكوين 12:3</w:t>
+      </w:r>
       <w:r>
         <w:rPr>
           <w:rtl/>
@@ -10538,20 +9308,14 @@
         </w:rPr>
         <w:t>قبل استردادها، كان يجب تأديب إسرائيل (</w:t>
       </w:r>
-      <w:hyperlink r:id="rId32">
-        <w:r>
-          <w:rPr>
-            <w:rtl/>
-            <w:cs/>
-            <w:lang w:val="ar_AE" w:bidi="ar_AE"/>
-          </w:rPr>
-          <w:rPr>
-            <w:color w:val="0000EE"/>
-            <w:u w:val="single"/>
-          </w:rPr>
-          <w:t>تثنية 4:29</w:t>
-        </w:r>
-      </w:hyperlink>
+      <w:r>
+        <w:rPr>
+          <w:rtl/>
+          <w:cs/>
+          <w:lang w:val="ar_AE" w:bidi="ar_AE"/>
+        </w:rPr>
+        <w:t>تثنية 4:29</w:t>
+      </w:r>
       <w:r>
         <w:rPr>
           <w:rtl/>
@@ -10560,20 +9324,14 @@
         </w:rPr>
         <w:t xml:space="preserve">؛ </w:t>
       </w:r>
-      <w:hyperlink r:id="rId33">
-        <w:r>
-          <w:rPr>
-            <w:rtl/>
-            <w:cs/>
-            <w:lang w:val="ar_AE" w:bidi="ar_AE"/>
-          </w:rPr>
-          <w:rPr>
-            <w:color w:val="0000EE"/>
-            <w:u w:val="single"/>
-          </w:rPr>
-          <w:t>28:37</w:t>
-        </w:r>
-      </w:hyperlink>
+      <w:r>
+        <w:rPr>
+          <w:rtl/>
+          <w:cs/>
+          <w:lang w:val="ar_AE" w:bidi="ar_AE"/>
+        </w:rPr>
+        <w:t>28:37</w:t>
+      </w:r>
       <w:r>
         <w:rPr>
           <w:rtl/>
@@ -10582,20 +9340,14 @@
         </w:rPr>
         <w:t xml:space="preserve">، </w:t>
       </w:r>
-      <w:hyperlink r:id="rId34">
-        <w:r>
-          <w:rPr>
-            <w:rtl/>
-            <w:cs/>
-            <w:lang w:val="ar_AE" w:bidi="ar_AE"/>
-          </w:rPr>
-          <w:rPr>
-            <w:color w:val="0000EE"/>
-            <w:u w:val="single"/>
-          </w:rPr>
-          <w:t>48</w:t>
-        </w:r>
-      </w:hyperlink>
+      <w:r>
+        <w:rPr>
+          <w:rtl/>
+          <w:cs/>
+          <w:lang w:val="ar_AE" w:bidi="ar_AE"/>
+        </w:rPr>
+        <w:t>48</w:t>
+      </w:r>
       <w:r>
         <w:rPr>
           <w:rtl/>
@@ -10604,20 +9356,14 @@
         </w:rPr>
         <w:t xml:space="preserve">، </w:t>
       </w:r>
-      <w:hyperlink r:id="rId204">
-        <w:r>
-          <w:rPr>
-            <w:rtl/>
-            <w:cs/>
-            <w:lang w:val="ar_AE" w:bidi="ar_AE"/>
-          </w:rPr>
-          <w:rPr>
-            <w:color w:val="0000EE"/>
-            <w:u w:val="single"/>
-          </w:rPr>
-          <w:t>63</w:t>
-        </w:r>
-      </w:hyperlink>
+      <w:r>
+        <w:rPr>
+          <w:rtl/>
+          <w:cs/>
+          <w:lang w:val="ar_AE" w:bidi="ar_AE"/>
+        </w:rPr>
+        <w:t>63</w:t>
+      </w:r>
       <w:r>
         <w:rPr>
           <w:rtl/>
@@ -10626,20 +9372,14 @@
         </w:rPr>
         <w:t xml:space="preserve">؛ </w:t>
       </w:r>
-      <w:hyperlink r:id="rId53">
-        <w:r>
-          <w:rPr>
-            <w:rtl/>
-            <w:cs/>
-            <w:lang w:val="ar_AE" w:bidi="ar_AE"/>
-          </w:rPr>
-          <w:rPr>
-            <w:color w:val="0000EE"/>
-            <w:u w:val="single"/>
-          </w:rPr>
-          <w:t>30:1–6</w:t>
-        </w:r>
-      </w:hyperlink>
+      <w:r>
+        <w:rPr>
+          <w:rtl/>
+          <w:cs/>
+          <w:lang w:val="ar_AE" w:bidi="ar_AE"/>
+        </w:rPr>
+        <w:t>30:1–6</w:t>
+      </w:r>
       <w:r>
         <w:rPr>
           <w:rtl/>
@@ -10732,20 +9472,14 @@
         </w:rPr>
         <w:t xml:space="preserve"> كان بإمكان راعي الشرق الأدنى القديم أن يحمي خرافه من الوحوش البرية. وبالمثل، صلى النبي كي يحمي الله شعبه من الأمم المُعادية (قارن </w:t>
       </w:r>
-      <w:hyperlink r:id="rId205">
-        <w:r>
-          <w:rPr>
-            <w:rtl/>
-            <w:cs/>
-            <w:lang w:val="ar_AE" w:bidi="ar_AE"/>
-          </w:rPr>
-          <w:rPr>
-            <w:color w:val="0000EE"/>
-            <w:u w:val="single"/>
-          </w:rPr>
-          <w:t>خروج 4:1–5</w:t>
-        </w:r>
-      </w:hyperlink>
+      <w:r>
+        <w:rPr>
+          <w:rtl/>
+          <w:cs/>
+          <w:lang w:val="ar_AE" w:bidi="ar_AE"/>
+        </w:rPr>
+        <w:t>خروج 4:1–5</w:t>
+      </w:r>
       <w:r>
         <w:rPr>
           <w:rtl/>
@@ -10754,20 +9488,14 @@
         </w:rPr>
         <w:t xml:space="preserve">). • مِيرَاثِكَ: قارن </w:t>
       </w:r>
-      <w:hyperlink r:id="rId103">
-        <w:r>
-          <w:rPr>
-            <w:rtl/>
-            <w:cs/>
-            <w:lang w:val="ar_AE" w:bidi="ar_AE"/>
-          </w:rPr>
-          <w:rPr>
-            <w:color w:val="0000EE"/>
-            <w:u w:val="single"/>
-          </w:rPr>
-          <w:t>خروج 19:5</w:t>
-        </w:r>
-      </w:hyperlink>
+      <w:r>
+        <w:rPr>
+          <w:rtl/>
+          <w:cs/>
+          <w:lang w:val="ar_AE" w:bidi="ar_AE"/>
+        </w:rPr>
+        <w:t>خروج 19:5</w:t>
+      </w:r>
       <w:r>
         <w:rPr>
           <w:rtl/>
@@ -10776,20 +9504,14 @@
         </w:rPr>
         <w:t xml:space="preserve">؛ </w:t>
       </w:r>
-      <w:hyperlink r:id="rId206">
-        <w:r>
-          <w:rPr>
-            <w:rtl/>
-            <w:cs/>
-            <w:lang w:val="ar_AE" w:bidi="ar_AE"/>
-          </w:rPr>
-          <w:rPr>
-            <w:color w:val="0000EE"/>
-            <w:u w:val="single"/>
-          </w:rPr>
-          <w:t>تثنية 7:6</w:t>
-        </w:r>
-      </w:hyperlink>
+      <w:r>
+        <w:rPr>
+          <w:rtl/>
+          <w:cs/>
+          <w:lang w:val="ar_AE" w:bidi="ar_AE"/>
+        </w:rPr>
+        <w:t>تثنية 7:6</w:t>
+      </w:r>
       <w:r>
         <w:rPr>
           <w:rtl/>
@@ -10798,20 +9520,14 @@
         </w:rPr>
         <w:t xml:space="preserve">؛ </w:t>
       </w:r>
-      <w:hyperlink r:id="rId207">
-        <w:r>
-          <w:rPr>
-            <w:rtl/>
-            <w:cs/>
-            <w:lang w:val="ar_AE" w:bidi="ar_AE"/>
-          </w:rPr>
-          <w:rPr>
-            <w:color w:val="0000EE"/>
-            <w:u w:val="single"/>
-          </w:rPr>
-          <w:t>14:2</w:t>
-        </w:r>
-      </w:hyperlink>
+      <w:r>
+        <w:rPr>
+          <w:rtl/>
+          <w:cs/>
+          <w:lang w:val="ar_AE" w:bidi="ar_AE"/>
+        </w:rPr>
+        <w:t>14:2</w:t>
+      </w:r>
       <w:r>
         <w:rPr>
           <w:rtl/>
@@ -10820,20 +9536,14 @@
         </w:rPr>
         <w:t xml:space="preserve">؛ </w:t>
       </w:r>
-      <w:hyperlink r:id="rId208">
-        <w:r>
-          <w:rPr>
-            <w:rtl/>
-            <w:cs/>
-            <w:lang w:val="ar_AE" w:bidi="ar_AE"/>
-          </w:rPr>
-          <w:rPr>
-            <w:color w:val="0000EE"/>
-            <w:u w:val="single"/>
-          </w:rPr>
-          <w:t>26:18</w:t>
-        </w:r>
-      </w:hyperlink>
+      <w:r>
+        <w:rPr>
+          <w:rtl/>
+          <w:cs/>
+          <w:lang w:val="ar_AE" w:bidi="ar_AE"/>
+        </w:rPr>
+        <w:t>26:18</w:t>
+      </w:r>
       <w:r>
         <w:rPr>
           <w:rtl/>
@@ -10842,20 +9552,14 @@
         </w:rPr>
         <w:t xml:space="preserve">؛ </w:t>
       </w:r>
-      <w:hyperlink r:id="rId209">
-        <w:r>
-          <w:rPr>
-            <w:rtl/>
-            <w:cs/>
-            <w:lang w:val="ar_AE" w:bidi="ar_AE"/>
-          </w:rPr>
-          <w:rPr>
-            <w:color w:val="0000EE"/>
-            <w:u w:val="single"/>
-          </w:rPr>
-          <w:t>ملاخي 3:17</w:t>
-        </w:r>
-      </w:hyperlink>
+      <w:r>
+        <w:rPr>
+          <w:rtl/>
+          <w:cs/>
+          <w:lang w:val="ar_AE" w:bidi="ar_AE"/>
+        </w:rPr>
+        <w:t>ملاخي 3:17</w:t>
+      </w:r>
       <w:r>
         <w:rPr>
           <w:rtl/>
@@ -10864,20 +9568,14 @@
         </w:rPr>
         <w:t xml:space="preserve">؛ </w:t>
       </w:r>
-      <w:hyperlink r:id="rId210">
-        <w:r>
-          <w:rPr>
-            <w:rtl/>
-            <w:cs/>
-            <w:lang w:val="ar_AE" w:bidi="ar_AE"/>
-          </w:rPr>
-          <w:rPr>
-            <w:color w:val="0000EE"/>
-            <w:u w:val="single"/>
-          </w:rPr>
-          <w:t>1 بطرس 2:9</w:t>
-        </w:r>
-      </w:hyperlink>
+      <w:r>
+        <w:rPr>
+          <w:rtl/>
+          <w:cs/>
+          <w:lang w:val="ar_AE" w:bidi="ar_AE"/>
+        </w:rPr>
+        <w:t>1 بطرس 2:9</w:t>
+      </w:r>
       <w:r>
         <w:rPr>
           <w:rtl/>
@@ -10886,20 +9584,14 @@
         </w:rPr>
         <w:t>. • كانت باشان وجلعاد، شرقي نهر الأردن، جزءًا من أولى عطايا الرب لأسباط رأوبين وجاد ومنسى الإسرائيلية (</w:t>
       </w:r>
-      <w:hyperlink r:id="rId211">
-        <w:r>
-          <w:rPr>
-            <w:rtl/>
-            <w:cs/>
-            <w:lang w:val="ar_AE" w:bidi="ar_AE"/>
-          </w:rPr>
-          <w:rPr>
-            <w:color w:val="0000EE"/>
-            <w:u w:val="single"/>
-          </w:rPr>
-          <w:t>يشوع 13:15–31</w:t>
-        </w:r>
-      </w:hyperlink>
+      <w:r>
+        <w:rPr>
+          <w:rtl/>
+          <w:cs/>
+          <w:lang w:val="ar_AE" w:bidi="ar_AE"/>
+        </w:rPr>
+        <w:t>يشوع 13:15–31</w:t>
+      </w:r>
       <w:r>
         <w:rPr>
           <w:rtl/>
@@ -10975,20 +9667,14 @@
         </w:rPr>
         <w:t xml:space="preserve">كان الرب قد وعد بتجديد إسرائيل بالكامل، باعتبارها ميراثه الخاص (انظر </w:t>
       </w:r>
-      <w:hyperlink r:id="rId103">
-        <w:r>
-          <w:rPr>
-            <w:rtl/>
-            <w:cs/>
-            <w:lang w:val="ar_AE" w:bidi="ar_AE"/>
-          </w:rPr>
-          <w:rPr>
-            <w:color w:val="0000EE"/>
-            <w:u w:val="single"/>
-          </w:rPr>
-          <w:t>خروج 19:5</w:t>
-        </w:r>
-      </w:hyperlink>
+      <w:r>
+        <w:rPr>
+          <w:rtl/>
+          <w:cs/>
+          <w:lang w:val="ar_AE" w:bidi="ar_AE"/>
+        </w:rPr>
+        <w:t>خروج 19:5</w:t>
+      </w:r>
       <w:r>
         <w:rPr>
           <w:rtl/>
@@ -10997,20 +9683,14 @@
         </w:rPr>
         <w:t xml:space="preserve">؛ </w:t>
       </w:r>
-      <w:hyperlink r:id="rId209">
-        <w:r>
-          <w:rPr>
-            <w:rtl/>
-            <w:cs/>
-            <w:lang w:val="ar_AE" w:bidi="ar_AE"/>
-          </w:rPr>
-          <w:rPr>
-            <w:color w:val="0000EE"/>
-            <w:u w:val="single"/>
-          </w:rPr>
-          <w:t>ملاخي 3:17</w:t>
-        </w:r>
-      </w:hyperlink>
+      <w:r>
+        <w:rPr>
+          <w:rtl/>
+          <w:cs/>
+          <w:lang w:val="ar_AE" w:bidi="ar_AE"/>
+        </w:rPr>
+        <w:t>ملاخي 3:17</w:t>
+      </w:r>
       <w:r>
         <w:rPr>
           <w:rtl/>
@@ -11019,20 +9699,14 @@
         </w:rPr>
         <w:t xml:space="preserve">). فالدينونة لا تعني تدمير الرجاء، بل تطهيرًا حتى يسود الرجاء الحقيقي. سيكون الاسترداد هو عمل الله وحده، إذ استعاد بقية شعبه الخاص وأزال ذنبهم بمحبته ورأفته وأمانته (انظر </w:t>
       </w:r>
-      <w:hyperlink r:id="rId212">
-        <w:r>
-          <w:rPr>
-            <w:rtl/>
-            <w:cs/>
-            <w:lang w:val="ar_AE" w:bidi="ar_AE"/>
-          </w:rPr>
-          <w:rPr>
-            <w:color w:val="0000EE"/>
-            <w:u w:val="single"/>
-          </w:rPr>
-          <w:t>خروج 32:12–14</w:t>
-        </w:r>
-      </w:hyperlink>
+      <w:r>
+        <w:rPr>
+          <w:rtl/>
+          <w:cs/>
+          <w:lang w:val="ar_AE" w:bidi="ar_AE"/>
+        </w:rPr>
+        <w:t>خروج 32:12–14</w:t>
+      </w:r>
       <w:r>
         <w:rPr>
           <w:rtl/>
@@ -11187,20 +9861,14 @@
         </w:rPr>
         <w:t>إن الوعد بأن جميع الأمم سوف تتبارك في نسل إبراهيم (</w:t>
       </w:r>
-      <w:hyperlink r:id="rId72">
-        <w:r>
-          <w:rPr>
-            <w:rtl/>
-            <w:cs/>
-            <w:lang w:val="ar_AE" w:bidi="ar_AE"/>
-          </w:rPr>
-          <w:rPr>
-            <w:color w:val="0000EE"/>
-            <w:u w:val="single"/>
-          </w:rPr>
-          <w:t>تكوين 12:3</w:t>
-        </w:r>
-      </w:hyperlink>
+      <w:r>
+        <w:rPr>
+          <w:rtl/>
+          <w:cs/>
+          <w:lang w:val="ar_AE" w:bidi="ar_AE"/>
+        </w:rPr>
+        <w:t>تكوين 12:3</w:t>
+      </w:r>
       <w:r>
         <w:rPr>
           <w:rtl/>
@@ -11293,20 +9961,14 @@
         </w:rPr>
         <w:t xml:space="preserve"> ضربت الأمم عقب إسرائيل (انظر </w:t>
       </w:r>
-      <w:hyperlink r:id="rId213">
-        <w:r>
-          <w:rPr>
-            <w:rtl/>
-            <w:cs/>
-            <w:lang w:val="ar_AE" w:bidi="ar_AE"/>
-          </w:rPr>
-          <w:rPr>
-            <w:color w:val="0000EE"/>
-            <w:u w:val="single"/>
-          </w:rPr>
-          <w:t>تكوين 3:14–15</w:t>
-        </w:r>
-      </w:hyperlink>
+      <w:r>
+        <w:rPr>
+          <w:rtl/>
+          <w:cs/>
+          <w:lang w:val="ar_AE" w:bidi="ar_AE"/>
+        </w:rPr>
+        <w:t>تكوين 3:14–15</w:t>
+      </w:r>
       <w:r>
         <w:rPr>
           <w:rtl/>
@@ -11315,20 +9977,14 @@
         </w:rPr>
         <w:t>). كان الأنبياء يصورون بانتظام الأمم الأجنبية كثعابين سامة ومخادعة (</w:t>
       </w:r>
-      <w:hyperlink r:id="rId214">
-        <w:r>
-          <w:rPr>
-            <w:rtl/>
-            <w:cs/>
-            <w:lang w:val="ar_AE" w:bidi="ar_AE"/>
-          </w:rPr>
-          <w:rPr>
-            <w:color w:val="0000EE"/>
-            <w:u w:val="single"/>
-          </w:rPr>
-          <w:t>إشعياء 14:29</w:t>
-        </w:r>
-      </w:hyperlink>
+      <w:r>
+        <w:rPr>
+          <w:rtl/>
+          <w:cs/>
+          <w:lang w:val="ar_AE" w:bidi="ar_AE"/>
+        </w:rPr>
+        <w:t>إشعياء 14:29</w:t>
+      </w:r>
       <w:r>
         <w:rPr>
           <w:rtl/>
@@ -11337,20 +9993,14 @@
         </w:rPr>
         <w:t xml:space="preserve">؛ </w:t>
       </w:r>
-      <w:hyperlink r:id="rId215">
-        <w:r>
-          <w:rPr>
-            <w:rtl/>
-            <w:cs/>
-            <w:lang w:val="ar_AE" w:bidi="ar_AE"/>
-          </w:rPr>
-          <w:rPr>
-            <w:color w:val="0000EE"/>
-            <w:u w:val="single"/>
-          </w:rPr>
-          <w:t>إرميا 8:17</w:t>
-        </w:r>
-      </w:hyperlink>
+      <w:r>
+        <w:rPr>
+          <w:rtl/>
+          <w:cs/>
+          <w:lang w:val="ar_AE" w:bidi="ar_AE"/>
+        </w:rPr>
+        <w:t>إرميا 8:17</w:t>
+      </w:r>
       <w:r>
         <w:rPr>
           <w:rtl/>
@@ -11359,20 +10009,14 @@
         </w:rPr>
         <w:t xml:space="preserve">؛ </w:t>
       </w:r>
-      <w:hyperlink r:id="rId216">
-        <w:r>
-          <w:rPr>
-            <w:rtl/>
-            <w:cs/>
-            <w:lang w:val="ar_AE" w:bidi="ar_AE"/>
-          </w:rPr>
-          <w:rPr>
-            <w:color w:val="0000EE"/>
-            <w:u w:val="single"/>
-          </w:rPr>
-          <w:t>حزقيال 29:1–3</w:t>
-        </w:r>
-      </w:hyperlink>
+      <w:r>
+        <w:rPr>
+          <w:rtl/>
+          <w:cs/>
+          <w:lang w:val="ar_AE" w:bidi="ar_AE"/>
+        </w:rPr>
+        <w:t>حزقيال 29:1–3</w:t>
+      </w:r>
       <w:r>
         <w:rPr>
           <w:rtl/>
@@ -11381,20 +10025,14 @@
         </w:rPr>
         <w:t xml:space="preserve">). والآن ستُذل هذه الأمم (انظر </w:t>
       </w:r>
-      <w:hyperlink r:id="rId217">
-        <w:r>
-          <w:rPr>
-            <w:rtl/>
-            <w:cs/>
-            <w:lang w:val="ar_AE" w:bidi="ar_AE"/>
-          </w:rPr>
-          <w:rPr>
-            <w:color w:val="0000EE"/>
-            <w:u w:val="single"/>
-          </w:rPr>
-          <w:t>مزمور 72:9</w:t>
-        </w:r>
-      </w:hyperlink>
+      <w:r>
+        <w:rPr>
+          <w:rtl/>
+          <w:cs/>
+          <w:lang w:val="ar_AE" w:bidi="ar_AE"/>
+        </w:rPr>
+        <w:t>مزمور 72:9</w:t>
+      </w:r>
       <w:r>
         <w:rPr>
           <w:rtl/>
@@ -11470,20 +10108,14 @@
         </w:rPr>
         <w:t xml:space="preserve">تُقدِّم هذه الآيات ملخصًا موجزًا ومميزًا للاهوت العهد القديم. الله فريد. لا يوجد أحد ولا شيء مثله. وبسبب محبته التي لا تنقطع (الكلمة العبرية: خيسيد)، فهو لا يُهلك شعبه الذي يدينه، بل يستردهم (انظر </w:t>
       </w:r>
-      <w:hyperlink r:id="rId218">
-        <w:r>
-          <w:rPr>
-            <w:rtl/>
-            <w:cs/>
-            <w:lang w:val="ar_AE" w:bidi="ar_AE"/>
-          </w:rPr>
-          <w:rPr>
-            <w:color w:val="0000EE"/>
-            <w:u w:val="single"/>
-          </w:rPr>
-          <w:t>خروج 36:6–7</w:t>
-        </w:r>
-      </w:hyperlink>
+      <w:r>
+        <w:rPr>
+          <w:rtl/>
+          <w:cs/>
+          <w:lang w:val="ar_AE" w:bidi="ar_AE"/>
+        </w:rPr>
+        <w:t>خروج 36:6–7</w:t>
+      </w:r>
       <w:r>
         <w:rPr>
           <w:rtl/>
@@ -11492,20 +10124,14 @@
         </w:rPr>
         <w:t xml:space="preserve">). أمانته تعني أنه يمكن الوثوق به لفعل الخير بغض النظر عن التكلفة التي يتحملها (انظر </w:t>
       </w:r>
-      <w:hyperlink r:id="rId219">
-        <w:r>
-          <w:rPr>
-            <w:rtl/>
-            <w:cs/>
-            <w:lang w:val="ar_AE" w:bidi="ar_AE"/>
-          </w:rPr>
-          <w:rPr>
-            <w:color w:val="0000EE"/>
-            <w:u w:val="single"/>
-          </w:rPr>
-          <w:t>مزمور 89:1–2</w:t>
-        </w:r>
-      </w:hyperlink>
+      <w:r>
+        <w:rPr>
+          <w:rtl/>
+          <w:cs/>
+          <w:lang w:val="ar_AE" w:bidi="ar_AE"/>
+        </w:rPr>
+        <w:t>مزمور 89:1–2</w:t>
+      </w:r>
       <w:r>
         <w:rPr>
           <w:rtl/>
@@ -11514,20 +10140,14 @@
         </w:rPr>
         <w:t>). • مَنْ هُوَ إِلهٌ مِثْلُكَ غَافِرٌ الإِثْمَ: ربما يشير هذا السؤال إلى اسم ميخا ("من مثل الرب؟"). شخصية الله لا مثيل لها بين آلهة الأمم. أفعاله وكلماته تنبع من شخصيته (</w:t>
       </w:r>
-      <w:hyperlink r:id="rId154">
-        <w:r>
-          <w:rPr>
-            <w:rtl/>
-            <w:cs/>
-            <w:lang w:val="ar_AE" w:bidi="ar_AE"/>
-          </w:rPr>
-          <w:rPr>
-            <w:color w:val="0000EE"/>
-            <w:u w:val="single"/>
-          </w:rPr>
-          <w:t>خروج 34:6–7</w:t>
-        </w:r>
-      </w:hyperlink>
+      <w:r>
+        <w:rPr>
+          <w:rtl/>
+          <w:cs/>
+          <w:lang w:val="ar_AE" w:bidi="ar_AE"/>
+        </w:rPr>
+        <w:t>خروج 34:6–7</w:t>
+      </w:r>
       <w:r>
         <w:rPr>
           <w:rtl/>
@@ -11536,20 +10156,14 @@
         </w:rPr>
         <w:t>). الله يغفر، ويظهر الرأفة، وينتصر على خطايا شعبه، ويختم تلك الخطايا بعيدًا (في أعماق البحر). إن محبة الرب التي لا تنقطع ولا تفشل دفعته إلى اختيار إسرائيل من البداية (</w:t>
       </w:r>
-      <w:hyperlink r:id="rId220">
-        <w:r>
-          <w:rPr>
-            <w:rtl/>
-            <w:cs/>
-            <w:lang w:val="ar_AE" w:bidi="ar_AE"/>
-          </w:rPr>
-          <w:rPr>
-            <w:color w:val="0000EE"/>
-            <w:u w:val="single"/>
-          </w:rPr>
-          <w:t>تثنية 7:8</w:t>
-        </w:r>
-      </w:hyperlink>
+      <w:r>
+        <w:rPr>
+          <w:rtl/>
+          <w:cs/>
+          <w:lang w:val="ar_AE" w:bidi="ar_AE"/>
+        </w:rPr>
+        <w:t>تثنية 7:8</w:t>
+      </w:r>
       <w:r>
         <w:rPr>
           <w:rtl/>
@@ -11558,20 +10172,14 @@
         </w:rPr>
         <w:t>)، بما يتوافق مع أمانته العهدية لآباء إسرائيل (</w:t>
       </w:r>
-      <w:hyperlink r:id="rId221">
-        <w:r>
-          <w:rPr>
-            <w:rtl/>
-            <w:cs/>
-            <w:lang w:val="ar_AE" w:bidi="ar_AE"/>
-          </w:rPr>
-          <w:rPr>
-            <w:color w:val="0000EE"/>
-            <w:u w:val="single"/>
-          </w:rPr>
-          <w:t>تثنية 7:20</w:t>
-        </w:r>
-      </w:hyperlink>
+      <w:r>
+        <w:rPr>
+          <w:rtl/>
+          <w:cs/>
+          <w:lang w:val="ar_AE" w:bidi="ar_AE"/>
+        </w:rPr>
+        <w:t>تثنية 7:20</w:t>
+      </w:r>
       <w:r>
         <w:rPr>
           <w:rtl/>
@@ -11580,20 +10188,14 @@
         </w:rPr>
         <w:t xml:space="preserve">؛ </w:t>
       </w:r>
-      <w:hyperlink r:id="rId222">
-        <w:r>
-          <w:rPr>
-            <w:rtl/>
-            <w:cs/>
-            <w:lang w:val="ar_AE" w:bidi="ar_AE"/>
-          </w:rPr>
-          <w:rPr>
-            <w:color w:val="0000EE"/>
-            <w:u w:val="single"/>
-          </w:rPr>
-          <w:t>9:1–10:22</w:t>
-        </w:r>
-      </w:hyperlink>
+      <w:r>
+        <w:rPr>
+          <w:rtl/>
+          <w:cs/>
+          <w:lang w:val="ar_AE" w:bidi="ar_AE"/>
+        </w:rPr>
+        <w:t>9:1–10:22</w:t>
+      </w:r>
       <w:r>
         <w:rPr>
           <w:rtl/>
